--- a/docs/ux/design-system.docx
+++ b/docs/ux/design-system.docx
@@ -60,9 +60,214 @@
         </w:p>
       </w:sdtContent>
     </w:sdt>
+    <w:tbl>
+      <w:tblPr>
+        <w:tblStyle w:val="Table"/>
+        <w:tblW w:type="pct" w:w="5000"/>
+        <w:tblLook w:firstRow="1" w:lastRow="0" w:firstColumn="0" w:lastColumn="0" w:noHBand="0" w:noVBand="0" w:val="0020"/>
+        <w:jc w:val="start"/>
+      </w:tblPr>
+      <w:tblGrid>
+        <w:gridCol w:w="1584"/>
+        <w:gridCol w:w="1584"/>
+        <w:gridCol w:w="1584"/>
+        <w:gridCol w:w="1584"/>
+        <w:gridCol w:w="1584"/>
+      </w:tblGrid>
+      <w:tr>
+        <w:trPr>
+          <w:tblHeader w:val="true"/>
+          <w:tblHeader w:val="true"/>
+        </w:trPr>
+        <w:tc>
+          <w:tcPr>
+            <w:shd w:val="clear" w:color="auto" w:fill="213368"/>
+          </w:tcPr>
+          <w:p>
+            <w:pPr>
+              <w:pStyle w:val="Compact"/>
+              <w:spacing w:before="20" w:after="20"/>
+              <w:jc w:val="left"/>
+            </w:pPr>
+            <w:r>
+              <w:rPr>
+                <w:b/>
+                <w:color w:val="FFFFFF"/>
+                <w:sz w:val="17"/>
+              </w:rPr>
+              <w:t xml:space="preserve">Document</w:t>
+            </w:r>
+          </w:p>
+        </w:tc>
+        <w:tc>
+          <w:tcPr>
+            <w:shd w:val="clear" w:color="auto" w:fill="213368"/>
+          </w:tcPr>
+          <w:p>
+            <w:pPr>
+              <w:pStyle w:val="Compact"/>
+              <w:spacing w:before="20" w:after="20"/>
+              <w:jc w:val="left"/>
+            </w:pPr>
+            <w:r>
+              <w:rPr>
+                <w:b/>
+                <w:color w:val="FFFFFF"/>
+                <w:sz w:val="17"/>
+              </w:rPr>
+              <w:t xml:space="preserve">Version</w:t>
+            </w:r>
+          </w:p>
+        </w:tc>
+        <w:tc>
+          <w:tcPr>
+            <w:shd w:val="clear" w:color="auto" w:fill="213368"/>
+          </w:tcPr>
+          <w:p>
+            <w:pPr>
+              <w:pStyle w:val="Compact"/>
+              <w:spacing w:before="20" w:after="20"/>
+              <w:jc w:val="left"/>
+            </w:pPr>
+            <w:r>
+              <w:rPr>
+                <w:b/>
+                <w:color w:val="FFFFFF"/>
+                <w:sz w:val="17"/>
+              </w:rPr>
+              <w:t xml:space="preserve">Date</w:t>
+            </w:r>
+          </w:p>
+        </w:tc>
+        <w:tc>
+          <w:tcPr>
+            <w:shd w:val="clear" w:color="auto" w:fill="213368"/>
+          </w:tcPr>
+          <w:p>
+            <w:pPr>
+              <w:pStyle w:val="Compact"/>
+              <w:spacing w:before="20" w:after="20"/>
+              <w:jc w:val="left"/>
+            </w:pPr>
+            <w:r>
+              <w:rPr>
+                <w:b/>
+                <w:color w:val="FFFFFF"/>
+                <w:sz w:val="17"/>
+              </w:rPr>
+              <w:t xml:space="preserve">Owner</w:t>
+            </w:r>
+          </w:p>
+        </w:tc>
+        <w:tc>
+          <w:tcPr>
+            <w:shd w:val="clear" w:color="auto" w:fill="213368"/>
+          </w:tcPr>
+          <w:p>
+            <w:pPr>
+              <w:pStyle w:val="Compact"/>
+              <w:spacing w:before="20" w:after="20"/>
+              <w:jc w:val="left"/>
+            </w:pPr>
+            <w:r>
+              <w:rPr>
+                <w:b/>
+                <w:color w:val="FFFFFF"/>
+                <w:sz w:val="17"/>
+              </w:rPr>
+              <w:t xml:space="preserve">Status</w:t>
+            </w:r>
+          </w:p>
+        </w:tc>
+      </w:tr>
+      <w:tr>
+        <w:tc>
+          <w:tcPr/>
+          <w:p>
+            <w:pPr>
+              <w:pStyle w:val="Compact"/>
+              <w:spacing w:before="20" w:after="20"/>
+              <w:jc w:val="left"/>
+            </w:pPr>
+            <w:r>
+              <w:rPr>
+                <w:sz w:val="17"/>
+              </w:rPr>
+              <w:t xml:space="preserve">Design System</w:t>
+            </w:r>
+          </w:p>
+        </w:tc>
+        <w:tc>
+          <w:tcPr>
+            <w:noWrap/>
+          </w:tcPr>
+          <w:p>
+            <w:pPr>
+              <w:pStyle w:val="Compact"/>
+              <w:spacing w:before="20" w:after="20"/>
+              <w:jc w:val="left"/>
+            </w:pPr>
+            <w:r>
+              <w:rPr>
+                <w:sz w:val="17"/>
+              </w:rPr>
+              <w:t xml:space="preserve">1.0</w:t>
+            </w:r>
+          </w:p>
+        </w:tc>
+        <w:tc>
+          <w:tcPr/>
+          <w:p>
+            <w:pPr>
+              <w:pStyle w:val="Compact"/>
+              <w:spacing w:before="20" w:after="20"/>
+              <w:jc w:val="left"/>
+            </w:pPr>
+            <w:r>
+              <w:rPr>
+                <w:sz w:val="17"/>
+              </w:rPr>
+              <w:t xml:space="preserve">07 October 2026</w:t>
+            </w:r>
+          </w:p>
+        </w:tc>
+        <w:tc>
+          <w:tcPr/>
+          <w:p>
+            <w:pPr>
+              <w:pStyle w:val="Compact"/>
+              <w:spacing w:before="20" w:after="20"/>
+              <w:jc w:val="left"/>
+            </w:pPr>
+            <w:r>
+              <w:rPr>
+                <w:sz w:val="17"/>
+              </w:rPr>
+              <w:t xml:space="preserve">iorta TechNXT — UX Lead</w:t>
+            </w:r>
+          </w:p>
+        </w:tc>
+        <w:tc>
+          <w:tcPr/>
+          <w:p>
+            <w:pPr>
+              <w:pStyle w:val="Compact"/>
+              <w:spacing w:before="20" w:after="20"/>
+              <w:jc w:val="left"/>
+            </w:pPr>
+            <w:r>
+              <w:rPr>
+                <w:sz w:val="17"/>
+              </w:rPr>
+              <w:t xml:space="preserve">Issued for submission</w:t>
+            </w:r>
+          </w:p>
+        </w:tc>
+      </w:tr>
+    </w:tbl>
     <w:p>
       <w:pPr>
-        <w:pStyle w:val="FirstParagraph"/>
+        <w:pStyle w:val="BodyText"/>
       </w:pPr>
       <w:r>
         <w:t xml:space="preserve">The design system covers three surfaces:</w:t>
@@ -93,12 +298,14 @@
           <w:p>
             <w:pPr>
               <w:pStyle w:val="Compact"/>
+              <w:spacing w:before="20" w:after="20"/>
               <w:jc w:val="left"/>
             </w:pPr>
             <w:r>
               <w:rPr>
                 <w:b/>
                 <w:color w:val="FFFFFF"/>
+                <w:sz w:val="18"/>
               </w:rPr>
               <w:t xml:space="preserve">Surface</w:t>
             </w:r>
@@ -111,12 +318,14 @@
           <w:p>
             <w:pPr>
               <w:pStyle w:val="Compact"/>
+              <w:spacing w:before="20" w:after="20"/>
               <w:jc w:val="left"/>
             </w:pPr>
             <w:r>
               <w:rPr>
                 <w:b/>
                 <w:color w:val="FFFFFF"/>
+                <w:sz w:val="18"/>
               </w:rPr>
               <w:t xml:space="preserve">URL</w:t>
             </w:r>
@@ -129,12 +338,14 @@
           <w:p>
             <w:pPr>
               <w:pStyle w:val="Compact"/>
+              <w:spacing w:before="20" w:after="20"/>
               <w:jc w:val="left"/>
             </w:pPr>
             <w:r>
               <w:rPr>
                 <w:b/>
                 <w:color w:val="FFFFFF"/>
+                <w:sz w:val="18"/>
               </w:rPr>
               <w:t xml:space="preserve">Users</w:t>
             </w:r>
@@ -147,12 +358,14 @@
           <w:p>
             <w:pPr>
               <w:pStyle w:val="Compact"/>
+              <w:spacing w:before="20" w:after="20"/>
               <w:jc w:val="left"/>
             </w:pPr>
             <w:r>
               <w:rPr>
                 <w:b/>
                 <w:color w:val="FFFFFF"/>
+                <w:sz w:val="18"/>
               </w:rPr>
               <w:t xml:space="preserve">Primary device</w:t>
             </w:r>
@@ -165,12 +378,14 @@
           <w:p>
             <w:pPr>
               <w:pStyle w:val="Compact"/>
+              <w:spacing w:before="20" w:after="20"/>
               <w:jc w:val="left"/>
             </w:pPr>
             <w:r>
               <w:rPr>
                 <w:bCs/>
                 <w:b/>
+                <w:sz w:val="18"/>
               </w:rPr>
               <w:t xml:space="preserve">Staff console</w:t>
             </w:r>
@@ -181,11 +396,13 @@
           <w:p>
             <w:pPr>
               <w:pStyle w:val="Compact"/>
+              <w:spacing w:before="20" w:after="20"/>
               <w:jc w:val="left"/>
             </w:pPr>
             <w:r>
               <w:rPr>
                 <w:rStyle w:val="VerbatimChar"/>
+                <w:sz w:val="18"/>
               </w:rPr>
               <w:t xml:space="preserve">/</w:t>
             </w:r>
@@ -196,9 +413,13 @@
           <w:p>
             <w:pPr>
               <w:pStyle w:val="Compact"/>
-              <w:jc w:val="left"/>
-            </w:pPr>
-            <w:r>
+              <w:spacing w:before="20" w:after="20"/>
+              <w:jc w:val="left"/>
+            </w:pPr>
+            <w:r>
+              <w:rPr>
+                <w:sz w:val="18"/>
+              </w:rPr>
               <w:t xml:space="preserve">TASCO / VETC staff (telesales, campaign, compliance, data, claims, partners, admin, executives)</w:t>
             </w:r>
           </w:p>
@@ -208,9 +429,13 @@
           <w:p>
             <w:pPr>
               <w:pStyle w:val="Compact"/>
-              <w:jc w:val="left"/>
-            </w:pPr>
-            <w:r>
+              <w:spacing w:before="20" w:after="20"/>
+              <w:jc w:val="left"/>
+            </w:pPr>
+            <w:r>
+              <w:rPr>
+                <w:sz w:val="18"/>
+              </w:rPr>
               <w:t xml:space="preserve">Desktop and laptop (≥ 1280 px), usable on tablet</w:t>
             </w:r>
           </w:p>
@@ -222,12 +447,14 @@
           <w:p>
             <w:pPr>
               <w:pStyle w:val="Compact"/>
+              <w:spacing w:before="20" w:after="20"/>
               <w:jc w:val="left"/>
             </w:pPr>
             <w:r>
               <w:rPr>
                 <w:bCs/>
                 <w:b/>
+                <w:sz w:val="18"/>
               </w:rPr>
               <w:t xml:space="preserve">Customer app</w:t>
             </w:r>
@@ -238,18 +465,26 @@
           <w:p>
             <w:pPr>
               <w:pStyle w:val="Compact"/>
+              <w:spacing w:before="20" w:after="20"/>
               <w:jc w:val="left"/>
             </w:pPr>
             <w:r>
               <w:rPr>
                 <w:rStyle w:val="VerbatimChar"/>
+                <w:sz w:val="18"/>
               </w:rPr>
               <w:t xml:space="preserve">/app/</w:t>
             </w:r>
             <w:r>
+              <w:rPr>
+                <w:sz w:val="18"/>
+              </w:rPr>
               <w:t xml:space="preserve"> </w:t>
             </w:r>
             <w:r>
+              <w:rPr>
+                <w:sz w:val="18"/>
+              </w:rPr>
               <w:t xml:space="preserve">(in the VETC app webview or Zalo, opened from a signed renewal link)</w:t>
             </w:r>
           </w:p>
@@ -259,9 +494,13 @@
           <w:p>
             <w:pPr>
               <w:pStyle w:val="Compact"/>
-              <w:jc w:val="left"/>
-            </w:pPr>
-            <w:r>
+              <w:spacing w:before="20" w:after="20"/>
+              <w:jc w:val="left"/>
+            </w:pPr>
+            <w:r>
+              <w:rPr>
+                <w:sz w:val="18"/>
+              </w:rPr>
               <w:t xml:space="preserve">VETC drivers</w:t>
             </w:r>
           </w:p>
@@ -271,9 +510,13 @@
           <w:p>
             <w:pPr>
               <w:pStyle w:val="Compact"/>
-              <w:jc w:val="left"/>
-            </w:pPr>
-            <w:r>
+              <w:spacing w:before="20" w:after="20"/>
+              <w:jc w:val="left"/>
+            </w:pPr>
+            <w:r>
+              <w:rPr>
+                <w:sz w:val="18"/>
+              </w:rPr>
               <w:t xml:space="preserve">Mobile (360–430 px)</w:t>
             </w:r>
           </w:p>
@@ -285,12 +528,14 @@
           <w:p>
             <w:pPr>
               <w:pStyle w:val="Compact"/>
+              <w:spacing w:before="20" w:after="20"/>
               <w:jc w:val="left"/>
             </w:pPr>
             <w:r>
               <w:rPr>
                 <w:bCs/>
                 <w:b/>
+                <w:sz w:val="18"/>
               </w:rPr>
               <w:t xml:space="preserve">Certificate check</w:t>
             </w:r>
@@ -301,11 +546,13 @@
           <w:p>
             <w:pPr>
               <w:pStyle w:val="Compact"/>
+              <w:spacing w:before="20" w:after="20"/>
               <w:jc w:val="left"/>
             </w:pPr>
             <w:r>
               <w:rPr>
                 <w:rStyle w:val="VerbatimChar"/>
+                <w:sz w:val="18"/>
               </w:rPr>
               <w:t xml:space="preserve">/verify/&lt;certNo&gt;</w:t>
             </w:r>
@@ -316,9 +563,13 @@
           <w:p>
             <w:pPr>
               <w:pStyle w:val="Compact"/>
-              <w:jc w:val="left"/>
-            </w:pPr>
-            <w:r>
+              <w:spacing w:before="20" w:after="20"/>
+              <w:jc w:val="left"/>
+            </w:pPr>
+            <w:r>
+              <w:rPr>
+                <w:sz w:val="18"/>
+              </w:rPr>
               <w:t xml:space="preserve">Police, inspectors, anyone scanning the QR code</w:t>
             </w:r>
           </w:p>
@@ -328,9 +579,13 @@
           <w:p>
             <w:pPr>
               <w:pStyle w:val="Compact"/>
-              <w:jc w:val="left"/>
-            </w:pPr>
-            <w:r>
+              <w:spacing w:before="20" w:after="20"/>
+              <w:jc w:val="left"/>
+            </w:pPr>
+            <w:r>
+              <w:rPr>
+                <w:sz w:val="18"/>
+              </w:rPr>
               <w:t xml:space="preserve">Mobile</w:t>
             </w:r>
           </w:p>
@@ -464,12 +719,14 @@
           <w:p>
             <w:pPr>
               <w:pStyle w:val="Compact"/>
+              <w:spacing w:before="20" w:after="20"/>
               <w:jc w:val="left"/>
             </w:pPr>
             <w:r>
               <w:rPr>
                 <w:b/>
                 <w:color w:val="FFFFFF"/>
+                <w:sz w:val="18"/>
               </w:rPr>
               <w:t xml:space="preserve">#</w:t>
             </w:r>
@@ -482,12 +739,14 @@
           <w:p>
             <w:pPr>
               <w:pStyle w:val="Compact"/>
+              <w:spacing w:before="20" w:after="20"/>
               <w:jc w:val="left"/>
             </w:pPr>
             <w:r>
               <w:rPr>
                 <w:b/>
                 <w:color w:val="FFFFFF"/>
+                <w:sz w:val="18"/>
               </w:rPr>
               <w:t xml:space="preserve">Principle</w:t>
             </w:r>
@@ -500,12 +759,14 @@
           <w:p>
             <w:pPr>
               <w:pStyle w:val="Compact"/>
+              <w:spacing w:before="20" w:after="20"/>
               <w:jc w:val="left"/>
             </w:pPr>
             <w:r>
               <w:rPr>
                 <w:b/>
                 <w:color w:val="FFFFFF"/>
+                <w:sz w:val="18"/>
               </w:rPr>
               <w:t xml:space="preserve">What it means in practice</w:t>
             </w:r>
@@ -518,12 +779,14 @@
           <w:p>
             <w:pPr>
               <w:pStyle w:val="Compact"/>
+              <w:spacing w:before="20" w:after="20"/>
               <w:jc w:val="left"/>
             </w:pPr>
             <w:r>
               <w:rPr>
                 <w:b/>
                 <w:color w:val="FFFFFF"/>
+                <w:sz w:val="18"/>
               </w:rPr>
               <w:t xml:space="preserve">Example</w:t>
             </w:r>
@@ -532,13 +795,19 @@
       </w:tr>
       <w:tr>
         <w:tc>
-          <w:tcPr/>
-          <w:p>
-            <w:pPr>
-              <w:pStyle w:val="Compact"/>
-              <w:jc w:val="left"/>
-            </w:pPr>
-            <w:r>
+          <w:tcPr>
+            <w:noWrap/>
+          </w:tcPr>
+          <w:p>
+            <w:pPr>
+              <w:pStyle w:val="Compact"/>
+              <w:spacing w:before="20" w:after="20"/>
+              <w:jc w:val="left"/>
+            </w:pPr>
+            <w:r>
+              <w:rPr>
+                <w:sz w:val="18"/>
+              </w:rPr>
               <w:t xml:space="preserve">1</w:t>
             </w:r>
           </w:p>
@@ -548,12 +817,14 @@
           <w:p>
             <w:pPr>
               <w:pStyle w:val="Compact"/>
+              <w:spacing w:before="20" w:after="20"/>
               <w:jc w:val="left"/>
             </w:pPr>
             <w:r>
               <w:rPr>
                 <w:bCs/>
                 <w:b/>
+                <w:sz w:val="18"/>
               </w:rPr>
               <w:t xml:space="preserve">Consumer-grade</w:t>
             </w:r>
@@ -564,9 +835,13 @@
           <w:p>
             <w:pPr>
               <w:pStyle w:val="Compact"/>
-              <w:jc w:val="left"/>
-            </w:pPr>
-            <w:r>
+              <w:spacing w:before="20" w:after="20"/>
+              <w:jc w:val="left"/>
+            </w:pPr>
+            <w:r>
+              <w:rPr>
+                <w:sz w:val="18"/>
+              </w:rPr>
               <w:t xml:space="preserve">Staff tools should feel as easy as a good consumer app. No training should be needed for the common path.</w:t>
             </w:r>
           </w:p>
@@ -576,9 +851,13 @@
           <w:p>
             <w:pPr>
               <w:pStyle w:val="Compact"/>
-              <w:jc w:val="left"/>
-            </w:pPr>
-            <w:r>
+              <w:spacing w:before="20" w:after="20"/>
+              <w:jc w:val="left"/>
+            </w:pPr>
+            <w:r>
+              <w:rPr>
+                <w:sz w:val="18"/>
+              </w:rPr>
               <w:t xml:space="preserve">The telesales inbox shows one primary action per card: "Claim".</w:t>
             </w:r>
           </w:p>
@@ -586,13 +865,19 @@
       </w:tr>
       <w:tr>
         <w:tc>
-          <w:tcPr/>
-          <w:p>
-            <w:pPr>
-              <w:pStyle w:val="Compact"/>
-              <w:jc w:val="left"/>
-            </w:pPr>
-            <w:r>
+          <w:tcPr>
+            <w:noWrap/>
+          </w:tcPr>
+          <w:p>
+            <w:pPr>
+              <w:pStyle w:val="Compact"/>
+              <w:spacing w:before="20" w:after="20"/>
+              <w:jc w:val="left"/>
+            </w:pPr>
+            <w:r>
+              <w:rPr>
+                <w:sz w:val="18"/>
+              </w:rPr>
               <w:t xml:space="preserve">2</w:t>
             </w:r>
           </w:p>
@@ -602,12 +887,14 @@
           <w:p>
             <w:pPr>
               <w:pStyle w:val="Compact"/>
+              <w:spacing w:before="20" w:after="20"/>
               <w:jc w:val="left"/>
             </w:pPr>
             <w:r>
               <w:rPr>
                 <w:bCs/>
                 <w:b/>
+                <w:sz w:val="18"/>
               </w:rPr>
               <w:t xml:space="preserve">Trust-first</w:t>
             </w:r>
@@ -618,9 +905,13 @@
           <w:p>
             <w:pPr>
               <w:pStyle w:val="Compact"/>
-              <w:jc w:val="left"/>
-            </w:pPr>
-            <w:r>
+              <w:spacing w:before="20" w:after="20"/>
+              <w:jc w:val="left"/>
+            </w:pPr>
+            <w:r>
+              <w:rPr>
+                <w:sz w:val="18"/>
+              </w:rPr>
               <w:t xml:space="preserve">Every customer touch proves it is genuine and respects privacy. Staff see only what they need.</w:t>
             </w:r>
           </w:p>
@@ -630,37 +921,32 @@
           <w:p>
             <w:pPr>
               <w:pStyle w:val="Compact"/>
-              <w:jc w:val="left"/>
-            </w:pPr>
-            <w:r>
-              <w:t xml:space="preserve">The customer app shows the plate</w:t>
-            </w:r>
-            <w:r>
+              <w:spacing w:before="20" w:after="20"/>
+              <w:jc w:val="left"/>
+            </w:pPr>
+            <w:r>
+              <w:rPr>
+                <w:sz w:val="18"/>
+              </w:rPr>
+              <w:t xml:space="preserve">The customer app opens only from a signed, expiring link or VETC SSO. Payment happens only in the customer's app, never through staff. The certificate check shows a masked plate and no personal data. PII is masked for roles without</w:t>
+            </w:r>
+            <w:r>
+              <w:rPr>
+                <w:sz w:val="18"/>
+              </w:rPr>
               <w:t xml:space="preserve"> </w:t>
             </w:r>
             <w:r>
               <w:rPr>
-                <w:iCs/>
-                <w:i/>
-              </w:rPr>
-              <w:t xml:space="preserve">masked</w:t>
-            </w:r>
-            <w:r>
-              <w:t xml:space="preserve"> </w:t>
-            </w:r>
-            <w:r>
-              <w:t xml:space="preserve">until the session is verified. The certificate check shows no personal data. PII is masked for roles without</w:t>
-            </w:r>
-            <w:r>
-              <w:t xml:space="preserve"> </w:t>
-            </w:r>
-            <w:r>
-              <w:rPr>
                 <w:rStyle w:val="VerbatimChar"/>
+                <w:sz w:val="18"/>
               </w:rPr>
               <w:t xml:space="preserve">profile:read_pii</w:t>
             </w:r>
             <w:r>
+              <w:rPr>
+                <w:sz w:val="18"/>
+              </w:rPr>
               <w:t xml:space="preserve">.</w:t>
             </w:r>
           </w:p>
@@ -668,13 +954,19 @@
       </w:tr>
       <w:tr>
         <w:tc>
-          <w:tcPr/>
-          <w:p>
-            <w:pPr>
-              <w:pStyle w:val="Compact"/>
-              <w:jc w:val="left"/>
-            </w:pPr>
-            <w:r>
+          <w:tcPr>
+            <w:noWrap/>
+          </w:tcPr>
+          <w:p>
+            <w:pPr>
+              <w:pStyle w:val="Compact"/>
+              <w:spacing w:before="20" w:after="20"/>
+              <w:jc w:val="left"/>
+            </w:pPr>
+            <w:r>
+              <w:rPr>
+                <w:sz w:val="18"/>
+              </w:rPr>
               <w:t xml:space="preserve">3</w:t>
             </w:r>
           </w:p>
@@ -684,12 +976,14 @@
           <w:p>
             <w:pPr>
               <w:pStyle w:val="Compact"/>
+              <w:spacing w:before="20" w:after="20"/>
               <w:jc w:val="left"/>
             </w:pPr>
             <w:r>
               <w:rPr>
                 <w:bCs/>
                 <w:b/>
+                <w:sz w:val="18"/>
               </w:rPr>
               <w:t xml:space="preserve">Low-click</w:t>
             </w:r>
@@ -700,51 +994,75 @@
           <w:p>
             <w:pPr>
               <w:pStyle w:val="Compact"/>
-              <w:jc w:val="left"/>
-            </w:pPr>
-            <w:r>
+              <w:spacing w:before="20" w:after="20"/>
+              <w:jc w:val="left"/>
+            </w:pPr>
+            <w:r>
+              <w:rPr>
+                <w:sz w:val="18"/>
+              </w:rPr>
               <w:t xml:space="preserve">Renewal in</w:t>
             </w:r>
             <w:r>
+              <w:rPr>
+                <w:sz w:val="18"/>
+              </w:rPr>
               <w:t xml:space="preserve"> </w:t>
             </w:r>
             <w:r>
               <w:rPr>
                 <w:bCs/>
                 <w:b/>
+                <w:sz w:val="18"/>
               </w:rPr>
               <w:t xml:space="preserve">≤ 3 taps</w:t>
             </w:r>
             <w:r>
+              <w:rPr>
+                <w:sz w:val="18"/>
+              </w:rPr>
               <w:t xml:space="preserve"> </w:t>
             </w:r>
             <w:r>
-              <w:t xml:space="preserve">from the link. Agent "claim → call → quote → issue" in ≤ 6 clicks.</w:t>
-            </w:r>
-          </w:p>
-        </w:tc>
-        <w:tc>
-          <w:tcPr/>
-          <w:p>
-            <w:pPr>
-              <w:pStyle w:val="Compact"/>
-              <w:jc w:val="left"/>
-            </w:pPr>
-            <w:r>
-              <w:t xml:space="preserve">One-tap renew card with add-ons as toggles, not a new page.</w:t>
-            </w:r>
-          </w:p>
-        </w:tc>
-      </w:tr>
-      <w:tr>
-        <w:tc>
-          <w:tcPr/>
-          <w:p>
-            <w:pPr>
-              <w:pStyle w:val="Compact"/>
-              <w:jc w:val="left"/>
-            </w:pPr>
-            <w:r>
+              <w:rPr>
+                <w:sz w:val="18"/>
+              </w:rPr>
+              <w:t xml:space="preserve">from the link. Agent "claim → call → quote → send to the customer" in ≤ 6 clicks.</w:t>
+            </w:r>
+          </w:p>
+        </w:tc>
+        <w:tc>
+          <w:tcPr/>
+          <w:p>
+            <w:pPr>
+              <w:pStyle w:val="Compact"/>
+              <w:spacing w:before="20" w:after="20"/>
+              <w:jc w:val="left"/>
+            </w:pPr>
+            <w:r>
+              <w:rPr>
+                <w:sz w:val="18"/>
+              </w:rPr>
+              <w:t xml:space="preserve">Renew flow with add-ons as options on the same step. A quote sent by an agent is confirmed with one tap on Home.</w:t>
+            </w:r>
+          </w:p>
+        </w:tc>
+      </w:tr>
+      <w:tr>
+        <w:tc>
+          <w:tcPr>
+            <w:noWrap/>
+          </w:tcPr>
+          <w:p>
+            <w:pPr>
+              <w:pStyle w:val="Compact"/>
+              <w:spacing w:before="20" w:after="20"/>
+              <w:jc w:val="left"/>
+            </w:pPr>
+            <w:r>
+              <w:rPr>
+                <w:sz w:val="18"/>
+              </w:rPr>
               <w:t xml:space="preserve">4</w:t>
             </w:r>
           </w:p>
@@ -754,35 +1072,53 @@
           <w:p>
             <w:pPr>
               <w:pStyle w:val="Compact"/>
+              <w:spacing w:before="20" w:after="20"/>
               <w:jc w:val="left"/>
             </w:pPr>
             <w:r>
               <w:rPr>
                 <w:bCs/>
                 <w:b/>
+                <w:sz w:val="18"/>
               </w:rPr>
               <w:t xml:space="preserve">Mobile-first</w:t>
             </w:r>
             <w:r>
+              <w:rPr>
+                <w:sz w:val="18"/>
+              </w:rPr>
               <w:t xml:space="preserve"> </w:t>
             </w:r>
             <w:r>
+              <w:rPr>
+                <w:sz w:val="18"/>
+              </w:rPr>
               <w:t xml:space="preserve">(customer) /</w:t>
             </w:r>
             <w:r>
+              <w:rPr>
+                <w:sz w:val="18"/>
+              </w:rPr>
               <w:t xml:space="preserve"> </w:t>
             </w:r>
             <w:r>
               <w:rPr>
                 <w:bCs/>
                 <w:b/>
+                <w:sz w:val="18"/>
               </w:rPr>
               <w:t xml:space="preserve">keyboard-first</w:t>
             </w:r>
             <w:r>
+              <w:rPr>
+                <w:sz w:val="18"/>
+              </w:rPr>
               <w:t xml:space="preserve"> </w:t>
             </w:r>
             <w:r>
+              <w:rPr>
+                <w:sz w:val="18"/>
+              </w:rPr>
               <w:t xml:space="preserve">(staff)</w:t>
             </w:r>
           </w:p>
@@ -792,9 +1128,13 @@
           <w:p>
             <w:pPr>
               <w:pStyle w:val="Compact"/>
-              <w:jc w:val="left"/>
-            </w:pPr>
-            <w:r>
+              <w:spacing w:before="20" w:after="20"/>
+              <w:jc w:val="left"/>
+            </w:pPr>
+            <w:r>
+              <w:rPr>
+                <w:sz w:val="18"/>
+              </w:rPr>
               <w:t xml:space="preserve">Customer layouts are designed at 360 px and scale up. Staff power users can do everything from the keyboard.</w:t>
             </w:r>
           </w:p>
@@ -804,9 +1144,13 @@
           <w:p>
             <w:pPr>
               <w:pStyle w:val="Compact"/>
-              <w:jc w:val="left"/>
-            </w:pPr>
-            <w:r>
+              <w:spacing w:before="20" w:after="20"/>
+              <w:jc w:val="left"/>
+            </w:pPr>
+            <w:r>
+              <w:rPr>
+                <w:sz w:val="18"/>
+              </w:rPr>
               <w:t xml:space="preserve">44 px tap targets. Skip link. Visible focus.</w:t>
             </w:r>
           </w:p>
@@ -814,13 +1158,19 @@
       </w:tr>
       <w:tr>
         <w:tc>
-          <w:tcPr/>
-          <w:p>
-            <w:pPr>
-              <w:pStyle w:val="Compact"/>
-              <w:jc w:val="left"/>
-            </w:pPr>
-            <w:r>
+          <w:tcPr>
+            <w:noWrap/>
+          </w:tcPr>
+          <w:p>
+            <w:pPr>
+              <w:pStyle w:val="Compact"/>
+              <w:spacing w:before="20" w:after="20"/>
+              <w:jc w:val="left"/>
+            </w:pPr>
+            <w:r>
+              <w:rPr>
+                <w:sz w:val="18"/>
+              </w:rPr>
               <w:t xml:space="preserve">5</w:t>
             </w:r>
           </w:p>
@@ -830,12 +1180,14 @@
           <w:p>
             <w:pPr>
               <w:pStyle w:val="Compact"/>
+              <w:spacing w:before="20" w:after="20"/>
               <w:jc w:val="left"/>
             </w:pPr>
             <w:r>
               <w:rPr>
                 <w:bCs/>
                 <w:b/>
+                <w:sz w:val="18"/>
               </w:rPr>
               <w:t xml:space="preserve">Explain, don't just show</w:t>
             </w:r>
@@ -846,9 +1198,13 @@
           <w:p>
             <w:pPr>
               <w:pStyle w:val="Compact"/>
-              <w:jc w:val="left"/>
-            </w:pPr>
-            <w:r>
+              <w:spacing w:before="20" w:after="20"/>
+              <w:jc w:val="left"/>
+            </w:pPr>
+            <w:r>
+              <w:rPr>
+                <w:sz w:val="18"/>
+              </w:rPr>
               <w:t xml:space="preserve">Scores, actions and blocked sends always carry a reason.</w:t>
             </w:r>
           </w:p>
@@ -858,9 +1214,13 @@
           <w:p>
             <w:pPr>
               <w:pStyle w:val="Compact"/>
-              <w:jc w:val="left"/>
-            </w:pPr>
-            <w:r>
+              <w:spacing w:before="20" w:after="20"/>
+              <w:jc w:val="left"/>
+            </w:pPr>
+            <w:r>
+              <w:rPr>
+                <w:sz w:val="18"/>
+              </w:rPr>
               <w:t xml:space="preserve">Lead score shows its factor breakdown. A skipped touchpoint shows "outside allowed contact hours".</w:t>
             </w:r>
           </w:p>
@@ -868,13 +1228,19 @@
       </w:tr>
       <w:tr>
         <w:tc>
-          <w:tcPr/>
-          <w:p>
-            <w:pPr>
-              <w:pStyle w:val="Compact"/>
-              <w:jc w:val="left"/>
-            </w:pPr>
-            <w:r>
+          <w:tcPr>
+            <w:noWrap/>
+          </w:tcPr>
+          <w:p>
+            <w:pPr>
+              <w:pStyle w:val="Compact"/>
+              <w:spacing w:before="20" w:after="20"/>
+              <w:jc w:val="left"/>
+            </w:pPr>
+            <w:r>
+              <w:rPr>
+                <w:sz w:val="18"/>
+              </w:rPr>
               <w:t xml:space="preserve">6</w:t>
             </w:r>
           </w:p>
@@ -884,12 +1250,14 @@
           <w:p>
             <w:pPr>
               <w:pStyle w:val="Compact"/>
+              <w:spacing w:before="20" w:after="20"/>
               <w:jc w:val="left"/>
             </w:pPr>
             <w:r>
               <w:rPr>
                 <w:bCs/>
                 <w:b/>
+                <w:sz w:val="18"/>
               </w:rPr>
               <w:t xml:space="preserve">Value, never discount</w:t>
             </w:r>
@@ -900,9 +1268,13 @@
           <w:p>
             <w:pPr>
               <w:pStyle w:val="Compact"/>
-              <w:jc w:val="left"/>
-            </w:pPr>
-            <w:r>
+              <w:spacing w:before="20" w:after="20"/>
+              <w:jc w:val="left"/>
+            </w:pPr>
+            <w:r>
+              <w:rPr>
+                <w:sz w:val="18"/>
+              </w:rPr>
               <w:t xml:space="preserve">TNDS pricing is regulated, so we sell service value. Copy never implies price reduction.</w:t>
             </w:r>
           </w:p>
@@ -912,9 +1284,13 @@
           <w:p>
             <w:pPr>
               <w:pStyle w:val="Compact"/>
-              <w:jc w:val="left"/>
-            </w:pPr>
-            <w:r>
+              <w:spacing w:before="20" w:after="20"/>
+              <w:jc w:val="left"/>
+            </w:pPr>
+            <w:r>
+              <w:rPr>
+                <w:sz w:val="18"/>
+              </w:rPr>
               <w:t xml:space="preserve">The benefits card lists roadside assistance, e-certificate and auto-renew. "Phí theo quy định Nhà nước, giống mọi nơi."</w:t>
             </w:r>
           </w:p>
@@ -922,13 +1298,19 @@
       </w:tr>
       <w:tr>
         <w:tc>
-          <w:tcPr/>
-          <w:p>
-            <w:pPr>
-              <w:pStyle w:val="Compact"/>
-              <w:jc w:val="left"/>
-            </w:pPr>
-            <w:r>
+          <w:tcPr>
+            <w:noWrap/>
+          </w:tcPr>
+          <w:p>
+            <w:pPr>
+              <w:pStyle w:val="Compact"/>
+              <w:spacing w:before="20" w:after="20"/>
+              <w:jc w:val="left"/>
+            </w:pPr>
+            <w:r>
+              <w:rPr>
+                <w:sz w:val="18"/>
+              </w:rPr>
               <w:t xml:space="preserve">7</w:t>
             </w:r>
           </w:p>
@@ -938,12 +1320,14 @@
           <w:p>
             <w:pPr>
               <w:pStyle w:val="Compact"/>
+              <w:spacing w:before="20" w:after="20"/>
               <w:jc w:val="left"/>
             </w:pPr>
             <w:r>
               <w:rPr>
                 <w:bCs/>
                 <w:b/>
+                <w:sz w:val="18"/>
               </w:rPr>
               <w:t xml:space="preserve">Guided</w:t>
             </w:r>
@@ -954,9 +1338,13 @@
           <w:p>
             <w:pPr>
               <w:pStyle w:val="Compact"/>
-              <w:jc w:val="left"/>
-            </w:pPr>
-            <w:r>
+              <w:spacing w:before="20" w:after="20"/>
+              <w:jc w:val="left"/>
+            </w:pPr>
+            <w:r>
+              <w:rPr>
+                <w:sz w:val="18"/>
+              </w:rPr>
               <w:t xml:space="preserve">The next best action is always one obvious button. Help is one key away.</w:t>
             </w:r>
           </w:p>
@@ -966,9 +1354,13 @@
           <w:p>
             <w:pPr>
               <w:pStyle w:val="Compact"/>
-              <w:jc w:val="left"/>
-            </w:pPr>
-            <w:r>
+              <w:spacing w:before="20" w:after="20"/>
+              <w:jc w:val="left"/>
+            </w:pPr>
+            <w:r>
+              <w:rPr>
+                <w:sz w:val="18"/>
+              </w:rPr>
               <w:t xml:space="preserve">NBA button on lead and Customer 360. "?" opens the help drawer.</w:t>
             </w:r>
           </w:p>
@@ -976,13 +1368,19 @@
       </w:tr>
       <w:tr>
         <w:tc>
-          <w:tcPr/>
-          <w:p>
-            <w:pPr>
-              <w:pStyle w:val="Compact"/>
-              <w:jc w:val="left"/>
-            </w:pPr>
-            <w:r>
+          <w:tcPr>
+            <w:noWrap/>
+          </w:tcPr>
+          <w:p>
+            <w:pPr>
+              <w:pStyle w:val="Compact"/>
+              <w:spacing w:before="20" w:after="20"/>
+              <w:jc w:val="left"/>
+            </w:pPr>
+            <w:r>
+              <w:rPr>
+                <w:sz w:val="18"/>
+              </w:rPr>
               <w:t xml:space="preserve">8</w:t>
             </w:r>
           </w:p>
@@ -992,12 +1390,14 @@
           <w:p>
             <w:pPr>
               <w:pStyle w:val="Compact"/>
+              <w:spacing w:before="20" w:after="20"/>
               <w:jc w:val="left"/>
             </w:pPr>
             <w:r>
               <w:rPr>
                 <w:bCs/>
                 <w:b/>
+                <w:sz w:val="18"/>
               </w:rPr>
               <w:t xml:space="preserve">Inclusive</w:t>
             </w:r>
@@ -1008,9 +1408,13 @@
           <w:p>
             <w:pPr>
               <w:pStyle w:val="Compact"/>
-              <w:jc w:val="left"/>
-            </w:pPr>
-            <w:r>
+              <w:spacing w:before="20" w:after="20"/>
+              <w:jc w:val="left"/>
+            </w:pPr>
+            <w:r>
+              <w:rPr>
+                <w:sz w:val="18"/>
+              </w:rPr>
               <w:t xml:space="preserve">WCAG 2.2 AA. Readable by older drivers in sunlight. Works in both themes.</w:t>
             </w:r>
           </w:p>
@@ -1020,9 +1424,13 @@
           <w:p>
             <w:pPr>
               <w:pStyle w:val="Compact"/>
-              <w:jc w:val="left"/>
-            </w:pPr>
-            <w:r>
+              <w:spacing w:before="20" w:after="20"/>
+              <w:jc w:val="left"/>
+            </w:pPr>
+            <w:r>
+              <w:rPr>
+                <w:sz w:val="18"/>
+              </w:rPr>
               <w:t xml:space="preserve">Base font 16 px. Contrast ≥ 4.5:1. Dark mode.</w:t>
             </w:r>
           </w:p>
@@ -1069,12 +1477,14 @@
           <w:p>
             <w:pPr>
               <w:pStyle w:val="Compact"/>
+              <w:spacing w:before="20" w:after="20"/>
               <w:jc w:val="left"/>
             </w:pPr>
             <w:r>
               <w:rPr>
                 <w:b/>
                 <w:color w:val="FFFFFF"/>
+                <w:sz w:val="18"/>
               </w:rPr>
               <w:t xml:space="preserve">Element</w:t>
             </w:r>
@@ -1087,12 +1497,14 @@
           <w:p>
             <w:pPr>
               <w:pStyle w:val="Compact"/>
+              <w:spacing w:before="20" w:after="20"/>
               <w:jc w:val="left"/>
             </w:pPr>
             <w:r>
               <w:rPr>
                 <w:b/>
                 <w:color w:val="FFFFFF"/>
+                <w:sz w:val="18"/>
               </w:rPr>
               <w:t xml:space="preserve">Usage</w:t>
             </w:r>
@@ -1105,28 +1517,59 @@
           <w:p>
             <w:pPr>
               <w:pStyle w:val="Compact"/>
+              <w:spacing w:before="20" w:after="20"/>
               <w:jc w:val="left"/>
             </w:pPr>
             <w:r>
               <w:rPr>
                 <w:bCs/>
                 <w:b/>
+                <w:sz w:val="18"/>
               </w:rPr>
               <w:t xml:space="preserve">TASCO Insurance logo</w:t>
             </w:r>
             <w:r>
+              <w:rPr>
+                <w:sz w:val="18"/>
+              </w:rPr>
               <w:t xml:space="preserve"> </w:t>
             </w:r>
             <w:r>
+              <w:rPr>
+                <w:sz w:val="18"/>
+              </w:rPr>
               <w:t xml:space="preserve">(</w:t>
             </w:r>
             <w:r>
               <w:rPr>
                 <w:rStyle w:val="VerbatimChar"/>
-              </w:rPr>
-              <w:t xml:space="preserve">public/assets/tasco-logo.png</w:t>
-            </w:r>
-            <w:r>
+                <w:sz w:val="18"/>
+              </w:rPr>
+              <w:t xml:space="preserve">public/assets/tasco-logo-tight.png</w:t>
+            </w:r>
+            <w:r>
+              <w:rPr>
+                <w:sz w:val="18"/>
+              </w:rPr>
+              <w:t xml:space="preserve">, tightly cropped; full version</w:t>
+            </w:r>
+            <w:r>
+              <w:rPr>
+                <w:sz w:val="18"/>
+              </w:rPr>
+              <w:t xml:space="preserve"> </w:t>
+            </w:r>
+            <w:r>
+              <w:rPr>
+                <w:rStyle w:val="VerbatimChar"/>
+                <w:sz w:val="18"/>
+              </w:rPr>
+              <w:t xml:space="preserve">tasco-logo.png</w:t>
+            </w:r>
+            <w:r>
+              <w:rPr>
+                <w:sz w:val="18"/>
+              </w:rPr>
               <w:t xml:space="preserve">)</w:t>
             </w:r>
           </w:p>
@@ -1136,18 +1579,26 @@
           <w:p>
             <w:pPr>
               <w:pStyle w:val="Compact"/>
-              <w:jc w:val="left"/>
-            </w:pPr>
-            <w:r>
-              <w:t xml:space="preserve">Top-left of the staff console and the header of the customer app and certificate check. Minimum height 28 px on mobile and 32 px on desktop. Clear space equals the height of the "T". Never recolour or stretch it. On dark surfaces, place it on a white rounded tile (</w:t>
+              <w:spacing w:before="20" w:after="20"/>
+              <w:jc w:val="left"/>
+            </w:pPr>
+            <w:r>
+              <w:rPr>
+                <w:sz w:val="18"/>
+              </w:rPr>
+              <w:t xml:space="preserve">Top-left of the staff console, the sign-in brand panel (on a white rounded tile) and the header of the customer app and certificate check. Minimum height 28 px on mobile and 32 px on desktop. Clear space equals the height of the "T". Never recolour or stretch it. On dark surfaces, place it on a white rounded tile (</w:t>
             </w:r>
             <w:r>
               <w:rPr>
                 <w:rStyle w:val="VerbatimChar"/>
+                <w:sz w:val="18"/>
               </w:rPr>
               <w:t xml:space="preserve">--radius-sm</w:t>
             </w:r>
             <w:r>
+              <w:rPr>
+                <w:sz w:val="18"/>
+              </w:rPr>
               <w:t xml:space="preserve">).</w:t>
             </w:r>
           </w:p>
@@ -1159,21 +1610,27 @@
           <w:p>
             <w:pPr>
               <w:pStyle w:val="Compact"/>
+              <w:spacing w:before="20" w:after="20"/>
               <w:jc w:val="left"/>
             </w:pPr>
             <w:r>
               <w:rPr>
                 <w:bCs/>
                 <w:b/>
+                <w:sz w:val="18"/>
               </w:rPr>
               <w:t xml:space="preserve">TASCO navy</w:t>
             </w:r>
             <w:r>
+              <w:rPr>
+                <w:sz w:val="18"/>
+              </w:rPr>
               <w:t xml:space="preserve"> </w:t>
             </w:r>
             <w:r>
               <w:rPr>
                 <w:rStyle w:val="VerbatimChar"/>
+                <w:sz w:val="18"/>
               </w:rPr>
               <w:t xml:space="preserve">#213368</w:t>
             </w:r>
@@ -1184,21 +1641,32 @@
           <w:p>
             <w:pPr>
               <w:pStyle w:val="Compact"/>
-              <w:jc w:val="left"/>
-            </w:pPr>
-            <w:r>
+              <w:spacing w:before="20" w:after="20"/>
+              <w:jc w:val="left"/>
+            </w:pPr>
+            <w:r>
+              <w:rPr>
+                <w:sz w:val="18"/>
+              </w:rPr>
               <w:t xml:space="preserve">Primary brand colour: header, primary buttons, active navigation. Sampled from the logo (close to the brief's</w:t>
             </w:r>
             <w:r>
+              <w:rPr>
+                <w:sz w:val="18"/>
+              </w:rPr>
               <w:t xml:space="preserve"> </w:t>
             </w:r>
             <w:r>
               <w:rPr>
                 <w:rStyle w:val="VerbatimChar"/>
+                <w:sz w:val="18"/>
               </w:rPr>
               <w:t xml:space="preserve">#1B2A6B</w:t>
             </w:r>
             <w:r>
+              <w:rPr>
+                <w:sz w:val="18"/>
+              </w:rPr>
               <w:t xml:space="preserve">).</w:t>
             </w:r>
           </w:p>
@@ -1210,21 +1678,27 @@
           <w:p>
             <w:pPr>
               <w:pStyle w:val="Compact"/>
+              <w:spacing w:before="20" w:after="20"/>
               <w:jc w:val="left"/>
             </w:pPr>
             <w:r>
               <w:rPr>
                 <w:bCs/>
                 <w:b/>
+                <w:sz w:val="18"/>
               </w:rPr>
               <w:t xml:space="preserve">TASCO teal</w:t>
             </w:r>
             <w:r>
+              <w:rPr>
+                <w:sz w:val="18"/>
+              </w:rPr>
               <w:t xml:space="preserve"> </w:t>
             </w:r>
             <w:r>
               <w:rPr>
                 <w:rStyle w:val="VerbatimChar"/>
+                <w:sz w:val="18"/>
               </w:rPr>
               <w:t xml:space="preserve">#70CAC8</w:t>
             </w:r>
@@ -1235,61 +1709,96 @@
           <w:p>
             <w:pPr>
               <w:pStyle w:val="Compact"/>
-              <w:jc w:val="left"/>
-            </w:pPr>
-            <w:r>
+              <w:spacing w:before="20" w:after="20"/>
+              <w:jc w:val="left"/>
+            </w:pPr>
+            <w:r>
+              <w:rPr>
+                <w:sz w:val="18"/>
+              </w:rPr>
               <w:t xml:space="preserve">Brand accent: highlights, illustrations, progress, success moments (e-certificate).</w:t>
             </w:r>
             <w:r>
+              <w:rPr>
+                <w:sz w:val="18"/>
+              </w:rPr>
               <w:t xml:space="preserve"> </w:t>
             </w:r>
             <w:r>
               <w:rPr>
                 <w:bCs/>
                 <w:b/>
+                <w:sz w:val="18"/>
               </w:rPr>
               <w:t xml:space="preserve">Not for text on white</w:t>
             </w:r>
             <w:r>
+              <w:rPr>
+                <w:sz w:val="18"/>
+              </w:rPr>
               <w:t xml:space="preserve"> </w:t>
             </w:r>
             <w:r>
+              <w:rPr>
+                <w:sz w:val="18"/>
+              </w:rPr>
               <w:t xml:space="preserve">(contrast too low). Use</w:t>
             </w:r>
             <w:r>
+              <w:rPr>
+                <w:sz w:val="18"/>
+              </w:rPr>
               <w:t xml:space="preserve"> </w:t>
             </w:r>
             <w:r>
               <w:rPr>
                 <w:rStyle w:val="VerbatimChar"/>
+                <w:sz w:val="18"/>
               </w:rPr>
               <w:t xml:space="preserve">--brand-teal-ink</w:t>
             </w:r>
             <w:r>
+              <w:rPr>
+                <w:sz w:val="18"/>
+              </w:rPr>
               <w:t xml:space="preserve"> </w:t>
             </w:r>
             <w:r>
               <w:rPr>
                 <w:rStyle w:val="VerbatimChar"/>
+                <w:sz w:val="18"/>
               </w:rPr>
               <w:t xml:space="preserve">#0B6B66</w:t>
             </w:r>
             <w:r>
+              <w:rPr>
+                <w:sz w:val="18"/>
+              </w:rPr>
               <w:t xml:space="preserve"> </w:t>
             </w:r>
             <w:r>
+              <w:rPr>
+                <w:sz w:val="18"/>
+              </w:rPr>
               <w:t xml:space="preserve">for teal text. Sampled from the logo (close to the brief's</w:t>
             </w:r>
             <w:r>
+              <w:rPr>
+                <w:sz w:val="18"/>
+              </w:rPr>
               <w:t xml:space="preserve"> </w:t>
             </w:r>
             <w:r>
               <w:rPr>
                 <w:rStyle w:val="VerbatimChar"/>
+                <w:sz w:val="18"/>
               </w:rPr>
               <w:t xml:space="preserve">#6CCFC6</w:t>
             </w:r>
             <w:r>
+              <w:rPr>
+                <w:sz w:val="18"/>
+              </w:rPr>
               <w:t xml:space="preserve">).</w:t>
             </w:r>
           </w:p>
@@ -1301,12 +1810,14 @@
           <w:p>
             <w:pPr>
               <w:pStyle w:val="Compact"/>
+              <w:spacing w:before="20" w:after="20"/>
               <w:jc w:val="left"/>
             </w:pPr>
             <w:r>
               <w:rPr>
                 <w:bCs/>
                 <w:b/>
+                <w:sz w:val="18"/>
               </w:rPr>
               <w:t xml:space="preserve">VETC co-brand</w:t>
             </w:r>
@@ -1317,26 +1828,32 @@
           <w:p>
             <w:pPr>
               <w:pStyle w:val="Compact"/>
-              <w:jc w:val="left"/>
-            </w:pPr>
-            <w:r>
-              <w:t xml:space="preserve">In the customer app the header says "VETC × Bảo hiểm TASCO". Messages start with "VETC:" because they are sent from VETC channels.</w:t>
-            </w:r>
-          </w:p>
-        </w:tc>
-      </w:tr>
-      <w:tr>
-        <w:tc>
-          <w:tcPr/>
-          <w:p>
-            <w:pPr>
-              <w:pStyle w:val="Compact"/>
+              <w:spacing w:before="20" w:after="20"/>
+              <w:jc w:val="left"/>
+            </w:pPr>
+            <w:r>
+              <w:rPr>
+                <w:sz w:val="18"/>
+              </w:rPr>
+              <w:t xml:space="preserve">In the customer app the header shows the TASCO Insurance logo and "Bảo hiểm xe · VETC". The sign-in brand panel reads "TASCO Insurance × VETC". Messages start with "VETC:" because they are sent from VETC channels.</w:t>
+            </w:r>
+          </w:p>
+        </w:tc>
+      </w:tr>
+      <w:tr>
+        <w:tc>
+          <w:tcPr/>
+          <w:p>
+            <w:pPr>
+              <w:pStyle w:val="Compact"/>
+              <w:spacing w:before="20" w:after="20"/>
               <w:jc w:val="left"/>
             </w:pPr>
             <w:r>
               <w:rPr>
                 <w:bCs/>
                 <w:b/>
+                <w:sz w:val="18"/>
               </w:rPr>
               <w:t xml:space="preserve">iorta TechNXT credit</w:t>
             </w:r>
@@ -1347,30 +1864,45 @@
           <w:p>
             <w:pPr>
               <w:pStyle w:val="Compact"/>
-              <w:jc w:val="left"/>
-            </w:pPr>
-            <w:r>
-              <w:t xml:space="preserve">Footer of the staff console and the sign-in page: "Built by iorta TechNXT" with the logo (</w:t>
+              <w:spacing w:before="20" w:after="20"/>
+              <w:jc w:val="left"/>
+            </w:pPr>
+            <w:r>
+              <w:rPr>
+                <w:sz w:val="18"/>
+              </w:rPr>
+              <w:t xml:space="preserve">Footer of the staff console and the sign-in page: "Built by iorta TechNXT" ("Phát triển bởi" in Vietnamese) with the logo (</w:t>
             </w:r>
             <w:r>
               <w:rPr>
                 <w:rStyle w:val="VerbatimChar"/>
-              </w:rPr>
-              <w:t xml:space="preserve">public/assets/iorta-technxt-logo.jpg</w:t>
-            </w:r>
-            <w:r>
-              <w:t xml:space="preserve">) at 20 px height,</w:t>
-            </w:r>
-            <w:r>
+                <w:sz w:val="18"/>
+              </w:rPr>
+              <w:t xml:space="preserve">public/assets/iorta-technxt-logo-tight.png</w:t>
+            </w:r>
+            <w:r>
+              <w:rPr>
+                <w:sz w:val="18"/>
+              </w:rPr>
+              <w:t xml:space="preserve">) at 24 px height in the console footer and 30 px on the sign-in page,</w:t>
+            </w:r>
+            <w:r>
+              <w:rPr>
+                <w:sz w:val="18"/>
+              </w:rPr>
               <w:t xml:space="preserve"> </w:t>
             </w:r>
             <w:r>
               <w:rPr>
                 <w:rStyle w:val="VerbatimChar"/>
+                <w:sz w:val="18"/>
               </w:rPr>
               <w:t xml:space="preserve">--text-muted</w:t>
             </w:r>
             <w:r>
+              <w:rPr>
+                <w:sz w:val="18"/>
+              </w:rPr>
               <w:t xml:space="preserve">. Not shown in the customer app or on the certificate check, where the customer relationship belongs to TASCO and VETC.</w:t>
             </w:r>
           </w:p>
@@ -1503,12 +2035,14 @@
           <w:p>
             <w:pPr>
               <w:pStyle w:val="Compact"/>
+              <w:spacing w:before="20" w:after="20"/>
               <w:jc w:val="left"/>
             </w:pPr>
             <w:r>
               <w:rPr>
                 <w:b/>
                 <w:color w:val="FFFFFF"/>
+                <w:sz w:val="17"/>
               </w:rPr>
               <w:t xml:space="preserve">Token</w:t>
             </w:r>
@@ -1521,12 +2055,14 @@
           <w:p>
             <w:pPr>
               <w:pStyle w:val="Compact"/>
+              <w:spacing w:before="20" w:after="20"/>
               <w:jc w:val="left"/>
             </w:pPr>
             <w:r>
               <w:rPr>
                 <w:b/>
                 <w:color w:val="FFFFFF"/>
+                <w:sz w:val="17"/>
               </w:rPr>
               <w:t xml:space="preserve">Light</w:t>
             </w:r>
@@ -1539,12 +2075,14 @@
           <w:p>
             <w:pPr>
               <w:pStyle w:val="Compact"/>
+              <w:spacing w:before="20" w:after="20"/>
               <w:jc w:val="left"/>
             </w:pPr>
             <w:r>
               <w:rPr>
                 <w:b/>
                 <w:color w:val="FFFFFF"/>
+                <w:sz w:val="17"/>
               </w:rPr>
               <w:t xml:space="preserve">Dark</w:t>
             </w:r>
@@ -1557,12 +2095,14 @@
           <w:p>
             <w:pPr>
               <w:pStyle w:val="Compact"/>
+              <w:spacing w:before="20" w:after="20"/>
               <w:jc w:val="left"/>
             </w:pPr>
             <w:r>
               <w:rPr>
                 <w:b/>
                 <w:color w:val="FFFFFF"/>
+                <w:sz w:val="17"/>
               </w:rPr>
               <w:t xml:space="preserve">Use</w:t>
             </w:r>
@@ -1575,12 +2115,14 @@
           <w:p>
             <w:pPr>
               <w:pStyle w:val="Compact"/>
+              <w:spacing w:before="20" w:after="20"/>
               <w:jc w:val="left"/>
             </w:pPr>
             <w:r>
               <w:rPr>
                 <w:b/>
                 <w:color w:val="FFFFFF"/>
+                <w:sz w:val="17"/>
               </w:rPr>
               <w:t xml:space="preserve">Contrast (on</w:t>
             </w:r>
@@ -1588,6 +2130,7 @@
               <w:rPr>
                 <w:b/>
                 <w:color w:val="FFFFFF"/>
+                <w:sz w:val="17"/>
               </w:rPr>
               <w:t xml:space="preserve"> </w:t>
             </w:r>
@@ -1596,6 +2139,7 @@
                 <w:rStyle w:val="VerbatimChar"/>
                 <w:b/>
                 <w:color w:val="FFFFFF"/>
+                <w:sz w:val="17"/>
               </w:rPr>
               <w:t xml:space="preserve">--surface</w:t>
             </w:r>
@@ -1603,6 +2147,7 @@
               <w:rPr>
                 <w:b/>
                 <w:color w:val="FFFFFF"/>
+                <w:sz w:val="17"/>
               </w:rPr>
               <w:t xml:space="preserve">)</w:t>
             </w:r>
@@ -1611,15 +2156,19 @@
       </w:tr>
       <w:tr>
         <w:tc>
-          <w:tcPr/>
-          <w:p>
-            <w:pPr>
-              <w:pStyle w:val="Compact"/>
+          <w:tcPr>
+            <w:noWrap/>
+          </w:tcPr>
+          <w:p>
+            <w:pPr>
+              <w:pStyle w:val="Compact"/>
+              <w:spacing w:before="20" w:after="20"/>
               <w:jc w:val="left"/>
             </w:pPr>
             <w:r>
               <w:rPr>
                 <w:rStyle w:val="VerbatimChar"/>
+                <w:sz w:val="17"/>
               </w:rPr>
               <w:t xml:space="preserve">--brand-navy</w:t>
             </w:r>
@@ -1630,11 +2179,13 @@
           <w:p>
             <w:pPr>
               <w:pStyle w:val="Compact"/>
+              <w:spacing w:before="20" w:after="20"/>
               <w:jc w:val="left"/>
             </w:pPr>
             <w:r>
               <w:rPr>
                 <w:rStyle w:val="VerbatimChar"/>
+                <w:sz w:val="17"/>
               </w:rPr>
               <w:t xml:space="preserve">#213368</w:t>
             </w:r>
@@ -1645,11 +2196,13 @@
           <w:p>
             <w:pPr>
               <w:pStyle w:val="Compact"/>
+              <w:spacing w:before="20" w:after="20"/>
               <w:jc w:val="left"/>
             </w:pPr>
             <w:r>
               <w:rPr>
                 <w:rStyle w:val="VerbatimChar"/>
+                <w:sz w:val="17"/>
               </w:rPr>
               <w:t xml:space="preserve">#213368</w:t>
             </w:r>
@@ -1660,9 +2213,13 @@
           <w:p>
             <w:pPr>
               <w:pStyle w:val="Compact"/>
-              <w:jc w:val="left"/>
-            </w:pPr>
-            <w:r>
+              <w:spacing w:before="20" w:after="20"/>
+              <w:jc w:val="left"/>
+            </w:pPr>
+            <w:r>
+              <w:rPr>
+                <w:sz w:val="17"/>
+              </w:rPr>
               <w:t xml:space="preserve">Logo areas, header band</w:t>
             </w:r>
           </w:p>
@@ -1672,9 +2229,13 @@
           <w:p>
             <w:pPr>
               <w:pStyle w:val="Compact"/>
-              <w:jc w:val="left"/>
-            </w:pPr>
-            <w:r>
+              <w:spacing w:before="20" w:after="20"/>
+              <w:jc w:val="left"/>
+            </w:pPr>
+            <w:r>
+              <w:rPr>
+                <w:sz w:val="17"/>
+              </w:rPr>
               <w:t xml:space="preserve">≈ 12:1 on white</w:t>
             </w:r>
           </w:p>
@@ -1682,15 +2243,19 @@
       </w:tr>
       <w:tr>
         <w:tc>
-          <w:tcPr/>
-          <w:p>
-            <w:pPr>
-              <w:pStyle w:val="Compact"/>
+          <w:tcPr>
+            <w:noWrap/>
+          </w:tcPr>
+          <w:p>
+            <w:pPr>
+              <w:pStyle w:val="Compact"/>
+              <w:spacing w:before="20" w:after="20"/>
               <w:jc w:val="left"/>
             </w:pPr>
             <w:r>
               <w:rPr>
                 <w:rStyle w:val="VerbatimChar"/>
+                <w:sz w:val="17"/>
               </w:rPr>
               <w:t xml:space="preserve">--brand-navy-600</w:t>
             </w:r>
@@ -1701,11 +2266,13 @@
           <w:p>
             <w:pPr>
               <w:pStyle w:val="Compact"/>
+              <w:spacing w:before="20" w:after="20"/>
               <w:jc w:val="left"/>
             </w:pPr>
             <w:r>
               <w:rPr>
                 <w:rStyle w:val="VerbatimChar"/>
+                <w:sz w:val="17"/>
               </w:rPr>
               <w:t xml:space="preserve">#2C4386</w:t>
             </w:r>
@@ -1716,9 +2283,13 @@
           <w:p>
             <w:pPr>
               <w:pStyle w:val="Compact"/>
-              <w:jc w:val="left"/>
-            </w:pPr>
-            <w:r>
+              <w:spacing w:before="20" w:after="20"/>
+              <w:jc w:val="left"/>
+            </w:pPr>
+            <w:r>
+              <w:rPr>
+                <w:sz w:val="17"/>
+              </w:rPr>
               <w:t xml:space="preserve">—</w:t>
             </w:r>
           </w:p>
@@ -1728,9 +2299,13 @@
           <w:p>
             <w:pPr>
               <w:pStyle w:val="Compact"/>
-              <w:jc w:val="left"/>
-            </w:pPr>
-            <w:r>
+              <w:spacing w:before="20" w:after="20"/>
+              <w:jc w:val="left"/>
+            </w:pPr>
+            <w:r>
+              <w:rPr>
+                <w:sz w:val="17"/>
+              </w:rPr>
               <w:t xml:space="preserve">Primary hover</w:t>
             </w:r>
           </w:p>
@@ -1740,9 +2315,13 @@
           <w:p>
             <w:pPr>
               <w:pStyle w:val="Compact"/>
-              <w:jc w:val="left"/>
-            </w:pPr>
-            <w:r>
+              <w:spacing w:before="20" w:after="20"/>
+              <w:jc w:val="left"/>
+            </w:pPr>
+            <w:r>
+              <w:rPr>
+                <w:sz w:val="17"/>
+              </w:rPr>
               <w:t xml:space="preserve">≈ 9.3:1</w:t>
             </w:r>
           </w:p>
@@ -1750,15 +2329,19 @@
       </w:tr>
       <w:tr>
         <w:tc>
-          <w:tcPr/>
-          <w:p>
-            <w:pPr>
-              <w:pStyle w:val="Compact"/>
+          <w:tcPr>
+            <w:noWrap/>
+          </w:tcPr>
+          <w:p>
+            <w:pPr>
+              <w:pStyle w:val="Compact"/>
+              <w:spacing w:before="20" w:after="20"/>
               <w:jc w:val="left"/>
             </w:pPr>
             <w:r>
               <w:rPr>
                 <w:rStyle w:val="VerbatimChar"/>
+                <w:sz w:val="17"/>
               </w:rPr>
               <w:t xml:space="preserve">--brand-teal</w:t>
             </w:r>
@@ -1769,11 +2352,13 @@
           <w:p>
             <w:pPr>
               <w:pStyle w:val="Compact"/>
+              <w:spacing w:before="20" w:after="20"/>
               <w:jc w:val="left"/>
             </w:pPr>
             <w:r>
               <w:rPr>
                 <w:rStyle w:val="VerbatimChar"/>
+                <w:sz w:val="17"/>
               </w:rPr>
               <w:t xml:space="preserve">#70CAC8</w:t>
             </w:r>
@@ -1784,11 +2369,13 @@
           <w:p>
             <w:pPr>
               <w:pStyle w:val="Compact"/>
+              <w:spacing w:before="20" w:after="20"/>
               <w:jc w:val="left"/>
             </w:pPr>
             <w:r>
               <w:rPr>
                 <w:rStyle w:val="VerbatimChar"/>
+                <w:sz w:val="17"/>
               </w:rPr>
               <w:t xml:space="preserve">#70CAC8</w:t>
             </w:r>
@@ -1799,9 +2386,13 @@
           <w:p>
             <w:pPr>
               <w:pStyle w:val="Compact"/>
-              <w:jc w:val="left"/>
-            </w:pPr>
-            <w:r>
+              <w:spacing w:before="20" w:after="20"/>
+              <w:jc w:val="left"/>
+            </w:pPr>
+            <w:r>
+              <w:rPr>
+                <w:sz w:val="17"/>
+              </w:rPr>
               <w:t xml:space="preserve">Decorative accent only</w:t>
             </w:r>
           </w:p>
@@ -1811,9 +2402,13 @@
           <w:p>
             <w:pPr>
               <w:pStyle w:val="Compact"/>
-              <w:jc w:val="left"/>
-            </w:pPr>
-            <w:r>
+              <w:spacing w:before="20" w:after="20"/>
+              <w:jc w:val="left"/>
+            </w:pPr>
+            <w:r>
+              <w:rPr>
+                <w:sz w:val="17"/>
+              </w:rPr>
               <w:t xml:space="preserve">1.9:1 (non-text only)</w:t>
             </w:r>
           </w:p>
@@ -1821,15 +2416,19 @@
       </w:tr>
       <w:tr>
         <w:tc>
-          <w:tcPr/>
-          <w:p>
-            <w:pPr>
-              <w:pStyle w:val="Compact"/>
+          <w:tcPr>
+            <w:noWrap/>
+          </w:tcPr>
+          <w:p>
+            <w:pPr>
+              <w:pStyle w:val="Compact"/>
+              <w:spacing w:before="20" w:after="20"/>
               <w:jc w:val="left"/>
             </w:pPr>
             <w:r>
               <w:rPr>
                 <w:rStyle w:val="VerbatimChar"/>
+                <w:sz w:val="17"/>
               </w:rPr>
               <w:t xml:space="preserve">--brand-teal-ink</w:t>
             </w:r>
@@ -1840,11 +2439,13 @@
           <w:p>
             <w:pPr>
               <w:pStyle w:val="Compact"/>
+              <w:spacing w:before="20" w:after="20"/>
               <w:jc w:val="left"/>
             </w:pPr>
             <w:r>
               <w:rPr>
                 <w:rStyle w:val="VerbatimChar"/>
+                <w:sz w:val="17"/>
               </w:rPr>
               <w:t xml:space="preserve">#0B6B66</w:t>
             </w:r>
@@ -1855,9 +2456,13 @@
           <w:p>
             <w:pPr>
               <w:pStyle w:val="Compact"/>
-              <w:jc w:val="left"/>
-            </w:pPr>
-            <w:r>
+              <w:spacing w:before="20" w:after="20"/>
+              <w:jc w:val="left"/>
+            </w:pPr>
+            <w:r>
+              <w:rPr>
+                <w:sz w:val="17"/>
+              </w:rPr>
               <w:t xml:space="preserve">—</w:t>
             </w:r>
           </w:p>
@@ -1867,9 +2472,13 @@
           <w:p>
             <w:pPr>
               <w:pStyle w:val="Compact"/>
-              <w:jc w:val="left"/>
-            </w:pPr>
-            <w:r>
+              <w:spacing w:before="20" w:after="20"/>
+              <w:jc w:val="left"/>
+            </w:pPr>
+            <w:r>
+              <w:rPr>
+                <w:sz w:val="17"/>
+              </w:rPr>
               <w:t xml:space="preserve">Teal text and links on light</w:t>
             </w:r>
           </w:p>
@@ -1879,9 +2488,13 @@
           <w:p>
             <w:pPr>
               <w:pStyle w:val="Compact"/>
-              <w:jc w:val="left"/>
-            </w:pPr>
-            <w:r>
+              <w:spacing w:before="20" w:after="20"/>
+              <w:jc w:val="left"/>
+            </w:pPr>
+            <w:r>
+              <w:rPr>
+                <w:sz w:val="17"/>
+              </w:rPr>
               <w:t xml:space="preserve">≈ 6.3:1</w:t>
             </w:r>
           </w:p>
@@ -1889,15 +2502,19 @@
       </w:tr>
       <w:tr>
         <w:tc>
-          <w:tcPr/>
-          <w:p>
-            <w:pPr>
-              <w:pStyle w:val="Compact"/>
+          <w:tcPr>
+            <w:noWrap/>
+          </w:tcPr>
+          <w:p>
+            <w:pPr>
+              <w:pStyle w:val="Compact"/>
+              <w:spacing w:before="20" w:after="20"/>
               <w:jc w:val="left"/>
             </w:pPr>
             <w:r>
               <w:rPr>
                 <w:rStyle w:val="VerbatimChar"/>
+                <w:sz w:val="17"/>
               </w:rPr>
               <w:t xml:space="preserve">--bg</w:t>
             </w:r>
@@ -1908,11 +2525,13 @@
           <w:p>
             <w:pPr>
               <w:pStyle w:val="Compact"/>
+              <w:spacing w:before="20" w:after="20"/>
               <w:jc w:val="left"/>
             </w:pPr>
             <w:r>
               <w:rPr>
                 <w:rStyle w:val="VerbatimChar"/>
+                <w:sz w:val="17"/>
               </w:rPr>
               <w:t xml:space="preserve">#F5F7FB</w:t>
             </w:r>
@@ -1923,11 +2542,13 @@
           <w:p>
             <w:pPr>
               <w:pStyle w:val="Compact"/>
+              <w:spacing w:before="20" w:after="20"/>
               <w:jc w:val="left"/>
             </w:pPr>
             <w:r>
               <w:rPr>
                 <w:rStyle w:val="VerbatimChar"/>
+                <w:sz w:val="17"/>
               </w:rPr>
               <w:t xml:space="preserve">#0D1324</w:t>
             </w:r>
@@ -1938,9 +2559,13 @@
           <w:p>
             <w:pPr>
               <w:pStyle w:val="Compact"/>
-              <w:jc w:val="left"/>
-            </w:pPr>
-            <w:r>
+              <w:spacing w:before="20" w:after="20"/>
+              <w:jc w:val="left"/>
+            </w:pPr>
+            <w:r>
+              <w:rPr>
+                <w:sz w:val="17"/>
+              </w:rPr>
               <w:t xml:space="preserve">Page background</w:t>
             </w:r>
           </w:p>
@@ -1950,9 +2575,13 @@
           <w:p>
             <w:pPr>
               <w:pStyle w:val="Compact"/>
-              <w:jc w:val="left"/>
-            </w:pPr>
-            <w:r>
+              <w:spacing w:before="20" w:after="20"/>
+              <w:jc w:val="left"/>
+            </w:pPr>
+            <w:r>
+              <w:rPr>
+                <w:sz w:val="17"/>
+              </w:rPr>
               <w:t xml:space="preserve">—</w:t>
             </w:r>
           </w:p>
@@ -1960,15 +2589,19 @@
       </w:tr>
       <w:tr>
         <w:tc>
-          <w:tcPr/>
-          <w:p>
-            <w:pPr>
-              <w:pStyle w:val="Compact"/>
+          <w:tcPr>
+            <w:noWrap/>
+          </w:tcPr>
+          <w:p>
+            <w:pPr>
+              <w:pStyle w:val="Compact"/>
+              <w:spacing w:before="20" w:after="20"/>
               <w:jc w:val="left"/>
             </w:pPr>
             <w:r>
               <w:rPr>
                 <w:rStyle w:val="VerbatimChar"/>
+                <w:sz w:val="17"/>
               </w:rPr>
               <w:t xml:space="preserve">--surface</w:t>
             </w:r>
@@ -1979,11 +2612,13 @@
           <w:p>
             <w:pPr>
               <w:pStyle w:val="Compact"/>
+              <w:spacing w:before="20" w:after="20"/>
               <w:jc w:val="left"/>
             </w:pPr>
             <w:r>
               <w:rPr>
                 <w:rStyle w:val="VerbatimChar"/>
+                <w:sz w:val="17"/>
               </w:rPr>
               <w:t xml:space="preserve">#FFFFFF</w:t>
             </w:r>
@@ -1994,11 +2629,13 @@
           <w:p>
             <w:pPr>
               <w:pStyle w:val="Compact"/>
+              <w:spacing w:before="20" w:after="20"/>
               <w:jc w:val="left"/>
             </w:pPr>
             <w:r>
               <w:rPr>
                 <w:rStyle w:val="VerbatimChar"/>
+                <w:sz w:val="17"/>
               </w:rPr>
               <w:t xml:space="preserve">#141C33</w:t>
             </w:r>
@@ -2009,9 +2646,13 @@
           <w:p>
             <w:pPr>
               <w:pStyle w:val="Compact"/>
-              <w:jc w:val="left"/>
-            </w:pPr>
-            <w:r>
+              <w:spacing w:before="20" w:after="20"/>
+              <w:jc w:val="left"/>
+            </w:pPr>
+            <w:r>
+              <w:rPr>
+                <w:sz w:val="17"/>
+              </w:rPr>
               <w:t xml:space="preserve">Cards, tables, drawers</w:t>
             </w:r>
           </w:p>
@@ -2021,9 +2662,13 @@
           <w:p>
             <w:pPr>
               <w:pStyle w:val="Compact"/>
-              <w:jc w:val="left"/>
-            </w:pPr>
-            <w:r>
+              <w:spacing w:before="20" w:after="20"/>
+              <w:jc w:val="left"/>
+            </w:pPr>
+            <w:r>
+              <w:rPr>
+                <w:sz w:val="17"/>
+              </w:rPr>
               <w:t xml:space="preserve">—</w:t>
             </w:r>
           </w:p>
@@ -2031,15 +2676,19 @@
       </w:tr>
       <w:tr>
         <w:tc>
-          <w:tcPr/>
-          <w:p>
-            <w:pPr>
-              <w:pStyle w:val="Compact"/>
+          <w:tcPr>
+            <w:noWrap/>
+          </w:tcPr>
+          <w:p>
+            <w:pPr>
+              <w:pStyle w:val="Compact"/>
+              <w:spacing w:before="20" w:after="20"/>
               <w:jc w:val="left"/>
             </w:pPr>
             <w:r>
               <w:rPr>
                 <w:rStyle w:val="VerbatimChar"/>
+                <w:sz w:val="17"/>
               </w:rPr>
               <w:t xml:space="preserve">--surface-2</w:t>
             </w:r>
@@ -2050,11 +2699,13 @@
           <w:p>
             <w:pPr>
               <w:pStyle w:val="Compact"/>
+              <w:spacing w:before="20" w:after="20"/>
               <w:jc w:val="left"/>
             </w:pPr>
             <w:r>
               <w:rPr>
                 <w:rStyle w:val="VerbatimChar"/>
+                <w:sz w:val="17"/>
               </w:rPr>
               <w:t xml:space="preserve">#EEF2F8</w:t>
             </w:r>
@@ -2065,11 +2716,13 @@
           <w:p>
             <w:pPr>
               <w:pStyle w:val="Compact"/>
+              <w:spacing w:before="20" w:after="20"/>
               <w:jc w:val="left"/>
             </w:pPr>
             <w:r>
               <w:rPr>
                 <w:rStyle w:val="VerbatimChar"/>
+                <w:sz w:val="17"/>
               </w:rPr>
               <w:t xml:space="preserve">#1B2542</w:t>
             </w:r>
@@ -2080,9 +2733,13 @@
           <w:p>
             <w:pPr>
               <w:pStyle w:val="Compact"/>
-              <w:jc w:val="left"/>
-            </w:pPr>
-            <w:r>
+              <w:spacing w:before="20" w:after="20"/>
+              <w:jc w:val="left"/>
+            </w:pPr>
+            <w:r>
+              <w:rPr>
+                <w:sz w:val="17"/>
+              </w:rPr>
               <w:t xml:space="preserve">Zebra rows, input backgrounds, hover</w:t>
             </w:r>
           </w:p>
@@ -2092,9 +2749,13 @@
           <w:p>
             <w:pPr>
               <w:pStyle w:val="Compact"/>
-              <w:jc w:val="left"/>
-            </w:pPr>
-            <w:r>
+              <w:spacing w:before="20" w:after="20"/>
+              <w:jc w:val="left"/>
+            </w:pPr>
+            <w:r>
+              <w:rPr>
+                <w:sz w:val="17"/>
+              </w:rPr>
               <w:t xml:space="preserve">—</w:t>
             </w:r>
           </w:p>
@@ -2102,15 +2763,19 @@
       </w:tr>
       <w:tr>
         <w:tc>
-          <w:tcPr/>
-          <w:p>
-            <w:pPr>
-              <w:pStyle w:val="Compact"/>
+          <w:tcPr>
+            <w:noWrap/>
+          </w:tcPr>
+          <w:p>
+            <w:pPr>
+              <w:pStyle w:val="Compact"/>
+              <w:spacing w:before="20" w:after="20"/>
               <w:jc w:val="left"/>
             </w:pPr>
             <w:r>
               <w:rPr>
                 <w:rStyle w:val="VerbatimChar"/>
+                <w:sz w:val="17"/>
               </w:rPr>
               <w:t xml:space="preserve">--border</w:t>
             </w:r>
@@ -2121,11 +2786,13 @@
           <w:p>
             <w:pPr>
               <w:pStyle w:val="Compact"/>
+              <w:spacing w:before="20" w:after="20"/>
               <w:jc w:val="left"/>
             </w:pPr>
             <w:r>
               <w:rPr>
                 <w:rStyle w:val="VerbatimChar"/>
+                <w:sz w:val="17"/>
               </w:rPr>
               <w:t xml:space="preserve">#D5DCE8</w:t>
             </w:r>
@@ -2136,11 +2803,13 @@
           <w:p>
             <w:pPr>
               <w:pStyle w:val="Compact"/>
+              <w:spacing w:before="20" w:after="20"/>
               <w:jc w:val="left"/>
             </w:pPr>
             <w:r>
               <w:rPr>
                 <w:rStyle w:val="VerbatimChar"/>
+                <w:sz w:val="17"/>
               </w:rPr>
               <w:t xml:space="preserve">#2C3A60</w:t>
             </w:r>
@@ -2151,9 +2820,13 @@
           <w:p>
             <w:pPr>
               <w:pStyle w:val="Compact"/>
-              <w:jc w:val="left"/>
-            </w:pPr>
-            <w:r>
+              <w:spacing w:before="20" w:after="20"/>
+              <w:jc w:val="left"/>
+            </w:pPr>
+            <w:r>
+              <w:rPr>
+                <w:sz w:val="17"/>
+              </w:rPr>
               <w:t xml:space="preserve">Dividers, input borders (with a 3:1 focus/hover state)</w:t>
             </w:r>
           </w:p>
@@ -2163,9 +2836,13 @@
           <w:p>
             <w:pPr>
               <w:pStyle w:val="Compact"/>
-              <w:jc w:val="left"/>
-            </w:pPr>
-            <w:r>
+              <w:spacing w:before="20" w:after="20"/>
+              <w:jc w:val="left"/>
+            </w:pPr>
+            <w:r>
+              <w:rPr>
+                <w:sz w:val="17"/>
+              </w:rPr>
               <w:t xml:space="preserve">—</w:t>
             </w:r>
           </w:p>
@@ -2173,15 +2850,19 @@
       </w:tr>
       <w:tr>
         <w:tc>
-          <w:tcPr/>
-          <w:p>
-            <w:pPr>
-              <w:pStyle w:val="Compact"/>
+          <w:tcPr>
+            <w:noWrap/>
+          </w:tcPr>
+          <w:p>
+            <w:pPr>
+              <w:pStyle w:val="Compact"/>
+              <w:spacing w:before="20" w:after="20"/>
               <w:jc w:val="left"/>
             </w:pPr>
             <w:r>
               <w:rPr>
                 <w:rStyle w:val="VerbatimChar"/>
+                <w:sz w:val="17"/>
               </w:rPr>
               <w:t xml:space="preserve">--text</w:t>
             </w:r>
@@ -2192,11 +2873,13 @@
           <w:p>
             <w:pPr>
               <w:pStyle w:val="Compact"/>
+              <w:spacing w:before="20" w:after="20"/>
               <w:jc w:val="left"/>
             </w:pPr>
             <w:r>
               <w:rPr>
                 <w:rStyle w:val="VerbatimChar"/>
+                <w:sz w:val="17"/>
               </w:rPr>
               <w:t xml:space="preserve">#121A33</w:t>
             </w:r>
@@ -2207,11 +2890,13 @@
           <w:p>
             <w:pPr>
               <w:pStyle w:val="Compact"/>
+              <w:spacing w:before="20" w:after="20"/>
               <w:jc w:val="left"/>
             </w:pPr>
             <w:r>
               <w:rPr>
                 <w:rStyle w:val="VerbatimChar"/>
+                <w:sz w:val="17"/>
               </w:rPr>
               <w:t xml:space="preserve">#E9EEFB</w:t>
             </w:r>
@@ -2222,9 +2907,13 @@
           <w:p>
             <w:pPr>
               <w:pStyle w:val="Compact"/>
-              <w:jc w:val="left"/>
-            </w:pPr>
-            <w:r>
+              <w:spacing w:before="20" w:after="20"/>
+              <w:jc w:val="left"/>
+            </w:pPr>
+            <w:r>
+              <w:rPr>
+                <w:sz w:val="17"/>
+              </w:rPr>
               <w:t xml:space="preserve">Body text</w:t>
             </w:r>
           </w:p>
@@ -2234,9 +2923,13 @@
           <w:p>
             <w:pPr>
               <w:pStyle w:val="Compact"/>
-              <w:jc w:val="left"/>
-            </w:pPr>
-            <w:r>
+              <w:spacing w:before="20" w:after="20"/>
+              <w:jc w:val="left"/>
+            </w:pPr>
+            <w:r>
+              <w:rPr>
+                <w:sz w:val="17"/>
+              </w:rPr>
               <w:t xml:space="preserve">≈ 17:1 / 14.6:1</w:t>
             </w:r>
           </w:p>
@@ -2244,15 +2937,19 @@
       </w:tr>
       <w:tr>
         <w:tc>
-          <w:tcPr/>
-          <w:p>
-            <w:pPr>
-              <w:pStyle w:val="Compact"/>
+          <w:tcPr>
+            <w:noWrap/>
+          </w:tcPr>
+          <w:p>
+            <w:pPr>
+              <w:pStyle w:val="Compact"/>
+              <w:spacing w:before="20" w:after="20"/>
               <w:jc w:val="left"/>
             </w:pPr>
             <w:r>
               <w:rPr>
                 <w:rStyle w:val="VerbatimChar"/>
+                <w:sz w:val="17"/>
               </w:rPr>
               <w:t xml:space="preserve">--text-muted</w:t>
             </w:r>
@@ -2263,11 +2960,13 @@
           <w:p>
             <w:pPr>
               <w:pStyle w:val="Compact"/>
+              <w:spacing w:before="20" w:after="20"/>
               <w:jc w:val="left"/>
             </w:pPr>
             <w:r>
               <w:rPr>
                 <w:rStyle w:val="VerbatimChar"/>
+                <w:sz w:val="17"/>
               </w:rPr>
               <w:t xml:space="preserve">#4A5573</w:t>
             </w:r>
@@ -2278,11 +2977,13 @@
           <w:p>
             <w:pPr>
               <w:pStyle w:val="Compact"/>
+              <w:spacing w:before="20" w:after="20"/>
               <w:jc w:val="left"/>
             </w:pPr>
             <w:r>
               <w:rPr>
                 <w:rStyle w:val="VerbatimChar"/>
+                <w:sz w:val="17"/>
               </w:rPr>
               <w:t xml:space="preserve">#A9B4D0</w:t>
             </w:r>
@@ -2293,9 +2994,13 @@
           <w:p>
             <w:pPr>
               <w:pStyle w:val="Compact"/>
-              <w:jc w:val="left"/>
-            </w:pPr>
-            <w:r>
+              <w:spacing w:before="20" w:after="20"/>
+              <w:jc w:val="left"/>
+            </w:pPr>
+            <w:r>
+              <w:rPr>
+                <w:sz w:val="17"/>
+              </w:rPr>
               <w:t xml:space="preserve">Secondary text, captions</w:t>
             </w:r>
           </w:p>
@@ -2305,9 +3010,13 @@
           <w:p>
             <w:pPr>
               <w:pStyle w:val="Compact"/>
-              <w:jc w:val="left"/>
-            </w:pPr>
-            <w:r>
+              <w:spacing w:before="20" w:after="20"/>
+              <w:jc w:val="left"/>
+            </w:pPr>
+            <w:r>
+              <w:rPr>
+                <w:sz w:val="17"/>
+              </w:rPr>
               <w:t xml:space="preserve">≈ 7.4:1 / 8.2:1</w:t>
             </w:r>
           </w:p>
@@ -2315,15 +3024,19 @@
       </w:tr>
       <w:tr>
         <w:tc>
-          <w:tcPr/>
-          <w:p>
-            <w:pPr>
-              <w:pStyle w:val="Compact"/>
+          <w:tcPr>
+            <w:noWrap/>
+          </w:tcPr>
+          <w:p>
+            <w:pPr>
+              <w:pStyle w:val="Compact"/>
+              <w:spacing w:before="20" w:after="20"/>
               <w:jc w:val="left"/>
             </w:pPr>
             <w:r>
               <w:rPr>
                 <w:rStyle w:val="VerbatimChar"/>
+                <w:sz w:val="17"/>
               </w:rPr>
               <w:t xml:space="preserve">--primary</w:t>
             </w:r>
@@ -2334,9 +3047,13 @@
           <w:p>
             <w:pPr>
               <w:pStyle w:val="Compact"/>
-              <w:jc w:val="left"/>
-            </w:pPr>
-            <w:r>
+              <w:spacing w:before="20" w:after="20"/>
+              <w:jc w:val="left"/>
+            </w:pPr>
+            <w:r>
+              <w:rPr>
+                <w:sz w:val="17"/>
+              </w:rPr>
               <w:t xml:space="preserve">navy</w:t>
             </w:r>
           </w:p>
@@ -2346,11 +3063,13 @@
           <w:p>
             <w:pPr>
               <w:pStyle w:val="Compact"/>
+              <w:spacing w:before="20" w:after="20"/>
               <w:jc w:val="left"/>
             </w:pPr>
             <w:r>
               <w:rPr>
                 <w:rStyle w:val="VerbatimChar"/>
+                <w:sz w:val="17"/>
               </w:rPr>
               <w:t xml:space="preserve">#8FA6FF</w:t>
             </w:r>
@@ -2361,9 +3080,13 @@
           <w:p>
             <w:pPr>
               <w:pStyle w:val="Compact"/>
-              <w:jc w:val="left"/>
-            </w:pPr>
-            <w:r>
+              <w:spacing w:before="20" w:after="20"/>
+              <w:jc w:val="left"/>
+            </w:pPr>
+            <w:r>
+              <w:rPr>
+                <w:sz w:val="17"/>
+              </w:rPr>
               <w:t xml:space="preserve">Primary buttons, links, active nav</w:t>
             </w:r>
           </w:p>
@@ -2373,9 +3096,13 @@
           <w:p>
             <w:pPr>
               <w:pStyle w:val="Compact"/>
-              <w:jc w:val="left"/>
-            </w:pPr>
-            <w:r>
+              <w:spacing w:before="20" w:after="20"/>
+              <w:jc w:val="left"/>
+            </w:pPr>
+            <w:r>
+              <w:rPr>
+                <w:sz w:val="17"/>
+              </w:rPr>
               <w:t xml:space="preserve">≥ 4.5:1</w:t>
             </w:r>
           </w:p>
@@ -2387,11 +3114,13 @@
           <w:p>
             <w:pPr>
               <w:pStyle w:val="Compact"/>
+              <w:spacing w:before="20" w:after="20"/>
               <w:jc w:val="left"/>
             </w:pPr>
             <w:r>
               <w:rPr>
                 <w:rStyle w:val="VerbatimChar"/>
+                <w:sz w:val="17"/>
               </w:rPr>
               <w:t xml:space="preserve">--primary-contrast</w:t>
             </w:r>
@@ -2402,11 +3131,13 @@
           <w:p>
             <w:pPr>
               <w:pStyle w:val="Compact"/>
+              <w:spacing w:before="20" w:after="20"/>
               <w:jc w:val="left"/>
             </w:pPr>
             <w:r>
               <w:rPr>
                 <w:rStyle w:val="VerbatimChar"/>
+                <w:sz w:val="17"/>
               </w:rPr>
               <w:t xml:space="preserve">#FFFFFF</w:t>
             </w:r>
@@ -2417,11 +3148,13 @@
           <w:p>
             <w:pPr>
               <w:pStyle w:val="Compact"/>
+              <w:spacing w:before="20" w:after="20"/>
               <w:jc w:val="left"/>
             </w:pPr>
             <w:r>
               <w:rPr>
                 <w:rStyle w:val="VerbatimChar"/>
+                <w:sz w:val="17"/>
               </w:rPr>
               <w:t xml:space="preserve">#0D1324</w:t>
             </w:r>
@@ -2432,9 +3165,13 @@
           <w:p>
             <w:pPr>
               <w:pStyle w:val="Compact"/>
-              <w:jc w:val="left"/>
-            </w:pPr>
-            <w:r>
+              <w:spacing w:before="20" w:after="20"/>
+              <w:jc w:val="left"/>
+            </w:pPr>
+            <w:r>
+              <w:rPr>
+                <w:sz w:val="17"/>
+              </w:rPr>
               <w:t xml:space="preserve">Text on primary</w:t>
             </w:r>
           </w:p>
@@ -2444,9 +3181,13 @@
           <w:p>
             <w:pPr>
               <w:pStyle w:val="Compact"/>
-              <w:jc w:val="left"/>
-            </w:pPr>
-            <w:r>
+              <w:spacing w:before="20" w:after="20"/>
+              <w:jc w:val="left"/>
+            </w:pPr>
+            <w:r>
+              <w:rPr>
+                <w:sz w:val="17"/>
+              </w:rPr>
               <w:t xml:space="preserve">≥ 4.5:1</w:t>
             </w:r>
           </w:p>
@@ -2454,15 +3195,19 @@
       </w:tr>
       <w:tr>
         <w:tc>
-          <w:tcPr/>
-          <w:p>
-            <w:pPr>
-              <w:pStyle w:val="Compact"/>
+          <w:tcPr>
+            <w:noWrap/>
+          </w:tcPr>
+          <w:p>
+            <w:pPr>
+              <w:pStyle w:val="Compact"/>
+              <w:spacing w:before="20" w:after="20"/>
               <w:jc w:val="left"/>
             </w:pPr>
             <w:r>
               <w:rPr>
                 <w:rStyle w:val="VerbatimChar"/>
+                <w:sz w:val="17"/>
               </w:rPr>
               <w:t xml:space="preserve">--accent</w:t>
             </w:r>
@@ -2473,11 +3218,13 @@
           <w:p>
             <w:pPr>
               <w:pStyle w:val="Compact"/>
+              <w:spacing w:before="20" w:after="20"/>
               <w:jc w:val="left"/>
             </w:pPr>
             <w:r>
               <w:rPr>
                 <w:rStyle w:val="VerbatimChar"/>
+                <w:sz w:val="17"/>
               </w:rPr>
               <w:t xml:space="preserve">#0B6B66</w:t>
             </w:r>
@@ -2488,11 +3235,13 @@
           <w:p>
             <w:pPr>
               <w:pStyle w:val="Compact"/>
+              <w:spacing w:before="20" w:after="20"/>
               <w:jc w:val="left"/>
             </w:pPr>
             <w:r>
               <w:rPr>
                 <w:rStyle w:val="VerbatimChar"/>
+                <w:sz w:val="17"/>
               </w:rPr>
               <w:t xml:space="preserve">#7FDCD8</w:t>
             </w:r>
@@ -2503,9 +3252,13 @@
           <w:p>
             <w:pPr>
               <w:pStyle w:val="Compact"/>
-              <w:jc w:val="left"/>
-            </w:pPr>
-            <w:r>
+              <w:spacing w:before="20" w:after="20"/>
+              <w:jc w:val="left"/>
+            </w:pPr>
+            <w:r>
+              <w:rPr>
+                <w:sz w:val="17"/>
+              </w:rPr>
               <w:t xml:space="preserve">Secondary emphasis</w:t>
             </w:r>
           </w:p>
@@ -2515,9 +3268,13 @@
           <w:p>
             <w:pPr>
               <w:pStyle w:val="Compact"/>
-              <w:jc w:val="left"/>
-            </w:pPr>
-            <w:r>
+              <w:spacing w:before="20" w:after="20"/>
+              <w:jc w:val="left"/>
+            </w:pPr>
+            <w:r>
+              <w:rPr>
+                <w:sz w:val="17"/>
+              </w:rPr>
               <w:t xml:space="preserve">≥ 4.5:1</w:t>
             </w:r>
           </w:p>
@@ -2525,15 +3282,19 @@
       </w:tr>
       <w:tr>
         <w:tc>
-          <w:tcPr/>
-          <w:p>
-            <w:pPr>
-              <w:pStyle w:val="Compact"/>
+          <w:tcPr>
+            <w:noWrap/>
+          </w:tcPr>
+          <w:p>
+            <w:pPr>
+              <w:pStyle w:val="Compact"/>
+              <w:spacing w:before="20" w:after="20"/>
               <w:jc w:val="left"/>
             </w:pPr>
             <w:r>
               <w:rPr>
                 <w:rStyle w:val="VerbatimChar"/>
+                <w:sz w:val="17"/>
               </w:rPr>
               <w:t xml:space="preserve">--focus</w:t>
             </w:r>
@@ -2544,11 +3305,13 @@
           <w:p>
             <w:pPr>
               <w:pStyle w:val="Compact"/>
+              <w:spacing w:before="20" w:after="20"/>
               <w:jc w:val="left"/>
             </w:pPr>
             <w:r>
               <w:rPr>
                 <w:rStyle w:val="VerbatimChar"/>
+                <w:sz w:val="17"/>
               </w:rPr>
               <w:t xml:space="preserve">#1E6FFF</w:t>
             </w:r>
@@ -2559,11 +3322,13 @@
           <w:p>
             <w:pPr>
               <w:pStyle w:val="Compact"/>
+              <w:spacing w:before="20" w:after="20"/>
               <w:jc w:val="left"/>
             </w:pPr>
             <w:r>
               <w:rPr>
                 <w:rStyle w:val="VerbatimChar"/>
+                <w:sz w:val="17"/>
               </w:rPr>
               <w:t xml:space="preserve">#1E6FFF</w:t>
             </w:r>
@@ -2574,9 +3339,13 @@
           <w:p>
             <w:pPr>
               <w:pStyle w:val="Compact"/>
-              <w:jc w:val="left"/>
-            </w:pPr>
-            <w:r>
+              <w:spacing w:before="20" w:after="20"/>
+              <w:jc w:val="left"/>
+            </w:pPr>
+            <w:r>
+              <w:rPr>
+                <w:sz w:val="17"/>
+              </w:rPr>
               <w:t xml:space="preserve">Focus ring (2 px outline + 2 px offset)</w:t>
             </w:r>
           </w:p>
@@ -2586,9 +3355,13 @@
           <w:p>
             <w:pPr>
               <w:pStyle w:val="Compact"/>
-              <w:jc w:val="left"/>
-            </w:pPr>
-            <w:r>
+              <w:spacing w:before="20" w:after="20"/>
+              <w:jc w:val="left"/>
+            </w:pPr>
+            <w:r>
+              <w:rPr>
+                <w:sz w:val="17"/>
+              </w:rPr>
               <w:t xml:space="preserve">≥ 3:1 against adjacent colours</w:t>
             </w:r>
           </w:p>
@@ -2600,26 +3373,38 @@
           <w:p>
             <w:pPr>
               <w:pStyle w:val="Compact"/>
+              <w:spacing w:before="20" w:after="20"/>
               <w:jc w:val="left"/>
             </w:pPr>
             <w:r>
               <w:rPr>
                 <w:rStyle w:val="VerbatimChar"/>
+                <w:sz w:val="17"/>
               </w:rPr>
               <w:t xml:space="preserve">--ok</w:t>
             </w:r>
             <w:r>
+              <w:rPr>
+                <w:sz w:val="17"/>
+              </w:rPr>
               <w:t xml:space="preserve"> </w:t>
             </w:r>
             <w:r>
+              <w:rPr>
+                <w:sz w:val="17"/>
+              </w:rPr>
               <w:t xml:space="preserve">/</w:t>
             </w:r>
             <w:r>
+              <w:rPr>
+                <w:sz w:val="17"/>
+              </w:rPr>
               <w:t xml:space="preserve"> </w:t>
             </w:r>
             <w:r>
               <w:rPr>
                 <w:rStyle w:val="VerbatimChar"/>
+                <w:sz w:val="17"/>
               </w:rPr>
               <w:t xml:space="preserve">--ok-bg</w:t>
             </w:r>
@@ -2630,26 +3415,38 @@
           <w:p>
             <w:pPr>
               <w:pStyle w:val="Compact"/>
+              <w:spacing w:before="20" w:after="20"/>
               <w:jc w:val="left"/>
             </w:pPr>
             <w:r>
               <w:rPr>
                 <w:rStyle w:val="VerbatimChar"/>
+                <w:sz w:val="17"/>
               </w:rPr>
               <w:t xml:space="preserve">#11734B</w:t>
             </w:r>
             <w:r>
+              <w:rPr>
+                <w:sz w:val="17"/>
+              </w:rPr>
               <w:t xml:space="preserve"> </w:t>
             </w:r>
             <w:r>
+              <w:rPr>
+                <w:sz w:val="17"/>
+              </w:rPr>
               <w:t xml:space="preserve">/</w:t>
             </w:r>
             <w:r>
+              <w:rPr>
+                <w:sz w:val="17"/>
+              </w:rPr>
               <w:t xml:space="preserve"> </w:t>
             </w:r>
             <w:r>
               <w:rPr>
                 <w:rStyle w:val="VerbatimChar"/>
+                <w:sz w:val="17"/>
               </w:rPr>
               <w:t xml:space="preserve">#E2F5EC</w:t>
             </w:r>
@@ -2660,26 +3457,38 @@
           <w:p>
             <w:pPr>
               <w:pStyle w:val="Compact"/>
+              <w:spacing w:before="20" w:after="20"/>
               <w:jc w:val="left"/>
             </w:pPr>
             <w:r>
               <w:rPr>
                 <w:rStyle w:val="VerbatimChar"/>
+                <w:sz w:val="17"/>
               </w:rPr>
               <w:t xml:space="preserve">#5FD39C</w:t>
             </w:r>
             <w:r>
+              <w:rPr>
+                <w:sz w:val="17"/>
+              </w:rPr>
               <w:t xml:space="preserve"> </w:t>
             </w:r>
             <w:r>
+              <w:rPr>
+                <w:sz w:val="17"/>
+              </w:rPr>
               <w:t xml:space="preserve">/</w:t>
             </w:r>
             <w:r>
+              <w:rPr>
+                <w:sz w:val="17"/>
+              </w:rPr>
               <w:t xml:space="preserve"> </w:t>
             </w:r>
             <w:r>
               <w:rPr>
                 <w:rStyle w:val="VerbatimChar"/>
+                <w:sz w:val="17"/>
               </w:rPr>
               <w:t xml:space="preserve">#12352A</w:t>
             </w:r>
@@ -2690,9 +3499,13 @@
           <w:p>
             <w:pPr>
               <w:pStyle w:val="Compact"/>
-              <w:jc w:val="left"/>
-            </w:pPr>
-            <w:r>
+              <w:spacing w:before="20" w:after="20"/>
+              <w:jc w:val="left"/>
+            </w:pPr>
+            <w:r>
+              <w:rPr>
+                <w:sz w:val="17"/>
+              </w:rPr>
               <w:t xml:space="preserve">Success, active policy, "valid"</w:t>
             </w:r>
           </w:p>
@@ -2702,9 +3515,13 @@
           <w:p>
             <w:pPr>
               <w:pStyle w:val="Compact"/>
-              <w:jc w:val="left"/>
-            </w:pPr>
-            <w:r>
+              <w:spacing w:before="20" w:after="20"/>
+              <w:jc w:val="left"/>
+            </w:pPr>
+            <w:r>
+              <w:rPr>
+                <w:sz w:val="17"/>
+              </w:rPr>
               <w:t xml:space="preserve">≥ 4.5:1</w:t>
             </w:r>
           </w:p>
@@ -2716,26 +3533,38 @@
           <w:p>
             <w:pPr>
               <w:pStyle w:val="Compact"/>
+              <w:spacing w:before="20" w:after="20"/>
               <w:jc w:val="left"/>
             </w:pPr>
             <w:r>
               <w:rPr>
                 <w:rStyle w:val="VerbatimChar"/>
+                <w:sz w:val="17"/>
               </w:rPr>
               <w:t xml:space="preserve">--warn</w:t>
             </w:r>
             <w:r>
+              <w:rPr>
+                <w:sz w:val="17"/>
+              </w:rPr>
               <w:t xml:space="preserve"> </w:t>
             </w:r>
             <w:r>
+              <w:rPr>
+                <w:sz w:val="17"/>
+              </w:rPr>
               <w:t xml:space="preserve">/</w:t>
             </w:r>
             <w:r>
+              <w:rPr>
+                <w:sz w:val="17"/>
+              </w:rPr>
               <w:t xml:space="preserve"> </w:t>
             </w:r>
             <w:r>
               <w:rPr>
                 <w:rStyle w:val="VerbatimChar"/>
+                <w:sz w:val="17"/>
               </w:rPr>
               <w:t xml:space="preserve">--warn-bg</w:t>
             </w:r>
@@ -2746,26 +3575,38 @@
           <w:p>
             <w:pPr>
               <w:pStyle w:val="Compact"/>
+              <w:spacing w:before="20" w:after="20"/>
               <w:jc w:val="left"/>
             </w:pPr>
             <w:r>
               <w:rPr>
                 <w:rStyle w:val="VerbatimChar"/>
+                <w:sz w:val="17"/>
               </w:rPr>
               <w:t xml:space="preserve">#8A5300</w:t>
             </w:r>
             <w:r>
+              <w:rPr>
+                <w:sz w:val="17"/>
+              </w:rPr>
               <w:t xml:space="preserve"> </w:t>
             </w:r>
             <w:r>
+              <w:rPr>
+                <w:sz w:val="17"/>
+              </w:rPr>
               <w:t xml:space="preserve">/</w:t>
             </w:r>
             <w:r>
+              <w:rPr>
+                <w:sz w:val="17"/>
+              </w:rPr>
               <w:t xml:space="preserve"> </w:t>
             </w:r>
             <w:r>
               <w:rPr>
                 <w:rStyle w:val="VerbatimChar"/>
+                <w:sz w:val="17"/>
               </w:rPr>
               <w:t xml:space="preserve">#FFF1D6</w:t>
             </w:r>
@@ -2776,26 +3617,38 @@
           <w:p>
             <w:pPr>
               <w:pStyle w:val="Compact"/>
+              <w:spacing w:before="20" w:after="20"/>
               <w:jc w:val="left"/>
             </w:pPr>
             <w:r>
               <w:rPr>
                 <w:rStyle w:val="VerbatimChar"/>
+                <w:sz w:val="17"/>
               </w:rPr>
               <w:t xml:space="preserve">#FFC266</w:t>
             </w:r>
             <w:r>
+              <w:rPr>
+                <w:sz w:val="17"/>
+              </w:rPr>
               <w:t xml:space="preserve"> </w:t>
             </w:r>
             <w:r>
+              <w:rPr>
+                <w:sz w:val="17"/>
+              </w:rPr>
               <w:t xml:space="preserve">/</w:t>
             </w:r>
             <w:r>
+              <w:rPr>
+                <w:sz w:val="17"/>
+              </w:rPr>
               <w:t xml:space="preserve"> </w:t>
             </w:r>
             <w:r>
               <w:rPr>
                 <w:rStyle w:val="VerbatimChar"/>
+                <w:sz w:val="17"/>
               </w:rPr>
               <w:t xml:space="preserve">#3B2A0D</w:t>
             </w:r>
@@ -2806,9 +3659,13 @@
           <w:p>
             <w:pPr>
               <w:pStyle w:val="Compact"/>
-              <w:jc w:val="left"/>
-            </w:pPr>
-            <w:r>
+              <w:spacing w:before="20" w:after="20"/>
+              <w:jc w:val="left"/>
+            </w:pPr>
+            <w:r>
+              <w:rPr>
+                <w:sz w:val="17"/>
+              </w:rPr>
               <w:t xml:space="preserve">Warnings, expiring soon, low confidence</w:t>
             </w:r>
           </w:p>
@@ -2818,9 +3675,13 @@
           <w:p>
             <w:pPr>
               <w:pStyle w:val="Compact"/>
-              <w:jc w:val="left"/>
-            </w:pPr>
-            <w:r>
+              <w:spacing w:before="20" w:after="20"/>
+              <w:jc w:val="left"/>
+            </w:pPr>
+            <w:r>
+              <w:rPr>
+                <w:sz w:val="17"/>
+              </w:rPr>
               <w:t xml:space="preserve">≥ 4.5:1</w:t>
             </w:r>
           </w:p>
@@ -2832,26 +3693,38 @@
           <w:p>
             <w:pPr>
               <w:pStyle w:val="Compact"/>
+              <w:spacing w:before="20" w:after="20"/>
               <w:jc w:val="left"/>
             </w:pPr>
             <w:r>
               <w:rPr>
                 <w:rStyle w:val="VerbatimChar"/>
+                <w:sz w:val="17"/>
               </w:rPr>
               <w:t xml:space="preserve">--danger</w:t>
             </w:r>
             <w:r>
+              <w:rPr>
+                <w:sz w:val="17"/>
+              </w:rPr>
               <w:t xml:space="preserve"> </w:t>
             </w:r>
             <w:r>
+              <w:rPr>
+                <w:sz w:val="17"/>
+              </w:rPr>
               <w:t xml:space="preserve">/</w:t>
             </w:r>
             <w:r>
+              <w:rPr>
+                <w:sz w:val="17"/>
+              </w:rPr>
               <w:t xml:space="preserve"> </w:t>
             </w:r>
             <w:r>
               <w:rPr>
                 <w:rStyle w:val="VerbatimChar"/>
+                <w:sz w:val="17"/>
               </w:rPr>
               <w:t xml:space="preserve">--danger-bg</w:t>
             </w:r>
@@ -2862,26 +3735,38 @@
           <w:p>
             <w:pPr>
               <w:pStyle w:val="Compact"/>
+              <w:spacing w:before="20" w:after="20"/>
               <w:jc w:val="left"/>
             </w:pPr>
             <w:r>
               <w:rPr>
                 <w:rStyle w:val="VerbatimChar"/>
+                <w:sz w:val="17"/>
               </w:rPr>
               <w:t xml:space="preserve">#B3261E</w:t>
             </w:r>
             <w:r>
+              <w:rPr>
+                <w:sz w:val="17"/>
+              </w:rPr>
               <w:t xml:space="preserve"> </w:t>
             </w:r>
             <w:r>
+              <w:rPr>
+                <w:sz w:val="17"/>
+              </w:rPr>
               <w:t xml:space="preserve">/</w:t>
             </w:r>
             <w:r>
+              <w:rPr>
+                <w:sz w:val="17"/>
+              </w:rPr>
               <w:t xml:space="preserve"> </w:t>
             </w:r>
             <w:r>
               <w:rPr>
                 <w:rStyle w:val="VerbatimChar"/>
+                <w:sz w:val="17"/>
               </w:rPr>
               <w:t xml:space="preserve">#FDE7E6</w:t>
             </w:r>
@@ -2892,26 +3777,38 @@
           <w:p>
             <w:pPr>
               <w:pStyle w:val="Compact"/>
+              <w:spacing w:before="20" w:after="20"/>
               <w:jc w:val="left"/>
             </w:pPr>
             <w:r>
               <w:rPr>
                 <w:rStyle w:val="VerbatimChar"/>
+                <w:sz w:val="17"/>
               </w:rPr>
               <w:t xml:space="preserve">#FF8A80</w:t>
             </w:r>
             <w:r>
+              <w:rPr>
+                <w:sz w:val="17"/>
+              </w:rPr>
               <w:t xml:space="preserve"> </w:t>
             </w:r>
             <w:r>
+              <w:rPr>
+                <w:sz w:val="17"/>
+              </w:rPr>
               <w:t xml:space="preserve">/</w:t>
             </w:r>
             <w:r>
+              <w:rPr>
+                <w:sz w:val="17"/>
+              </w:rPr>
               <w:t xml:space="preserve"> </w:t>
             </w:r>
             <w:r>
               <w:rPr>
                 <w:rStyle w:val="VerbatimChar"/>
+                <w:sz w:val="17"/>
               </w:rPr>
               <w:t xml:space="preserve">#3D1614</w:t>
             </w:r>
@@ -2922,9 +3819,13 @@
           <w:p>
             <w:pPr>
               <w:pStyle w:val="Compact"/>
-              <w:jc w:val="left"/>
-            </w:pPr>
-            <w:r>
+              <w:spacing w:before="20" w:after="20"/>
+              <w:jc w:val="left"/>
+            </w:pPr>
+            <w:r>
+              <w:rPr>
+                <w:sz w:val="17"/>
+              </w:rPr>
               <w:t xml:space="preserve">Errors, lapsed cover, destructive</w:t>
             </w:r>
           </w:p>
@@ -2934,9 +3835,13 @@
           <w:p>
             <w:pPr>
               <w:pStyle w:val="Compact"/>
-              <w:jc w:val="left"/>
-            </w:pPr>
-            <w:r>
+              <w:spacing w:before="20" w:after="20"/>
+              <w:jc w:val="left"/>
+            </w:pPr>
+            <w:r>
+              <w:rPr>
+                <w:sz w:val="17"/>
+              </w:rPr>
               <w:t xml:space="preserve">≥ 4.5:1</w:t>
             </w:r>
           </w:p>
@@ -2948,26 +3853,38 @@
           <w:p>
             <w:pPr>
               <w:pStyle w:val="Compact"/>
+              <w:spacing w:before="20" w:after="20"/>
               <w:jc w:val="left"/>
             </w:pPr>
             <w:r>
               <w:rPr>
                 <w:rStyle w:val="VerbatimChar"/>
+                <w:sz w:val="17"/>
               </w:rPr>
               <w:t xml:space="preserve">--info</w:t>
             </w:r>
             <w:r>
+              <w:rPr>
+                <w:sz w:val="17"/>
+              </w:rPr>
               <w:t xml:space="preserve"> </w:t>
             </w:r>
             <w:r>
+              <w:rPr>
+                <w:sz w:val="17"/>
+              </w:rPr>
               <w:t xml:space="preserve">/</w:t>
             </w:r>
             <w:r>
+              <w:rPr>
+                <w:sz w:val="17"/>
+              </w:rPr>
               <w:t xml:space="preserve"> </w:t>
             </w:r>
             <w:r>
               <w:rPr>
                 <w:rStyle w:val="VerbatimChar"/>
+                <w:sz w:val="17"/>
               </w:rPr>
               <w:t xml:space="preserve">--info-bg</w:t>
             </w:r>
@@ -2978,26 +3895,38 @@
           <w:p>
             <w:pPr>
               <w:pStyle w:val="Compact"/>
+              <w:spacing w:before="20" w:after="20"/>
               <w:jc w:val="left"/>
             </w:pPr>
             <w:r>
               <w:rPr>
                 <w:rStyle w:val="VerbatimChar"/>
+                <w:sz w:val="17"/>
               </w:rPr>
               <w:t xml:space="preserve">#1B4FA8</w:t>
             </w:r>
             <w:r>
+              <w:rPr>
+                <w:sz w:val="17"/>
+              </w:rPr>
               <w:t xml:space="preserve"> </w:t>
             </w:r>
             <w:r>
+              <w:rPr>
+                <w:sz w:val="17"/>
+              </w:rPr>
               <w:t xml:space="preserve">/</w:t>
             </w:r>
             <w:r>
+              <w:rPr>
+                <w:sz w:val="17"/>
+              </w:rPr>
               <w:t xml:space="preserve"> </w:t>
             </w:r>
             <w:r>
               <w:rPr>
                 <w:rStyle w:val="VerbatimChar"/>
+                <w:sz w:val="17"/>
               </w:rPr>
               <w:t xml:space="preserve">#E3EDFF</w:t>
             </w:r>
@@ -3008,26 +3937,38 @@
           <w:p>
             <w:pPr>
               <w:pStyle w:val="Compact"/>
+              <w:spacing w:before="20" w:after="20"/>
               <w:jc w:val="left"/>
             </w:pPr>
             <w:r>
               <w:rPr>
                 <w:rStyle w:val="VerbatimChar"/>
+                <w:sz w:val="17"/>
               </w:rPr>
               <w:t xml:space="preserve">#9CBCFF</w:t>
             </w:r>
             <w:r>
+              <w:rPr>
+                <w:sz w:val="17"/>
+              </w:rPr>
               <w:t xml:space="preserve"> </w:t>
             </w:r>
             <w:r>
+              <w:rPr>
+                <w:sz w:val="17"/>
+              </w:rPr>
               <w:t xml:space="preserve">/</w:t>
             </w:r>
             <w:r>
+              <w:rPr>
+                <w:sz w:val="17"/>
+              </w:rPr>
               <w:t xml:space="preserve"> </w:t>
             </w:r>
             <w:r>
               <w:rPr>
                 <w:rStyle w:val="VerbatimChar"/>
+                <w:sz w:val="17"/>
               </w:rPr>
               <w:t xml:space="preserve">#152648</w:t>
             </w:r>
@@ -3038,9 +3979,13 @@
           <w:p>
             <w:pPr>
               <w:pStyle w:val="Compact"/>
-              <w:jc w:val="left"/>
-            </w:pPr>
-            <w:r>
+              <w:spacing w:before="20" w:after="20"/>
+              <w:jc w:val="left"/>
+            </w:pPr>
+            <w:r>
+              <w:rPr>
+                <w:sz w:val="17"/>
+              </w:rPr>
               <w:t xml:space="preserve">Information, help</w:t>
             </w:r>
           </w:p>
@@ -3050,9 +3995,13 @@
           <w:p>
             <w:pPr>
               <w:pStyle w:val="Compact"/>
-              <w:jc w:val="left"/>
-            </w:pPr>
-            <w:r>
+              <w:spacing w:before="20" w:after="20"/>
+              <w:jc w:val="left"/>
+            </w:pPr>
+            <w:r>
+              <w:rPr>
+                <w:sz w:val="17"/>
+              </w:rPr>
               <w:t xml:space="preserve">≥ 4.5:1</w:t>
             </w:r>
           </w:p>
@@ -3064,41 +4013,63 @@
           <w:p>
             <w:pPr>
               <w:pStyle w:val="Compact"/>
+              <w:spacing w:before="20" w:after="20"/>
               <w:jc w:val="left"/>
             </w:pPr>
             <w:r>
               <w:rPr>
                 <w:rStyle w:val="VerbatimChar"/>
+                <w:sz w:val="17"/>
               </w:rPr>
               <w:t xml:space="preserve">--hot</w:t>
             </w:r>
             <w:r>
+              <w:rPr>
+                <w:sz w:val="17"/>
+              </w:rPr>
               <w:t xml:space="preserve"> </w:t>
             </w:r>
             <w:r>
+              <w:rPr>
+                <w:sz w:val="17"/>
+              </w:rPr>
               <w:t xml:space="preserve">/</w:t>
             </w:r>
             <w:r>
+              <w:rPr>
+                <w:sz w:val="17"/>
+              </w:rPr>
               <w:t xml:space="preserve"> </w:t>
             </w:r>
             <w:r>
               <w:rPr>
                 <w:rStyle w:val="VerbatimChar"/>
+                <w:sz w:val="17"/>
               </w:rPr>
               <w:t xml:space="preserve">--warm</w:t>
             </w:r>
             <w:r>
+              <w:rPr>
+                <w:sz w:val="17"/>
+              </w:rPr>
               <w:t xml:space="preserve"> </w:t>
             </w:r>
             <w:r>
+              <w:rPr>
+                <w:sz w:val="17"/>
+              </w:rPr>
               <w:t xml:space="preserve">/</w:t>
             </w:r>
             <w:r>
+              <w:rPr>
+                <w:sz w:val="17"/>
+              </w:rPr>
               <w:t xml:space="preserve"> </w:t>
             </w:r>
             <w:r>
               <w:rPr>
                 <w:rStyle w:val="VerbatimChar"/>
+                <w:sz w:val="17"/>
               </w:rPr>
               <w:t xml:space="preserve">--nurture</w:t>
             </w:r>
@@ -3109,9 +4080,13 @@
           <w:p>
             <w:pPr>
               <w:pStyle w:val="Compact"/>
-              <w:jc w:val="left"/>
-            </w:pPr>
-            <w:r>
+              <w:spacing w:before="20" w:after="20"/>
+              <w:jc w:val="left"/>
+            </w:pPr>
+            <w:r>
+              <w:rPr>
+                <w:sz w:val="17"/>
+              </w:rPr>
               <w:t xml:space="preserve">danger / warn / muted</w:t>
             </w:r>
           </w:p>
@@ -3121,9 +4096,13 @@
           <w:p>
             <w:pPr>
               <w:pStyle w:val="Compact"/>
-              <w:jc w:val="left"/>
-            </w:pPr>
-            <w:r>
+              <w:spacing w:before="20" w:after="20"/>
+              <w:jc w:val="left"/>
+            </w:pPr>
+            <w:r>
+              <w:rPr>
+                <w:sz w:val="17"/>
+              </w:rPr>
               <w:t xml:space="preserve">same mapping</w:t>
             </w:r>
           </w:p>
@@ -3133,9 +4112,13 @@
           <w:p>
             <w:pPr>
               <w:pStyle w:val="Compact"/>
-              <w:jc w:val="left"/>
-            </w:pPr>
-            <w:r>
+              <w:spacing w:before="20" w:after="20"/>
+              <w:jc w:val="left"/>
+            </w:pPr>
+            <w:r>
+              <w:rPr>
+                <w:sz w:val="17"/>
+              </w:rPr>
               <w:t xml:space="preserve">Lead tier badges (always paired with a text label)</w:t>
             </w:r>
           </w:p>
@@ -3145,9 +4128,13 @@
           <w:p>
             <w:pPr>
               <w:pStyle w:val="Compact"/>
-              <w:jc w:val="left"/>
-            </w:pPr>
-            <w:r>
+              <w:spacing w:before="20" w:after="20"/>
+              <w:jc w:val="left"/>
+            </w:pPr>
+            <w:r>
+              <w:rPr>
+                <w:sz w:val="17"/>
+              </w:rPr>
               <w:t xml:space="preserve">≥ 4.5:1</w:t>
             </w:r>
           </w:p>
@@ -3336,12 +4323,14 @@
           <w:p>
             <w:pPr>
               <w:pStyle w:val="Compact"/>
+              <w:spacing w:before="20" w:after="20"/>
               <w:jc w:val="left"/>
             </w:pPr>
             <w:r>
               <w:rPr>
                 <w:b/>
                 <w:color w:val="FFFFFF"/>
+                <w:sz w:val="17"/>
               </w:rPr>
               <w:t xml:space="preserve">Token</w:t>
             </w:r>
@@ -3354,12 +4343,14 @@
           <w:p>
             <w:pPr>
               <w:pStyle w:val="Compact"/>
+              <w:spacing w:before="20" w:after="20"/>
               <w:jc w:val="left"/>
             </w:pPr>
             <w:r>
               <w:rPr>
                 <w:b/>
                 <w:color w:val="FFFFFF"/>
+                <w:sz w:val="17"/>
               </w:rPr>
               <w:t xml:space="preserve">Size</w:t>
             </w:r>
@@ -3372,12 +4363,14 @@
           <w:p>
             <w:pPr>
               <w:pStyle w:val="Compact"/>
+              <w:spacing w:before="20" w:after="20"/>
               <w:jc w:val="left"/>
             </w:pPr>
             <w:r>
               <w:rPr>
                 <w:b/>
                 <w:color w:val="FFFFFF"/>
+                <w:sz w:val="17"/>
               </w:rPr>
               <w:t xml:space="preserve">Line height</w:t>
             </w:r>
@@ -3390,12 +4383,14 @@
           <w:p>
             <w:pPr>
               <w:pStyle w:val="Compact"/>
+              <w:spacing w:before="20" w:after="20"/>
               <w:jc w:val="left"/>
             </w:pPr>
             <w:r>
               <w:rPr>
                 <w:b/>
                 <w:color w:val="FFFFFF"/>
+                <w:sz w:val="17"/>
               </w:rPr>
               <w:t xml:space="preserve">Weight</w:t>
             </w:r>
@@ -3408,12 +4403,14 @@
           <w:p>
             <w:pPr>
               <w:pStyle w:val="Compact"/>
+              <w:spacing w:before="20" w:after="20"/>
               <w:jc w:val="left"/>
             </w:pPr>
             <w:r>
               <w:rPr>
                 <w:b/>
                 <w:color w:val="FFFFFF"/>
+                <w:sz w:val="17"/>
               </w:rPr>
               <w:t xml:space="preserve">Use</w:t>
             </w:r>
@@ -3422,15 +4419,19 @@
       </w:tr>
       <w:tr>
         <w:tc>
-          <w:tcPr/>
-          <w:p>
-            <w:pPr>
-              <w:pStyle w:val="Compact"/>
+          <w:tcPr>
+            <w:noWrap/>
+          </w:tcPr>
+          <w:p>
+            <w:pPr>
+              <w:pStyle w:val="Compact"/>
+              <w:spacing w:before="20" w:after="20"/>
               <w:jc w:val="left"/>
             </w:pPr>
             <w:r>
               <w:rPr>
                 <w:rStyle w:val="VerbatimChar"/>
+                <w:sz w:val="17"/>
               </w:rPr>
               <w:t xml:space="preserve">--fs-xs</w:t>
             </w:r>
@@ -3441,33 +4442,49 @@
           <w:p>
             <w:pPr>
               <w:pStyle w:val="Compact"/>
-              <w:jc w:val="left"/>
-            </w:pPr>
-            <w:r>
+              <w:spacing w:before="20" w:after="20"/>
+              <w:jc w:val="left"/>
+            </w:pPr>
+            <w:r>
+              <w:rPr>
+                <w:sz w:val="17"/>
+              </w:rPr>
               <w:t xml:space="preserve">12 px (0.75 rem)</w:t>
             </w:r>
           </w:p>
         </w:tc>
         <w:tc>
-          <w:tcPr/>
-          <w:p>
-            <w:pPr>
-              <w:pStyle w:val="Compact"/>
-              <w:jc w:val="left"/>
-            </w:pPr>
-            <w:r>
+          <w:tcPr>
+            <w:noWrap/>
+          </w:tcPr>
+          <w:p>
+            <w:pPr>
+              <w:pStyle w:val="Compact"/>
+              <w:spacing w:before="20" w:after="20"/>
+              <w:jc w:val="left"/>
+            </w:pPr>
+            <w:r>
+              <w:rPr>
+                <w:sz w:val="17"/>
+              </w:rPr>
               <w:t xml:space="preserve">1.5</w:t>
             </w:r>
           </w:p>
         </w:tc>
         <w:tc>
-          <w:tcPr/>
-          <w:p>
-            <w:pPr>
-              <w:pStyle w:val="Compact"/>
-              <w:jc w:val="left"/>
-            </w:pPr>
-            <w:r>
+          <w:tcPr>
+            <w:noWrap/>
+          </w:tcPr>
+          <w:p>
+            <w:pPr>
+              <w:pStyle w:val="Compact"/>
+              <w:spacing w:before="20" w:after="20"/>
+              <w:jc w:val="left"/>
+            </w:pPr>
+            <w:r>
+              <w:rPr>
+                <w:sz w:val="17"/>
+              </w:rPr>
               <w:t xml:space="preserve">500</w:t>
             </w:r>
           </w:p>
@@ -3477,9 +4494,13 @@
           <w:p>
             <w:pPr>
               <w:pStyle w:val="Compact"/>
-              <w:jc w:val="left"/>
-            </w:pPr>
-            <w:r>
+              <w:spacing w:before="20" w:after="20"/>
+              <w:jc w:val="left"/>
+            </w:pPr>
+            <w:r>
+              <w:rPr>
+                <w:sz w:val="17"/>
+              </w:rPr>
               <w:t xml:space="preserve">Badges, table meta. Never for body copy.</w:t>
             </w:r>
           </w:p>
@@ -3487,15 +4508,19 @@
       </w:tr>
       <w:tr>
         <w:tc>
-          <w:tcPr/>
-          <w:p>
-            <w:pPr>
-              <w:pStyle w:val="Compact"/>
+          <w:tcPr>
+            <w:noWrap/>
+          </w:tcPr>
+          <w:p>
+            <w:pPr>
+              <w:pStyle w:val="Compact"/>
+              <w:spacing w:before="20" w:after="20"/>
               <w:jc w:val="left"/>
             </w:pPr>
             <w:r>
               <w:rPr>
                 <w:rStyle w:val="VerbatimChar"/>
+                <w:sz w:val="17"/>
               </w:rPr>
               <w:t xml:space="preserve">--fs-sm</w:t>
             </w:r>
@@ -3506,33 +4531,49 @@
           <w:p>
             <w:pPr>
               <w:pStyle w:val="Compact"/>
-              <w:jc w:val="left"/>
-            </w:pPr>
-            <w:r>
+              <w:spacing w:before="20" w:after="20"/>
+              <w:jc w:val="left"/>
+            </w:pPr>
+            <w:r>
+              <w:rPr>
+                <w:sz w:val="17"/>
+              </w:rPr>
               <w:t xml:space="preserve">14 px</w:t>
             </w:r>
           </w:p>
         </w:tc>
         <w:tc>
-          <w:tcPr/>
-          <w:p>
-            <w:pPr>
-              <w:pStyle w:val="Compact"/>
-              <w:jc w:val="left"/>
-            </w:pPr>
-            <w:r>
+          <w:tcPr>
+            <w:noWrap/>
+          </w:tcPr>
+          <w:p>
+            <w:pPr>
+              <w:pStyle w:val="Compact"/>
+              <w:spacing w:before="20" w:after="20"/>
+              <w:jc w:val="left"/>
+            </w:pPr>
+            <w:r>
+              <w:rPr>
+                <w:sz w:val="17"/>
+              </w:rPr>
               <w:t xml:space="preserve">1.5</w:t>
             </w:r>
           </w:p>
         </w:tc>
         <w:tc>
-          <w:tcPr/>
-          <w:p>
-            <w:pPr>
-              <w:pStyle w:val="Compact"/>
-              <w:jc w:val="left"/>
-            </w:pPr>
-            <w:r>
+          <w:tcPr>
+            <w:noWrap/>
+          </w:tcPr>
+          <w:p>
+            <w:pPr>
+              <w:pStyle w:val="Compact"/>
+              <w:spacing w:before="20" w:after="20"/>
+              <w:jc w:val="left"/>
+            </w:pPr>
+            <w:r>
+              <w:rPr>
+                <w:sz w:val="17"/>
+              </w:rPr>
               <w:t xml:space="preserve">400</w:t>
             </w:r>
           </w:p>
@@ -3542,9 +4583,13 @@
           <w:p>
             <w:pPr>
               <w:pStyle w:val="Compact"/>
-              <w:jc w:val="left"/>
-            </w:pPr>
-            <w:r>
+              <w:spacing w:before="20" w:after="20"/>
+              <w:jc w:val="left"/>
+            </w:pPr>
+            <w:r>
+              <w:rPr>
+                <w:sz w:val="17"/>
+              </w:rPr>
               <w:t xml:space="preserve">Table cells, helper text</w:t>
             </w:r>
           </w:p>
@@ -3552,15 +4597,19 @@
       </w:tr>
       <w:tr>
         <w:tc>
-          <w:tcPr/>
-          <w:p>
-            <w:pPr>
-              <w:pStyle w:val="Compact"/>
+          <w:tcPr>
+            <w:noWrap/>
+          </w:tcPr>
+          <w:p>
+            <w:pPr>
+              <w:pStyle w:val="Compact"/>
+              <w:spacing w:before="20" w:after="20"/>
               <w:jc w:val="left"/>
             </w:pPr>
             <w:r>
               <w:rPr>
                 <w:rStyle w:val="VerbatimChar"/>
+                <w:sz w:val="17"/>
               </w:rPr>
               <w:t xml:space="preserve">--fs-md</w:t>
             </w:r>
@@ -3571,33 +4620,49 @@
           <w:p>
             <w:pPr>
               <w:pStyle w:val="Compact"/>
-              <w:jc w:val="left"/>
-            </w:pPr>
-            <w:r>
+              <w:spacing w:before="20" w:after="20"/>
+              <w:jc w:val="left"/>
+            </w:pPr>
+            <w:r>
+              <w:rPr>
+                <w:sz w:val="17"/>
+              </w:rPr>
               <w:t xml:space="preserve">16 px</w:t>
             </w:r>
           </w:p>
         </w:tc>
         <w:tc>
-          <w:tcPr/>
-          <w:p>
-            <w:pPr>
-              <w:pStyle w:val="Compact"/>
-              <w:jc w:val="left"/>
-            </w:pPr>
-            <w:r>
+          <w:tcPr>
+            <w:noWrap/>
+          </w:tcPr>
+          <w:p>
+            <w:pPr>
+              <w:pStyle w:val="Compact"/>
+              <w:spacing w:before="20" w:after="20"/>
+              <w:jc w:val="left"/>
+            </w:pPr>
+            <w:r>
+              <w:rPr>
+                <w:sz w:val="17"/>
+              </w:rPr>
               <w:t xml:space="preserve">1.5</w:t>
             </w:r>
           </w:p>
         </w:tc>
         <w:tc>
-          <w:tcPr/>
-          <w:p>
-            <w:pPr>
-              <w:pStyle w:val="Compact"/>
-              <w:jc w:val="left"/>
-            </w:pPr>
-            <w:r>
+          <w:tcPr>
+            <w:noWrap/>
+          </w:tcPr>
+          <w:p>
+            <w:pPr>
+              <w:pStyle w:val="Compact"/>
+              <w:spacing w:before="20" w:after="20"/>
+              <w:jc w:val="left"/>
+            </w:pPr>
+            <w:r>
+              <w:rPr>
+                <w:sz w:val="17"/>
+              </w:rPr>
               <w:t xml:space="preserve">400</w:t>
             </w:r>
           </w:p>
@@ -3607,9 +4672,13 @@
           <w:p>
             <w:pPr>
               <w:pStyle w:val="Compact"/>
-              <w:jc w:val="left"/>
-            </w:pPr>
-            <w:r>
+              <w:spacing w:before="20" w:after="20"/>
+              <w:jc w:val="left"/>
+            </w:pPr>
+            <w:r>
+              <w:rPr>
+                <w:sz w:val="17"/>
+              </w:rPr>
               <w:t xml:space="preserve">Body (customer app minimum)</w:t>
             </w:r>
           </w:p>
@@ -3617,15 +4686,19 @@
       </w:tr>
       <w:tr>
         <w:tc>
-          <w:tcPr/>
-          <w:p>
-            <w:pPr>
-              <w:pStyle w:val="Compact"/>
+          <w:tcPr>
+            <w:noWrap/>
+          </w:tcPr>
+          <w:p>
+            <w:pPr>
+              <w:pStyle w:val="Compact"/>
+              <w:spacing w:before="20" w:after="20"/>
               <w:jc w:val="left"/>
             </w:pPr>
             <w:r>
               <w:rPr>
                 <w:rStyle w:val="VerbatimChar"/>
+                <w:sz w:val="17"/>
               </w:rPr>
               <w:t xml:space="preserve">--fs-lg</w:t>
             </w:r>
@@ -3636,33 +4709,49 @@
           <w:p>
             <w:pPr>
               <w:pStyle w:val="Compact"/>
-              <w:jc w:val="left"/>
-            </w:pPr>
-            <w:r>
+              <w:spacing w:before="20" w:after="20"/>
+              <w:jc w:val="left"/>
+            </w:pPr>
+            <w:r>
+              <w:rPr>
+                <w:sz w:val="17"/>
+              </w:rPr>
               <w:t xml:space="preserve">18 px</w:t>
             </w:r>
           </w:p>
         </w:tc>
         <w:tc>
-          <w:tcPr/>
-          <w:p>
-            <w:pPr>
-              <w:pStyle w:val="Compact"/>
-              <w:jc w:val="left"/>
-            </w:pPr>
-            <w:r>
+          <w:tcPr>
+            <w:noWrap/>
+          </w:tcPr>
+          <w:p>
+            <w:pPr>
+              <w:pStyle w:val="Compact"/>
+              <w:spacing w:before="20" w:after="20"/>
+              <w:jc w:val="left"/>
+            </w:pPr>
+            <w:r>
+              <w:rPr>
+                <w:sz w:val="17"/>
+              </w:rPr>
               <w:t xml:space="preserve">1.4</w:t>
             </w:r>
           </w:p>
         </w:tc>
         <w:tc>
-          <w:tcPr/>
-          <w:p>
-            <w:pPr>
-              <w:pStyle w:val="Compact"/>
-              <w:jc w:val="left"/>
-            </w:pPr>
-            <w:r>
+          <w:tcPr>
+            <w:noWrap/>
+          </w:tcPr>
+          <w:p>
+            <w:pPr>
+              <w:pStyle w:val="Compact"/>
+              <w:spacing w:before="20" w:after="20"/>
+              <w:jc w:val="left"/>
+            </w:pPr>
+            <w:r>
+              <w:rPr>
+                <w:sz w:val="17"/>
+              </w:rPr>
               <w:t xml:space="preserve">600</w:t>
             </w:r>
           </w:p>
@@ -3672,9 +4761,13 @@
           <w:p>
             <w:pPr>
               <w:pStyle w:val="Compact"/>
-              <w:jc w:val="left"/>
-            </w:pPr>
-            <w:r>
+              <w:spacing w:before="20" w:after="20"/>
+              <w:jc w:val="left"/>
+            </w:pPr>
+            <w:r>
+              <w:rPr>
+                <w:sz w:val="17"/>
+              </w:rPr>
               <w:t xml:space="preserve">Card titles, customer app primary values</w:t>
             </w:r>
           </w:p>
@@ -3682,15 +4775,19 @@
       </w:tr>
       <w:tr>
         <w:tc>
-          <w:tcPr/>
-          <w:p>
-            <w:pPr>
-              <w:pStyle w:val="Compact"/>
+          <w:tcPr>
+            <w:noWrap/>
+          </w:tcPr>
+          <w:p>
+            <w:pPr>
+              <w:pStyle w:val="Compact"/>
+              <w:spacing w:before="20" w:after="20"/>
               <w:jc w:val="left"/>
             </w:pPr>
             <w:r>
               <w:rPr>
                 <w:rStyle w:val="VerbatimChar"/>
+                <w:sz w:val="17"/>
               </w:rPr>
               <w:t xml:space="preserve">--fs-xl</w:t>
             </w:r>
@@ -3701,33 +4798,49 @@
           <w:p>
             <w:pPr>
               <w:pStyle w:val="Compact"/>
-              <w:jc w:val="left"/>
-            </w:pPr>
-            <w:r>
+              <w:spacing w:before="20" w:after="20"/>
+              <w:jc w:val="left"/>
+            </w:pPr>
+            <w:r>
+              <w:rPr>
+                <w:sz w:val="17"/>
+              </w:rPr>
               <w:t xml:space="preserve">22 px</w:t>
             </w:r>
           </w:p>
         </w:tc>
         <w:tc>
-          <w:tcPr/>
-          <w:p>
-            <w:pPr>
-              <w:pStyle w:val="Compact"/>
-              <w:jc w:val="left"/>
-            </w:pPr>
-            <w:r>
+          <w:tcPr>
+            <w:noWrap/>
+          </w:tcPr>
+          <w:p>
+            <w:pPr>
+              <w:pStyle w:val="Compact"/>
+              <w:spacing w:before="20" w:after="20"/>
+              <w:jc w:val="left"/>
+            </w:pPr>
+            <w:r>
+              <w:rPr>
+                <w:sz w:val="17"/>
+              </w:rPr>
               <w:t xml:space="preserve">1.3</w:t>
             </w:r>
           </w:p>
         </w:tc>
         <w:tc>
-          <w:tcPr/>
-          <w:p>
-            <w:pPr>
-              <w:pStyle w:val="Compact"/>
-              <w:jc w:val="left"/>
-            </w:pPr>
-            <w:r>
+          <w:tcPr>
+            <w:noWrap/>
+          </w:tcPr>
+          <w:p>
+            <w:pPr>
+              <w:pStyle w:val="Compact"/>
+              <w:spacing w:before="20" w:after="20"/>
+              <w:jc w:val="left"/>
+            </w:pPr>
+            <w:r>
+              <w:rPr>
+                <w:sz w:val="17"/>
+              </w:rPr>
               <w:t xml:space="preserve">700</w:t>
             </w:r>
           </w:p>
@@ -3737,9 +4850,13 @@
           <w:p>
             <w:pPr>
               <w:pStyle w:val="Compact"/>
-              <w:jc w:val="left"/>
-            </w:pPr>
-            <w:r>
+              <w:spacing w:before="20" w:after="20"/>
+              <w:jc w:val="left"/>
+            </w:pPr>
+            <w:r>
+              <w:rPr>
+                <w:sz w:val="17"/>
+              </w:rPr>
               <w:t xml:space="preserve">Page titles (h1)</w:t>
             </w:r>
           </w:p>
@@ -3747,15 +4864,19 @@
       </w:tr>
       <w:tr>
         <w:tc>
-          <w:tcPr/>
-          <w:p>
-            <w:pPr>
-              <w:pStyle w:val="Compact"/>
+          <w:tcPr>
+            <w:noWrap/>
+          </w:tcPr>
+          <w:p>
+            <w:pPr>
+              <w:pStyle w:val="Compact"/>
+              <w:spacing w:before="20" w:after="20"/>
               <w:jc w:val="left"/>
             </w:pPr>
             <w:r>
               <w:rPr>
                 <w:rStyle w:val="VerbatimChar"/>
+                <w:sz w:val="17"/>
               </w:rPr>
               <w:t xml:space="preserve">--fs-2xl</w:t>
             </w:r>
@@ -3766,33 +4887,49 @@
           <w:p>
             <w:pPr>
               <w:pStyle w:val="Compact"/>
-              <w:jc w:val="left"/>
-            </w:pPr>
-            <w:r>
+              <w:spacing w:before="20" w:after="20"/>
+              <w:jc w:val="left"/>
+            </w:pPr>
+            <w:r>
+              <w:rPr>
+                <w:sz w:val="17"/>
+              </w:rPr>
               <w:t xml:space="preserve">28 px</w:t>
             </w:r>
           </w:p>
         </w:tc>
         <w:tc>
-          <w:tcPr/>
-          <w:p>
-            <w:pPr>
-              <w:pStyle w:val="Compact"/>
-              <w:jc w:val="left"/>
-            </w:pPr>
-            <w:r>
+          <w:tcPr>
+            <w:noWrap/>
+          </w:tcPr>
+          <w:p>
+            <w:pPr>
+              <w:pStyle w:val="Compact"/>
+              <w:spacing w:before="20" w:after="20"/>
+              <w:jc w:val="left"/>
+            </w:pPr>
+            <w:r>
+              <w:rPr>
+                <w:sz w:val="17"/>
+              </w:rPr>
               <w:t xml:space="preserve">1.2</w:t>
             </w:r>
           </w:p>
         </w:tc>
         <w:tc>
-          <w:tcPr/>
-          <w:p>
-            <w:pPr>
-              <w:pStyle w:val="Compact"/>
-              <w:jc w:val="left"/>
-            </w:pPr>
-            <w:r>
+          <w:tcPr>
+            <w:noWrap/>
+          </w:tcPr>
+          <w:p>
+            <w:pPr>
+              <w:pStyle w:val="Compact"/>
+              <w:spacing w:before="20" w:after="20"/>
+              <w:jc w:val="left"/>
+            </w:pPr>
+            <w:r>
+              <w:rPr>
+                <w:sz w:val="17"/>
+              </w:rPr>
               <w:t xml:space="preserve">700</w:t>
             </w:r>
           </w:p>
@@ -3802,9 +4939,13 @@
           <w:p>
             <w:pPr>
               <w:pStyle w:val="Compact"/>
-              <w:jc w:val="left"/>
-            </w:pPr>
-            <w:r>
+              <w:spacing w:before="20" w:after="20"/>
+              <w:jc w:val="left"/>
+            </w:pPr>
+            <w:r>
+              <w:rPr>
+                <w:sz w:val="17"/>
+              </w:rPr>
               <w:t xml:space="preserve">KPI values, the customer app's cover status</w:t>
             </w:r>
           </w:p>
@@ -3877,12 +5018,14 @@
           <w:p>
             <w:pPr>
               <w:pStyle w:val="Compact"/>
+              <w:spacing w:before="20" w:after="20"/>
               <w:jc w:val="left"/>
             </w:pPr>
             <w:r>
               <w:rPr>
                 <w:b/>
                 <w:color w:val="FFFFFF"/>
+                <w:sz w:val="18"/>
               </w:rPr>
               <w:t xml:space="preserve">Token</w:t>
             </w:r>
@@ -3895,12 +5038,14 @@
           <w:p>
             <w:pPr>
               <w:pStyle w:val="Compact"/>
+              <w:spacing w:before="20" w:after="20"/>
               <w:jc w:val="left"/>
             </w:pPr>
             <w:r>
               <w:rPr>
                 <w:b/>
                 <w:color w:val="FFFFFF"/>
+                <w:sz w:val="18"/>
               </w:rPr>
               <w:t xml:space="preserve">Value</w:t>
             </w:r>
@@ -3913,12 +5058,14 @@
           <w:p>
             <w:pPr>
               <w:pStyle w:val="Compact"/>
+              <w:spacing w:before="20" w:after="20"/>
               <w:jc w:val="left"/>
             </w:pPr>
             <w:r>
               <w:rPr>
                 <w:b/>
                 <w:color w:val="FFFFFF"/>
+                <w:sz w:val="18"/>
               </w:rPr>
               <w:t xml:space="preserve">Typical use</w:t>
             </w:r>
@@ -3927,15 +5074,19 @@
       </w:tr>
       <w:tr>
         <w:tc>
-          <w:tcPr/>
-          <w:p>
-            <w:pPr>
-              <w:pStyle w:val="Compact"/>
+          <w:tcPr>
+            <w:noWrap/>
+          </w:tcPr>
+          <w:p>
+            <w:pPr>
+              <w:pStyle w:val="Compact"/>
+              <w:spacing w:before="20" w:after="20"/>
               <w:jc w:val="left"/>
             </w:pPr>
             <w:r>
               <w:rPr>
                 <w:rStyle w:val="VerbatimChar"/>
+                <w:sz w:val="18"/>
               </w:rPr>
               <w:t xml:space="preserve">--sp-1</w:t>
             </w:r>
@@ -3946,9 +5097,13 @@
           <w:p>
             <w:pPr>
               <w:pStyle w:val="Compact"/>
-              <w:jc w:val="left"/>
-            </w:pPr>
-            <w:r>
+              <w:spacing w:before="20" w:after="20"/>
+              <w:jc w:val="left"/>
+            </w:pPr>
+            <w:r>
+              <w:rPr>
+                <w:sz w:val="18"/>
+              </w:rPr>
               <w:t xml:space="preserve">4 px</w:t>
             </w:r>
           </w:p>
@@ -3958,9 +5113,13 @@
           <w:p>
             <w:pPr>
               <w:pStyle w:val="Compact"/>
-              <w:jc w:val="left"/>
-            </w:pPr>
-            <w:r>
+              <w:spacing w:before="20" w:after="20"/>
+              <w:jc w:val="left"/>
+            </w:pPr>
+            <w:r>
+              <w:rPr>
+                <w:sz w:val="18"/>
+              </w:rPr>
               <w:t xml:space="preserve">Icon to label</w:t>
             </w:r>
           </w:p>
@@ -3968,15 +5127,19 @@
       </w:tr>
       <w:tr>
         <w:tc>
-          <w:tcPr/>
-          <w:p>
-            <w:pPr>
-              <w:pStyle w:val="Compact"/>
+          <w:tcPr>
+            <w:noWrap/>
+          </w:tcPr>
+          <w:p>
+            <w:pPr>
+              <w:pStyle w:val="Compact"/>
+              <w:spacing w:before="20" w:after="20"/>
               <w:jc w:val="left"/>
             </w:pPr>
             <w:r>
               <w:rPr>
                 <w:rStyle w:val="VerbatimChar"/>
+                <w:sz w:val="18"/>
               </w:rPr>
               <w:t xml:space="preserve">--sp-2</w:t>
             </w:r>
@@ -3987,9 +5150,13 @@
           <w:p>
             <w:pPr>
               <w:pStyle w:val="Compact"/>
-              <w:jc w:val="left"/>
-            </w:pPr>
-            <w:r>
+              <w:spacing w:before="20" w:after="20"/>
+              <w:jc w:val="left"/>
+            </w:pPr>
+            <w:r>
+              <w:rPr>
+                <w:sz w:val="18"/>
+              </w:rPr>
               <w:t xml:space="preserve">8 px</w:t>
             </w:r>
           </w:p>
@@ -3999,9 +5166,13 @@
           <w:p>
             <w:pPr>
               <w:pStyle w:val="Compact"/>
-              <w:jc w:val="left"/>
-            </w:pPr>
-            <w:r>
+              <w:spacing w:before="20" w:after="20"/>
+              <w:jc w:val="left"/>
+            </w:pPr>
+            <w:r>
+              <w:rPr>
+                <w:sz w:val="18"/>
+              </w:rPr>
               <w:t xml:space="preserve">Inside badges, dense tables</w:t>
             </w:r>
           </w:p>
@@ -4009,15 +5180,19 @@
       </w:tr>
       <w:tr>
         <w:tc>
-          <w:tcPr/>
-          <w:p>
-            <w:pPr>
-              <w:pStyle w:val="Compact"/>
+          <w:tcPr>
+            <w:noWrap/>
+          </w:tcPr>
+          <w:p>
+            <w:pPr>
+              <w:pStyle w:val="Compact"/>
+              <w:spacing w:before="20" w:after="20"/>
               <w:jc w:val="left"/>
             </w:pPr>
             <w:r>
               <w:rPr>
                 <w:rStyle w:val="VerbatimChar"/>
+                <w:sz w:val="18"/>
               </w:rPr>
               <w:t xml:space="preserve">--sp-3</w:t>
             </w:r>
@@ -4028,9 +5203,13 @@
           <w:p>
             <w:pPr>
               <w:pStyle w:val="Compact"/>
-              <w:jc w:val="left"/>
-            </w:pPr>
-            <w:r>
+              <w:spacing w:before="20" w:after="20"/>
+              <w:jc w:val="left"/>
+            </w:pPr>
+            <w:r>
+              <w:rPr>
+                <w:sz w:val="18"/>
+              </w:rPr>
               <w:t xml:space="preserve">12 px</w:t>
             </w:r>
           </w:p>
@@ -4040,9 +5219,13 @@
           <w:p>
             <w:pPr>
               <w:pStyle w:val="Compact"/>
-              <w:jc w:val="left"/>
-            </w:pPr>
-            <w:r>
+              <w:spacing w:before="20" w:after="20"/>
+              <w:jc w:val="left"/>
+            </w:pPr>
+            <w:r>
+              <w:rPr>
+                <w:sz w:val="18"/>
+              </w:rPr>
               <w:t xml:space="preserve">Form field gap</w:t>
             </w:r>
           </w:p>
@@ -4050,15 +5233,19 @@
       </w:tr>
       <w:tr>
         <w:tc>
-          <w:tcPr/>
-          <w:p>
-            <w:pPr>
-              <w:pStyle w:val="Compact"/>
+          <w:tcPr>
+            <w:noWrap/>
+          </w:tcPr>
+          <w:p>
+            <w:pPr>
+              <w:pStyle w:val="Compact"/>
+              <w:spacing w:before="20" w:after="20"/>
               <w:jc w:val="left"/>
             </w:pPr>
             <w:r>
               <w:rPr>
                 <w:rStyle w:val="VerbatimChar"/>
+                <w:sz w:val="18"/>
               </w:rPr>
               <w:t xml:space="preserve">--sp-4</w:t>
             </w:r>
@@ -4069,9 +5256,13 @@
           <w:p>
             <w:pPr>
               <w:pStyle w:val="Compact"/>
-              <w:jc w:val="left"/>
-            </w:pPr>
-            <w:r>
+              <w:spacing w:before="20" w:after="20"/>
+              <w:jc w:val="left"/>
+            </w:pPr>
+            <w:r>
+              <w:rPr>
+                <w:sz w:val="18"/>
+              </w:rPr>
               <w:t xml:space="preserve">16 px</w:t>
             </w:r>
           </w:p>
@@ -4081,9 +5272,13 @@
           <w:p>
             <w:pPr>
               <w:pStyle w:val="Compact"/>
-              <w:jc w:val="left"/>
-            </w:pPr>
-            <w:r>
+              <w:spacing w:before="20" w:after="20"/>
+              <w:jc w:val="left"/>
+            </w:pPr>
+            <w:r>
+              <w:rPr>
+                <w:sz w:val="18"/>
+              </w:rPr>
               <w:t xml:space="preserve">Card padding (mobile), page gutter on phones</w:t>
             </w:r>
           </w:p>
@@ -4091,15 +5286,19 @@
       </w:tr>
       <w:tr>
         <w:tc>
-          <w:tcPr/>
-          <w:p>
-            <w:pPr>
-              <w:pStyle w:val="Compact"/>
+          <w:tcPr>
+            <w:noWrap/>
+          </w:tcPr>
+          <w:p>
+            <w:pPr>
+              <w:pStyle w:val="Compact"/>
+              <w:spacing w:before="20" w:after="20"/>
               <w:jc w:val="left"/>
             </w:pPr>
             <w:r>
               <w:rPr>
                 <w:rStyle w:val="VerbatimChar"/>
+                <w:sz w:val="18"/>
               </w:rPr>
               <w:t xml:space="preserve">--sp-5</w:t>
             </w:r>
@@ -4110,9 +5309,13 @@
           <w:p>
             <w:pPr>
               <w:pStyle w:val="Compact"/>
-              <w:jc w:val="left"/>
-            </w:pPr>
-            <w:r>
+              <w:spacing w:before="20" w:after="20"/>
+              <w:jc w:val="left"/>
+            </w:pPr>
+            <w:r>
+              <w:rPr>
+                <w:sz w:val="18"/>
+              </w:rPr>
               <w:t xml:space="preserve">24 px</w:t>
             </w:r>
           </w:p>
@@ -4122,9 +5325,13 @@
           <w:p>
             <w:pPr>
               <w:pStyle w:val="Compact"/>
-              <w:jc w:val="left"/>
-            </w:pPr>
-            <w:r>
+              <w:spacing w:before="20" w:after="20"/>
+              <w:jc w:val="left"/>
+            </w:pPr>
+            <w:r>
+              <w:rPr>
+                <w:sz w:val="18"/>
+              </w:rPr>
               <w:t xml:space="preserve">Card padding (desktop), section gap</w:t>
             </w:r>
           </w:p>
@@ -4132,15 +5339,19 @@
       </w:tr>
       <w:tr>
         <w:tc>
-          <w:tcPr/>
-          <w:p>
-            <w:pPr>
-              <w:pStyle w:val="Compact"/>
+          <w:tcPr>
+            <w:noWrap/>
+          </w:tcPr>
+          <w:p>
+            <w:pPr>
+              <w:pStyle w:val="Compact"/>
+              <w:spacing w:before="20" w:after="20"/>
               <w:jc w:val="left"/>
             </w:pPr>
             <w:r>
               <w:rPr>
                 <w:rStyle w:val="VerbatimChar"/>
+                <w:sz w:val="18"/>
               </w:rPr>
               <w:t xml:space="preserve">--sp-6</w:t>
             </w:r>
@@ -4151,9 +5362,13 @@
           <w:p>
             <w:pPr>
               <w:pStyle w:val="Compact"/>
-              <w:jc w:val="left"/>
-            </w:pPr>
-            <w:r>
+              <w:spacing w:before="20" w:after="20"/>
+              <w:jc w:val="left"/>
+            </w:pPr>
+            <w:r>
+              <w:rPr>
+                <w:sz w:val="18"/>
+              </w:rPr>
               <w:t xml:space="preserve">32 px</w:t>
             </w:r>
           </w:p>
@@ -4163,9 +5378,13 @@
           <w:p>
             <w:pPr>
               <w:pStyle w:val="Compact"/>
-              <w:jc w:val="left"/>
-            </w:pPr>
-            <w:r>
+              <w:spacing w:before="20" w:after="20"/>
+              <w:jc w:val="left"/>
+            </w:pPr>
+            <w:r>
+              <w:rPr>
+                <w:sz w:val="18"/>
+              </w:rPr>
               <w:t xml:space="preserve">Page sections</w:t>
             </w:r>
           </w:p>
@@ -4173,15 +5392,19 @@
       </w:tr>
       <w:tr>
         <w:tc>
-          <w:tcPr/>
-          <w:p>
-            <w:pPr>
-              <w:pStyle w:val="Compact"/>
+          <w:tcPr>
+            <w:noWrap/>
+          </w:tcPr>
+          <w:p>
+            <w:pPr>
+              <w:pStyle w:val="Compact"/>
+              <w:spacing w:before="20" w:after="20"/>
               <w:jc w:val="left"/>
             </w:pPr>
             <w:r>
               <w:rPr>
                 <w:rStyle w:val="VerbatimChar"/>
+                <w:sz w:val="18"/>
               </w:rPr>
               <w:t xml:space="preserve">--sp-7</w:t>
             </w:r>
@@ -4192,9 +5415,13 @@
           <w:p>
             <w:pPr>
               <w:pStyle w:val="Compact"/>
-              <w:jc w:val="left"/>
-            </w:pPr>
-            <w:r>
+              <w:spacing w:before="20" w:after="20"/>
+              <w:jc w:val="left"/>
+            </w:pPr>
+            <w:r>
+              <w:rPr>
+                <w:sz w:val="18"/>
+              </w:rPr>
               <w:t xml:space="preserve">48 px</w:t>
             </w:r>
           </w:p>
@@ -4204,9 +5431,13 @@
           <w:p>
             <w:pPr>
               <w:pStyle w:val="Compact"/>
-              <w:jc w:val="left"/>
-            </w:pPr>
-            <w:r>
+              <w:spacing w:before="20" w:after="20"/>
+              <w:jc w:val="left"/>
+            </w:pPr>
+            <w:r>
+              <w:rPr>
+                <w:sz w:val="18"/>
+              </w:rPr>
               <w:t xml:space="preserve">Hero / empty-state spacing</w:t>
             </w:r>
           </w:p>
@@ -4247,12 +5478,14 @@
           <w:p>
             <w:pPr>
               <w:pStyle w:val="Compact"/>
+              <w:spacing w:before="20" w:after="20"/>
               <w:jc w:val="left"/>
             </w:pPr>
             <w:r>
               <w:rPr>
                 <w:b/>
                 <w:color w:val="FFFFFF"/>
+                <w:sz w:val="18"/>
               </w:rPr>
               <w:t xml:space="preserve">Token</w:t>
             </w:r>
@@ -4265,12 +5498,14 @@
           <w:p>
             <w:pPr>
               <w:pStyle w:val="Compact"/>
+              <w:spacing w:before="20" w:after="20"/>
               <w:jc w:val="left"/>
             </w:pPr>
             <w:r>
               <w:rPr>
                 <w:b/>
                 <w:color w:val="FFFFFF"/>
+                <w:sz w:val="18"/>
               </w:rPr>
               <w:t xml:space="preserve">Value</w:t>
             </w:r>
@@ -4283,12 +5518,14 @@
           <w:p>
             <w:pPr>
               <w:pStyle w:val="Compact"/>
+              <w:spacing w:before="20" w:after="20"/>
               <w:jc w:val="left"/>
             </w:pPr>
             <w:r>
               <w:rPr>
                 <w:b/>
                 <w:color w:val="FFFFFF"/>
+                <w:sz w:val="18"/>
               </w:rPr>
               <w:t xml:space="preserve">Use</w:t>
             </w:r>
@@ -4297,15 +5534,19 @@
       </w:tr>
       <w:tr>
         <w:tc>
-          <w:tcPr/>
-          <w:p>
-            <w:pPr>
-              <w:pStyle w:val="Compact"/>
+          <w:tcPr>
+            <w:noWrap/>
+          </w:tcPr>
+          <w:p>
+            <w:pPr>
+              <w:pStyle w:val="Compact"/>
+              <w:spacing w:before="20" w:after="20"/>
               <w:jc w:val="left"/>
             </w:pPr>
             <w:r>
               <w:rPr>
                 <w:rStyle w:val="VerbatimChar"/>
+                <w:sz w:val="18"/>
               </w:rPr>
               <w:t xml:space="preserve">--radius-sm</w:t>
             </w:r>
@@ -4316,9 +5557,13 @@
           <w:p>
             <w:pPr>
               <w:pStyle w:val="Compact"/>
-              <w:jc w:val="left"/>
-            </w:pPr>
-            <w:r>
+              <w:spacing w:before="20" w:after="20"/>
+              <w:jc w:val="left"/>
+            </w:pPr>
+            <w:r>
+              <w:rPr>
+                <w:sz w:val="18"/>
+              </w:rPr>
               <w:t xml:space="preserve">6 px</w:t>
             </w:r>
           </w:p>
@@ -4328,9 +5573,13 @@
           <w:p>
             <w:pPr>
               <w:pStyle w:val="Compact"/>
-              <w:jc w:val="left"/>
-            </w:pPr>
-            <w:r>
+              <w:spacing w:before="20" w:after="20"/>
+              <w:jc w:val="left"/>
+            </w:pPr>
+            <w:r>
+              <w:rPr>
+                <w:sz w:val="18"/>
+              </w:rPr>
               <w:t xml:space="preserve">Inputs, badges, small buttons</w:t>
             </w:r>
           </w:p>
@@ -4338,15 +5587,19 @@
       </w:tr>
       <w:tr>
         <w:tc>
-          <w:tcPr/>
-          <w:p>
-            <w:pPr>
-              <w:pStyle w:val="Compact"/>
+          <w:tcPr>
+            <w:noWrap/>
+          </w:tcPr>
+          <w:p>
+            <w:pPr>
+              <w:pStyle w:val="Compact"/>
+              <w:spacing w:before="20" w:after="20"/>
               <w:jc w:val="left"/>
             </w:pPr>
             <w:r>
               <w:rPr>
                 <w:rStyle w:val="VerbatimChar"/>
+                <w:sz w:val="18"/>
               </w:rPr>
               <w:t xml:space="preserve">--radius</w:t>
             </w:r>
@@ -4357,9 +5610,13 @@
           <w:p>
             <w:pPr>
               <w:pStyle w:val="Compact"/>
-              <w:jc w:val="left"/>
-            </w:pPr>
-            <w:r>
+              <w:spacing w:before="20" w:after="20"/>
+              <w:jc w:val="left"/>
+            </w:pPr>
+            <w:r>
+              <w:rPr>
+                <w:sz w:val="18"/>
+              </w:rPr>
               <w:t xml:space="preserve">10 px</w:t>
             </w:r>
           </w:p>
@@ -4369,9 +5626,13 @@
           <w:p>
             <w:pPr>
               <w:pStyle w:val="Compact"/>
-              <w:jc w:val="left"/>
-            </w:pPr>
-            <w:r>
+              <w:spacing w:before="20" w:after="20"/>
+              <w:jc w:val="left"/>
+            </w:pPr>
+            <w:r>
+              <w:rPr>
+                <w:sz w:val="18"/>
+              </w:rPr>
               <w:t xml:space="preserve">Buttons, cards, table containers</w:t>
             </w:r>
           </w:p>
@@ -4379,15 +5640,19 @@
       </w:tr>
       <w:tr>
         <w:tc>
-          <w:tcPr/>
-          <w:p>
-            <w:pPr>
-              <w:pStyle w:val="Compact"/>
+          <w:tcPr>
+            <w:noWrap/>
+          </w:tcPr>
+          <w:p>
+            <w:pPr>
+              <w:pStyle w:val="Compact"/>
+              <w:spacing w:before="20" w:after="20"/>
               <w:jc w:val="left"/>
             </w:pPr>
             <w:r>
               <w:rPr>
                 <w:rStyle w:val="VerbatimChar"/>
+                <w:sz w:val="18"/>
               </w:rPr>
               <w:t xml:space="preserve">--radius-lg</w:t>
             </w:r>
@@ -4398,9 +5663,13 @@
           <w:p>
             <w:pPr>
               <w:pStyle w:val="Compact"/>
-              <w:jc w:val="left"/>
-            </w:pPr>
-            <w:r>
+              <w:spacing w:before="20" w:after="20"/>
+              <w:jc w:val="left"/>
+            </w:pPr>
+            <w:r>
+              <w:rPr>
+                <w:sz w:val="18"/>
+              </w:rPr>
               <w:t xml:space="preserve">16 px</w:t>
             </w:r>
           </w:p>
@@ -4410,9 +5679,13 @@
           <w:p>
             <w:pPr>
               <w:pStyle w:val="Compact"/>
-              <w:jc w:val="left"/>
-            </w:pPr>
-            <w:r>
+              <w:spacing w:before="20" w:after="20"/>
+              <w:jc w:val="left"/>
+            </w:pPr>
+            <w:r>
+              <w:rPr>
+                <w:sz w:val="18"/>
+              </w:rPr>
               <w:t xml:space="preserve">Customer app cards, modals, drawers, bottom sheets</w:t>
             </w:r>
           </w:p>
@@ -4453,12 +5726,14 @@
           <w:p>
             <w:pPr>
               <w:pStyle w:val="Compact"/>
+              <w:spacing w:before="20" w:after="20"/>
               <w:jc w:val="left"/>
             </w:pPr>
             <w:r>
               <w:rPr>
                 <w:b/>
                 <w:color w:val="FFFFFF"/>
+                <w:sz w:val="18"/>
               </w:rPr>
               <w:t xml:space="preserve">Token</w:t>
             </w:r>
@@ -4471,12 +5746,14 @@
           <w:p>
             <w:pPr>
               <w:pStyle w:val="Compact"/>
+              <w:spacing w:before="20" w:after="20"/>
               <w:jc w:val="left"/>
             </w:pPr>
             <w:r>
               <w:rPr>
                 <w:b/>
                 <w:color w:val="FFFFFF"/>
+                <w:sz w:val="18"/>
               </w:rPr>
               <w:t xml:space="preserve">Value (light)</w:t>
             </w:r>
@@ -4489,12 +5766,14 @@
           <w:p>
             <w:pPr>
               <w:pStyle w:val="Compact"/>
+              <w:spacing w:before="20" w:after="20"/>
               <w:jc w:val="left"/>
             </w:pPr>
             <w:r>
               <w:rPr>
                 <w:b/>
                 <w:color w:val="FFFFFF"/>
+                <w:sz w:val="18"/>
               </w:rPr>
               <w:t xml:space="preserve">Use</w:t>
             </w:r>
@@ -4503,15 +5782,19 @@
       </w:tr>
       <w:tr>
         <w:tc>
-          <w:tcPr/>
-          <w:p>
-            <w:pPr>
-              <w:pStyle w:val="Compact"/>
+          <w:tcPr>
+            <w:noWrap/>
+          </w:tcPr>
+          <w:p>
+            <w:pPr>
+              <w:pStyle w:val="Compact"/>
+              <w:spacing w:before="20" w:after="20"/>
               <w:jc w:val="left"/>
             </w:pPr>
             <w:r>
               <w:rPr>
                 <w:rStyle w:val="VerbatimChar"/>
+                <w:sz w:val="18"/>
               </w:rPr>
               <w:t xml:space="preserve">--shadow-1</w:t>
             </w:r>
@@ -4522,11 +5805,13 @@
           <w:p>
             <w:pPr>
               <w:pStyle w:val="Compact"/>
+              <w:spacing w:before="20" w:after="20"/>
               <w:jc w:val="left"/>
             </w:pPr>
             <w:r>
               <w:rPr>
                 <w:rStyle w:val="VerbatimChar"/>
+                <w:sz w:val="18"/>
               </w:rPr>
               <w:t xml:space="preserve">0 1px 2px rgba(18,26,51,.08), 0 1px 3px rgba(18,26,51,.06)</w:t>
             </w:r>
@@ -4537,9 +5822,13 @@
           <w:p>
             <w:pPr>
               <w:pStyle w:val="Compact"/>
-              <w:jc w:val="left"/>
-            </w:pPr>
-            <w:r>
+              <w:spacing w:before="20" w:after="20"/>
+              <w:jc w:val="left"/>
+            </w:pPr>
+            <w:r>
+              <w:rPr>
+                <w:sz w:val="18"/>
+              </w:rPr>
               <w:t xml:space="preserve">Cards, sticky headers</w:t>
             </w:r>
           </w:p>
@@ -4547,15 +5836,19 @@
       </w:tr>
       <w:tr>
         <w:tc>
-          <w:tcPr/>
-          <w:p>
-            <w:pPr>
-              <w:pStyle w:val="Compact"/>
+          <w:tcPr>
+            <w:noWrap/>
+          </w:tcPr>
+          <w:p>
+            <w:pPr>
+              <w:pStyle w:val="Compact"/>
+              <w:spacing w:before="20" w:after="20"/>
               <w:jc w:val="left"/>
             </w:pPr>
             <w:r>
               <w:rPr>
                 <w:rStyle w:val="VerbatimChar"/>
+                <w:sz w:val="18"/>
               </w:rPr>
               <w:t xml:space="preserve">--shadow-2</w:t>
             </w:r>
@@ -4566,11 +5859,13 @@
           <w:p>
             <w:pPr>
               <w:pStyle w:val="Compact"/>
+              <w:spacing w:before="20" w:after="20"/>
               <w:jc w:val="left"/>
             </w:pPr>
             <w:r>
               <w:rPr>
                 <w:rStyle w:val="VerbatimChar"/>
+                <w:sz w:val="18"/>
               </w:rPr>
               <w:t xml:space="preserve">0 6px 24px rgba(18,26,51,.14)</w:t>
             </w:r>
@@ -4581,9 +5876,13 @@
           <w:p>
             <w:pPr>
               <w:pStyle w:val="Compact"/>
-              <w:jc w:val="left"/>
-            </w:pPr>
-            <w:r>
+              <w:spacing w:before="20" w:after="20"/>
+              <w:jc w:val="left"/>
+            </w:pPr>
+            <w:r>
+              <w:rPr>
+                <w:sz w:val="18"/>
+              </w:rPr>
               <w:t xml:space="preserve">Drawers, modals, toasts, menus</w:t>
             </w:r>
           </w:p>
@@ -4665,12 +5964,14 @@
           <w:p>
             <w:pPr>
               <w:pStyle w:val="Compact"/>
+              <w:spacing w:before="20" w:after="20"/>
               <w:jc w:val="left"/>
             </w:pPr>
             <w:r>
               <w:rPr>
                 <w:b/>
                 <w:color w:val="FFFFFF"/>
+                <w:sz w:val="18"/>
               </w:rPr>
               <w:t xml:space="preserve">Token</w:t>
             </w:r>
@@ -4683,12 +5984,14 @@
           <w:p>
             <w:pPr>
               <w:pStyle w:val="Compact"/>
+              <w:spacing w:before="20" w:after="20"/>
               <w:jc w:val="left"/>
             </w:pPr>
             <w:r>
               <w:rPr>
                 <w:b/>
                 <w:color w:val="FFFFFF"/>
+                <w:sz w:val="18"/>
               </w:rPr>
               <w:t xml:space="preserve">Value</w:t>
             </w:r>
@@ -4701,12 +6004,14 @@
           <w:p>
             <w:pPr>
               <w:pStyle w:val="Compact"/>
+              <w:spacing w:before="20" w:after="20"/>
               <w:jc w:val="left"/>
             </w:pPr>
             <w:r>
               <w:rPr>
                 <w:b/>
                 <w:color w:val="FFFFFF"/>
+                <w:sz w:val="18"/>
               </w:rPr>
               <w:t xml:space="preserve">Use</w:t>
             </w:r>
@@ -4715,15 +6020,19 @@
       </w:tr>
       <w:tr>
         <w:tc>
-          <w:tcPr/>
-          <w:p>
-            <w:pPr>
-              <w:pStyle w:val="Compact"/>
+          <w:tcPr>
+            <w:noWrap/>
+          </w:tcPr>
+          <w:p>
+            <w:pPr>
+              <w:pStyle w:val="Compact"/>
+              <w:spacing w:before="20" w:after="20"/>
               <w:jc w:val="left"/>
             </w:pPr>
             <w:r>
               <w:rPr>
                 <w:rStyle w:val="VerbatimChar"/>
+                <w:sz w:val="18"/>
               </w:rPr>
               <w:t xml:space="preserve">--motion</w:t>
             </w:r>
@@ -4734,11 +6043,13 @@
           <w:p>
             <w:pPr>
               <w:pStyle w:val="Compact"/>
+              <w:spacing w:before="20" w:after="20"/>
               <w:jc w:val="left"/>
             </w:pPr>
             <w:r>
               <w:rPr>
                 <w:rStyle w:val="VerbatimChar"/>
+                <w:sz w:val="18"/>
               </w:rPr>
               <w:t xml:space="preserve">160ms cubic-bezier(0.2, 0, 0, 1)</w:t>
             </w:r>
@@ -4749,9 +6060,13 @@
           <w:p>
             <w:pPr>
               <w:pStyle w:val="Compact"/>
-              <w:jc w:val="left"/>
-            </w:pPr>
-            <w:r>
+              <w:spacing w:before="20" w:after="20"/>
+              <w:jc w:val="left"/>
+            </w:pPr>
+            <w:r>
+              <w:rPr>
+                <w:sz w:val="18"/>
+              </w:rPr>
               <w:t xml:space="preserve">Hover, drawer and toast entry, accordion</w:t>
             </w:r>
           </w:p>
@@ -4763,9 +6078,13 @@
           <w:p>
             <w:pPr>
               <w:pStyle w:val="Compact"/>
-              <w:jc w:val="left"/>
-            </w:pPr>
-            <w:r>
+              <w:spacing w:before="20" w:after="20"/>
+              <w:jc w:val="left"/>
+            </w:pPr>
+            <w:r>
+              <w:rPr>
+                <w:sz w:val="18"/>
+              </w:rPr>
               <w:t xml:space="preserve">Reduced motion</w:t>
             </w:r>
           </w:p>
@@ -4775,26 +6094,38 @@
           <w:p>
             <w:pPr>
               <w:pStyle w:val="Compact"/>
+              <w:spacing w:before="20" w:after="20"/>
               <w:jc w:val="left"/>
             </w:pPr>
             <w:r>
               <w:rPr>
                 <w:rStyle w:val="VerbatimChar"/>
+                <w:sz w:val="18"/>
               </w:rPr>
               <w:t xml:space="preserve">0ms linear</w:t>
             </w:r>
             <w:r>
+              <w:rPr>
+                <w:sz w:val="18"/>
+              </w:rPr>
               <w:t xml:space="preserve"> </w:t>
             </w:r>
             <w:r>
+              <w:rPr>
+                <w:sz w:val="18"/>
+              </w:rPr>
               <w:t xml:space="preserve">under</w:t>
             </w:r>
             <w:r>
+              <w:rPr>
+                <w:sz w:val="18"/>
+              </w:rPr>
               <w:t xml:space="preserve"> </w:t>
             </w:r>
             <w:r>
               <w:rPr>
                 <w:rStyle w:val="VerbatimChar"/>
+                <w:sz w:val="18"/>
               </w:rPr>
               <w:t xml:space="preserve">prefers-reduced-motion: reduce</w:t>
             </w:r>
@@ -4805,9 +6136,13 @@
           <w:p>
             <w:pPr>
               <w:pStyle w:val="Compact"/>
-              <w:jc w:val="left"/>
-            </w:pPr>
-            <w:r>
+              <w:spacing w:before="20" w:after="20"/>
+              <w:jc w:val="left"/>
+            </w:pPr>
+            <w:r>
+              <w:rPr>
+                <w:sz w:val="18"/>
+              </w:rPr>
               <w:t xml:space="preserve">All animations are disabled. Skeleton shimmer becomes static.</w:t>
             </w:r>
           </w:p>
@@ -4856,12 +6191,14 @@
           <w:p>
             <w:pPr>
               <w:pStyle w:val="Compact"/>
+              <w:spacing w:before="20" w:after="20"/>
               <w:jc w:val="left"/>
             </w:pPr>
             <w:r>
               <w:rPr>
                 <w:b/>
                 <w:color w:val="FFFFFF"/>
+                <w:sz w:val="18"/>
               </w:rPr>
               <w:t xml:space="preserve">Token</w:t>
             </w:r>
@@ -4874,12 +6211,14 @@
           <w:p>
             <w:pPr>
               <w:pStyle w:val="Compact"/>
+              <w:spacing w:before="20" w:after="20"/>
               <w:jc w:val="left"/>
             </w:pPr>
             <w:r>
               <w:rPr>
                 <w:b/>
                 <w:color w:val="FFFFFF"/>
+                <w:sz w:val="18"/>
               </w:rPr>
               <w:t xml:space="preserve">Value</w:t>
             </w:r>
@@ -4892,12 +6231,14 @@
           <w:p>
             <w:pPr>
               <w:pStyle w:val="Compact"/>
+              <w:spacing w:before="20" w:after="20"/>
               <w:jc w:val="left"/>
             </w:pPr>
             <w:r>
               <w:rPr>
                 <w:b/>
                 <w:color w:val="FFFFFF"/>
+                <w:sz w:val="18"/>
               </w:rPr>
               <w:t xml:space="preserve">Use</w:t>
             </w:r>
@@ -4906,15 +6247,19 @@
       </w:tr>
       <w:tr>
         <w:tc>
-          <w:tcPr/>
-          <w:p>
-            <w:pPr>
-              <w:pStyle w:val="Compact"/>
+          <w:tcPr>
+            <w:noWrap/>
+          </w:tcPr>
+          <w:p>
+            <w:pPr>
+              <w:pStyle w:val="Compact"/>
+              <w:spacing w:before="20" w:after="20"/>
               <w:jc w:val="left"/>
             </w:pPr>
             <w:r>
               <w:rPr>
                 <w:rStyle w:val="VerbatimChar"/>
+                <w:sz w:val="18"/>
               </w:rPr>
               <w:t xml:space="preserve">--tap</w:t>
             </w:r>
@@ -4925,9 +6270,13 @@
           <w:p>
             <w:pPr>
               <w:pStyle w:val="Compact"/>
-              <w:jc w:val="left"/>
-            </w:pPr>
-            <w:r>
+              <w:spacing w:before="20" w:after="20"/>
+              <w:jc w:val="left"/>
+            </w:pPr>
+            <w:r>
+              <w:rPr>
+                <w:sz w:val="18"/>
+              </w:rPr>
               <w:t xml:space="preserve">44 px</w:t>
             </w:r>
           </w:p>
@@ -4937,9 +6286,13 @@
           <w:p>
             <w:pPr>
               <w:pStyle w:val="Compact"/>
-              <w:jc w:val="left"/>
-            </w:pPr>
-            <w:r>
+              <w:spacing w:before="20" w:after="20"/>
+              <w:jc w:val="left"/>
+            </w:pPr>
+            <w:r>
+              <w:rPr>
+                <w:sz w:val="18"/>
+              </w:rPr>
               <w:t xml:space="preserve">Minimum target size for all interactive elements in the customer app. Staff console minimum 32 px with ≥ 8 px spacing (WCAG 2.2 2.5.8 requires 24 px).</w:t>
             </w:r>
           </w:p>
@@ -4955,7 +6308,7 @@
     </w:p>
     <w:bookmarkEnd w:id="28"/>
     <w:bookmarkEnd w:id="29"/>
-    <w:bookmarkStart w:id="44" w:name="X7b2856f1d45f255ef1069486da7e2b48fe93fcc"/>
+    <w:bookmarkStart w:id="45" w:name="X7b2856f1d45f255ef1069486da7e2b48fe93fcc"/>
     <w:p>
       <w:pPr>
         <w:pStyle w:val="Heading2"/>
@@ -5005,12 +6358,14 @@
           <w:p>
             <w:pPr>
               <w:pStyle w:val="Compact"/>
+              <w:spacing w:before="20" w:after="20"/>
               <w:jc w:val="left"/>
             </w:pPr>
             <w:r>
               <w:rPr>
                 <w:b/>
                 <w:color w:val="FFFFFF"/>
+                <w:sz w:val="18"/>
               </w:rPr>
               <w:t xml:space="preserve">Variant</w:t>
             </w:r>
@@ -5023,12 +6378,14 @@
           <w:p>
             <w:pPr>
               <w:pStyle w:val="Compact"/>
+              <w:spacing w:before="20" w:after="20"/>
               <w:jc w:val="left"/>
             </w:pPr>
             <w:r>
               <w:rPr>
                 <w:b/>
                 <w:color w:val="FFFFFF"/>
+                <w:sz w:val="18"/>
               </w:rPr>
               <w:t xml:space="preserve">Use</w:t>
             </w:r>
@@ -5041,12 +6398,14 @@
           <w:p>
             <w:pPr>
               <w:pStyle w:val="Compact"/>
+              <w:spacing w:before="20" w:after="20"/>
               <w:jc w:val="left"/>
             </w:pPr>
             <w:r>
               <w:rPr>
                 <w:b/>
                 <w:color w:val="FFFFFF"/>
+                <w:sz w:val="18"/>
               </w:rPr>
               <w:t xml:space="preserve">Style</w:t>
             </w:r>
@@ -5055,16 +6414,20 @@
       </w:tr>
       <w:tr>
         <w:tc>
-          <w:tcPr/>
-          <w:p>
-            <w:pPr>
-              <w:pStyle w:val="Compact"/>
+          <w:tcPr>
+            <w:noWrap/>
+          </w:tcPr>
+          <w:p>
+            <w:pPr>
+              <w:pStyle w:val="Compact"/>
+              <w:spacing w:before="20" w:after="20"/>
               <w:jc w:val="left"/>
             </w:pPr>
             <w:r>
               <w:rPr>
                 <w:bCs/>
                 <w:b/>
+                <w:sz w:val="18"/>
               </w:rPr>
               <w:t xml:space="preserve">Primary</w:t>
             </w:r>
@@ -5075,9 +6438,13 @@
           <w:p>
             <w:pPr>
               <w:pStyle w:val="Compact"/>
-              <w:jc w:val="left"/>
-            </w:pPr>
-            <w:r>
+              <w:spacing w:before="20" w:after="20"/>
+              <w:jc w:val="left"/>
+            </w:pPr>
+            <w:r>
+              <w:rPr>
+                <w:sz w:val="18"/>
+              </w:rPr>
               <w:t xml:space="preserve">One per view: the main action ("Gia hạn ngay", "Claim", "Approve")</w:t>
             </w:r>
           </w:p>
@@ -5087,33 +6454,51 @@
           <w:p>
             <w:pPr>
               <w:pStyle w:val="Compact"/>
+              <w:spacing w:before="20" w:after="20"/>
               <w:jc w:val="left"/>
             </w:pPr>
             <w:r>
               <w:rPr>
                 <w:rStyle w:val="VerbatimChar"/>
+                <w:sz w:val="18"/>
               </w:rPr>
               <w:t xml:space="preserve">--primary</w:t>
             </w:r>
             <w:r>
+              <w:rPr>
+                <w:sz w:val="18"/>
+              </w:rPr>
               <w:t xml:space="preserve"> </w:t>
             </w:r>
             <w:r>
+              <w:rPr>
+                <w:sz w:val="18"/>
+              </w:rPr>
               <w:t xml:space="preserve">background,</w:t>
             </w:r>
             <w:r>
+              <w:rPr>
+                <w:sz w:val="18"/>
+              </w:rPr>
               <w:t xml:space="preserve"> </w:t>
             </w:r>
             <w:r>
               <w:rPr>
                 <w:rStyle w:val="VerbatimChar"/>
+                <w:sz w:val="18"/>
               </w:rPr>
               <w:t xml:space="preserve">--primary-contrast</w:t>
             </w:r>
             <w:r>
+              <w:rPr>
+                <w:sz w:val="18"/>
+              </w:rPr>
               <w:t xml:space="preserve"> </w:t>
             </w:r>
             <w:r>
+              <w:rPr>
+                <w:sz w:val="18"/>
+              </w:rPr>
               <w:t xml:space="preserve">text</w:t>
             </w:r>
           </w:p>
@@ -5121,16 +6506,20 @@
       </w:tr>
       <w:tr>
         <w:tc>
-          <w:tcPr/>
-          <w:p>
-            <w:pPr>
-              <w:pStyle w:val="Compact"/>
+          <w:tcPr>
+            <w:noWrap/>
+          </w:tcPr>
+          <w:p>
+            <w:pPr>
+              <w:pStyle w:val="Compact"/>
+              <w:spacing w:before="20" w:after="20"/>
               <w:jc w:val="left"/>
             </w:pPr>
             <w:r>
               <w:rPr>
                 <w:bCs/>
                 <w:b/>
+                <w:sz w:val="18"/>
               </w:rPr>
               <w:t xml:space="preserve">Secondary</w:t>
             </w:r>
@@ -5141,45 +6530,67 @@
           <w:p>
             <w:pPr>
               <w:pStyle w:val="Compact"/>
-              <w:jc w:val="left"/>
-            </w:pPr>
-            <w:r>
-              <w:t xml:space="preserve">Alternative actions ("Send link", "Simulate")</w:t>
-            </w:r>
-          </w:p>
-        </w:tc>
-        <w:tc>
-          <w:tcPr/>
-          <w:p>
-            <w:pPr>
-              <w:pStyle w:val="Compact"/>
+              <w:spacing w:before="20" w:after="20"/>
+              <w:jc w:val="left"/>
+            </w:pPr>
+            <w:r>
+              <w:rPr>
+                <w:sz w:val="18"/>
+              </w:rPr>
+              <w:t xml:space="preserve">Alternative actions ("Send to customer", "Simulate")</w:t>
+            </w:r>
+          </w:p>
+        </w:tc>
+        <w:tc>
+          <w:tcPr/>
+          <w:p>
+            <w:pPr>
+              <w:pStyle w:val="Compact"/>
+              <w:spacing w:before="20" w:after="20"/>
               <w:jc w:val="left"/>
             </w:pPr>
             <w:r>
               <w:rPr>
                 <w:rStyle w:val="VerbatimChar"/>
+                <w:sz w:val="18"/>
               </w:rPr>
               <w:t xml:space="preserve">--surface</w:t>
             </w:r>
             <w:r>
+              <w:rPr>
+                <w:sz w:val="18"/>
+              </w:rPr>
               <w:t xml:space="preserve"> </w:t>
             </w:r>
             <w:r>
+              <w:rPr>
+                <w:sz w:val="18"/>
+              </w:rPr>
               <w:t xml:space="preserve">with a</w:t>
             </w:r>
             <w:r>
+              <w:rPr>
+                <w:sz w:val="18"/>
+              </w:rPr>
               <w:t xml:space="preserve"> </w:t>
             </w:r>
             <w:r>
               <w:rPr>
                 <w:rStyle w:val="VerbatimChar"/>
+                <w:sz w:val="18"/>
               </w:rPr>
               <w:t xml:space="preserve">--primary</w:t>
             </w:r>
             <w:r>
+              <w:rPr>
+                <w:sz w:val="18"/>
+              </w:rPr>
               <w:t xml:space="preserve"> </w:t>
             </w:r>
             <w:r>
+              <w:rPr>
+                <w:sz w:val="18"/>
+              </w:rPr>
               <w:t xml:space="preserve">border and text</w:t>
             </w:r>
           </w:p>
@@ -5191,12 +6602,14 @@
           <w:p>
             <w:pPr>
               <w:pStyle w:val="Compact"/>
+              <w:spacing w:before="20" w:after="20"/>
               <w:jc w:val="left"/>
             </w:pPr>
             <w:r>
               <w:rPr>
                 <w:bCs/>
                 <w:b/>
+                <w:sz w:val="18"/>
               </w:rPr>
               <w:t xml:space="preserve">Ghost / tertiary</w:t>
             </w:r>
@@ -5207,9 +6620,13 @@
           <w:p>
             <w:pPr>
               <w:pStyle w:val="Compact"/>
-              <w:jc w:val="left"/>
-            </w:pPr>
-            <w:r>
+              <w:spacing w:before="20" w:after="20"/>
+              <w:jc w:val="left"/>
+            </w:pPr>
+            <w:r>
+              <w:rPr>
+                <w:sz w:val="18"/>
+              </w:rPr>
               <w:t xml:space="preserve">Low-emphasis ("Cancel", "Show details")</w:t>
             </w:r>
           </w:p>
@@ -5219,9 +6636,13 @@
           <w:p>
             <w:pPr>
               <w:pStyle w:val="Compact"/>
-              <w:jc w:val="left"/>
-            </w:pPr>
-            <w:r>
+              <w:spacing w:before="20" w:after="20"/>
+              <w:jc w:val="left"/>
+            </w:pPr>
+            <w:r>
+              <w:rPr>
+                <w:sz w:val="18"/>
+              </w:rPr>
               <w:t xml:space="preserve">Text only, underline on hover</w:t>
             </w:r>
           </w:p>
@@ -5229,16 +6650,20 @@
       </w:tr>
       <w:tr>
         <w:tc>
-          <w:tcPr/>
-          <w:p>
-            <w:pPr>
-              <w:pStyle w:val="Compact"/>
+          <w:tcPr>
+            <w:noWrap/>
+          </w:tcPr>
+          <w:p>
+            <w:pPr>
+              <w:pStyle w:val="Compact"/>
+              <w:spacing w:before="20" w:after="20"/>
               <w:jc w:val="left"/>
             </w:pPr>
             <w:r>
               <w:rPr>
                 <w:bCs/>
                 <w:b/>
+                <w:sz w:val="18"/>
               </w:rPr>
               <w:t xml:space="preserve">Danger</w:t>
             </w:r>
@@ -5249,9 +6674,13 @@
           <w:p>
             <w:pPr>
               <w:pStyle w:val="Compact"/>
-              <w:jc w:val="left"/>
-            </w:pPr>
-            <w:r>
+              <w:spacing w:before="20" w:after="20"/>
+              <w:jc w:val="left"/>
+            </w:pPr>
+            <w:r>
+              <w:rPr>
+                <w:sz w:val="18"/>
+              </w:rPr>
               <w:t xml:space="preserve">Destructive or irreversible ("Reject", "Revoke key", "Erase data")</w:t>
             </w:r>
           </w:p>
@@ -5261,15 +6690,20 @@
           <w:p>
             <w:pPr>
               <w:pStyle w:val="Compact"/>
+              <w:spacing w:before="20" w:after="20"/>
               <w:jc w:val="left"/>
             </w:pPr>
             <w:r>
               <w:rPr>
                 <w:rStyle w:val="VerbatimChar"/>
+                <w:sz w:val="18"/>
               </w:rPr>
               <w:t xml:space="preserve">--danger</w:t>
             </w:r>
             <w:r>
+              <w:rPr>
+                <w:sz w:val="18"/>
+              </w:rPr>
               <w:t xml:space="preserve">. Always confirmed in a modal that names the object.</w:t>
             </w:r>
           </w:p>
@@ -5281,12 +6715,14 @@
           <w:p>
             <w:pPr>
               <w:pStyle w:val="Compact"/>
+              <w:spacing w:before="20" w:after="20"/>
               <w:jc w:val="left"/>
             </w:pPr>
             <w:r>
               <w:rPr>
                 <w:bCs/>
                 <w:b/>
+                <w:sz w:val="18"/>
               </w:rPr>
               <w:t xml:space="preserve">NBA (guided action)</w:t>
             </w:r>
@@ -5297,9 +6733,13 @@
           <w:p>
             <w:pPr>
               <w:pStyle w:val="Compact"/>
-              <w:jc w:val="left"/>
-            </w:pPr>
-            <w:r>
+              <w:spacing w:before="20" w:after="20"/>
+              <w:jc w:val="left"/>
+            </w:pPr>
+            <w:r>
+              <w:rPr>
+                <w:sz w:val="18"/>
+              </w:rPr>
               <w:t xml:space="preserve">Next best action on Leads and Customer 360</w:t>
             </w:r>
           </w:p>
@@ -5309,9 +6749,13 @@
           <w:p>
             <w:pPr>
               <w:pStyle w:val="Compact"/>
-              <w:jc w:val="left"/>
-            </w:pPr>
-            <w:r>
+              <w:spacing w:before="20" w:after="20"/>
+              <w:jc w:val="left"/>
+            </w:pPr>
+            <w:r>
+              <w:rPr>
+                <w:sz w:val="18"/>
+              </w:rPr>
               <w:t xml:space="preserve">Primary style with a leading lightbulb icon and the reason as helper text underneath</w:t>
             </w:r>
           </w:p>
@@ -5323,12 +6767,14 @@
           <w:p>
             <w:pPr>
               <w:pStyle w:val="Compact"/>
+              <w:spacing w:before="20" w:after="20"/>
               <w:jc w:val="left"/>
             </w:pPr>
             <w:r>
               <w:rPr>
                 <w:bCs/>
                 <w:b/>
+                <w:sz w:val="18"/>
               </w:rPr>
               <w:t xml:space="preserve">Icon button</w:t>
             </w:r>
@@ -5339,9 +6785,13 @@
           <w:p>
             <w:pPr>
               <w:pStyle w:val="Compact"/>
-              <w:jc w:val="left"/>
-            </w:pPr>
-            <w:r>
+              <w:spacing w:before="20" w:after="20"/>
+              <w:jc w:val="left"/>
+            </w:pPr>
+            <w:r>
+              <w:rPr>
+                <w:sz w:val="18"/>
+              </w:rPr>
               <w:t xml:space="preserve">Help "?", theme, close</w:t>
             </w:r>
           </w:p>
@@ -5351,24 +6801,38 @@
           <w:p>
             <w:pPr>
               <w:pStyle w:val="Compact"/>
-              <w:jc w:val="left"/>
-            </w:pPr>
-            <w:r>
+              <w:spacing w:before="20" w:after="20"/>
+              <w:jc w:val="left"/>
+            </w:pPr>
+            <w:r>
+              <w:rPr>
+                <w:sz w:val="18"/>
+              </w:rPr>
               <w:t xml:space="preserve">40 × 40 px (44 in customer app),</w:t>
             </w:r>
             <w:r>
+              <w:rPr>
+                <w:sz w:val="18"/>
+              </w:rPr>
               <w:t xml:space="preserve"> </w:t>
             </w:r>
             <w:r>
               <w:rPr>
                 <w:rStyle w:val="VerbatimChar"/>
+                <w:sz w:val="18"/>
               </w:rPr>
               <w:t xml:space="preserve">aria-label</w:t>
             </w:r>
             <w:r>
+              <w:rPr>
+                <w:sz w:val="18"/>
+              </w:rPr>
               <w:t xml:space="preserve"> </w:t>
             </w:r>
             <w:r>
+              <w:rPr>
+                <w:sz w:val="18"/>
+              </w:rPr>
               <w:t xml:space="preserve">mandatory</w:t>
             </w:r>
           </w:p>
@@ -5839,7 +7303,7 @@
           <w:bCs/>
           <w:b/>
         </w:rPr>
-        <w:t xml:space="preserve">Handoff card (telesales inbox):</w:t>
+        <w:t xml:space="preserve">Handoff card (telesales inbox; in v1 a list row with a detail panel):</w:t>
       </w:r>
       <w:r>
         <w:t xml:space="preserve"> </w:t>
@@ -6067,12 +7531,14 @@
           <w:p>
             <w:pPr>
               <w:pStyle w:val="Compact"/>
+              <w:spacing w:before="20" w:after="20"/>
               <w:jc w:val="left"/>
             </w:pPr>
             <w:r>
               <w:rPr>
                 <w:b/>
                 <w:color w:val="FFFFFF"/>
+                <w:sz w:val="18"/>
               </w:rPr>
               <w:t xml:space="preserve">Badge</w:t>
             </w:r>
@@ -6085,12 +7551,14 @@
           <w:p>
             <w:pPr>
               <w:pStyle w:val="Compact"/>
+              <w:spacing w:before="20" w:after="20"/>
               <w:jc w:val="left"/>
             </w:pPr>
             <w:r>
               <w:rPr>
                 <w:b/>
                 <w:color w:val="FFFFFF"/>
+                <w:sz w:val="18"/>
               </w:rPr>
               <w:t xml:space="preserve">Values</w:t>
             </w:r>
@@ -6103,12 +7571,14 @@
           <w:p>
             <w:pPr>
               <w:pStyle w:val="Compact"/>
+              <w:spacing w:before="20" w:after="20"/>
               <w:jc w:val="left"/>
             </w:pPr>
             <w:r>
               <w:rPr>
                 <w:b/>
                 <w:color w:val="FFFFFF"/>
+                <w:sz w:val="18"/>
               </w:rPr>
               <w:t xml:space="preserve">Style</w:t>
             </w:r>
@@ -6117,13 +7587,19 @@
       </w:tr>
       <w:tr>
         <w:tc>
-          <w:tcPr/>
-          <w:p>
-            <w:pPr>
-              <w:pStyle w:val="Compact"/>
-              <w:jc w:val="left"/>
-            </w:pPr>
-            <w:r>
+          <w:tcPr>
+            <w:noWrap/>
+          </w:tcPr>
+          <w:p>
+            <w:pPr>
+              <w:pStyle w:val="Compact"/>
+              <w:spacing w:before="20" w:after="20"/>
+              <w:jc w:val="left"/>
+            </w:pPr>
+            <w:r>
+              <w:rPr>
+                <w:sz w:val="18"/>
+              </w:rPr>
               <w:t xml:space="preserve">Tier</w:t>
             </w:r>
           </w:p>
@@ -6133,24 +7609,38 @@
           <w:p>
             <w:pPr>
               <w:pStyle w:val="Compact"/>
-              <w:jc w:val="left"/>
-            </w:pPr>
-            <w:r>
+              <w:spacing w:before="20" w:after="20"/>
+              <w:jc w:val="left"/>
+            </w:pPr>
+            <w:r>
+              <w:rPr>
+                <w:sz w:val="18"/>
+              </w:rPr>
               <w:t xml:space="preserve">Hot ≥ 70, Warm ≥ 45, Nurture (thresholds from</w:t>
             </w:r>
             <w:r>
+              <w:rPr>
+                <w:sz w:val="18"/>
+              </w:rPr>
               <w:t xml:space="preserve"> </w:t>
             </w:r>
             <w:r>
               <w:rPr>
                 <w:rStyle w:val="VerbatimChar"/>
+                <w:sz w:val="18"/>
               </w:rPr>
               <w:t xml:space="preserve">scoring</w:t>
             </w:r>
             <w:r>
+              <w:rPr>
+                <w:sz w:val="18"/>
+              </w:rPr>
               <w:t xml:space="preserve"> </w:t>
             </w:r>
             <w:r>
+              <w:rPr>
+                <w:sz w:val="18"/>
+              </w:rPr>
               <w:t xml:space="preserve">rules)</w:t>
             </w:r>
           </w:p>
@@ -6160,36 +7650,52 @@
           <w:p>
             <w:pPr>
               <w:pStyle w:val="Compact"/>
+              <w:spacing w:before="20" w:after="20"/>
               <w:jc w:val="left"/>
             </w:pPr>
             <w:r>
               <w:rPr>
                 <w:rStyle w:val="VerbatimChar"/>
+                <w:sz w:val="18"/>
               </w:rPr>
               <w:t xml:space="preserve">--hot</w:t>
             </w:r>
             <w:r>
+              <w:rPr>
+                <w:sz w:val="18"/>
+              </w:rPr>
               <w:t xml:space="preserve">/</w:t>
             </w:r>
             <w:r>
               <w:rPr>
                 <w:rStyle w:val="VerbatimChar"/>
+                <w:sz w:val="18"/>
               </w:rPr>
               <w:t xml:space="preserve">--warm</w:t>
             </w:r>
             <w:r>
+              <w:rPr>
+                <w:sz w:val="18"/>
+              </w:rPr>
               <w:t xml:space="preserve">/</w:t>
             </w:r>
             <w:r>
               <w:rPr>
                 <w:rStyle w:val="VerbatimChar"/>
+                <w:sz w:val="18"/>
               </w:rPr>
               <w:t xml:space="preserve">--nurture</w:t>
             </w:r>
             <w:r>
+              <w:rPr>
+                <w:sz w:val="18"/>
+              </w:rPr>
               <w:t xml:space="preserve"> </w:t>
             </w:r>
             <w:r>
+              <w:rPr>
+                <w:sz w:val="18"/>
+              </w:rPr>
               <w:t xml:space="preserve">text on a tinted background, with the text label</w:t>
             </w:r>
           </w:p>
@@ -6201,9 +7707,13 @@
           <w:p>
             <w:pPr>
               <w:pStyle w:val="Compact"/>
-              <w:jc w:val="left"/>
-            </w:pPr>
-            <w:r>
+              <w:spacing w:before="20" w:after="20"/>
+              <w:jc w:val="left"/>
+            </w:pPr>
+            <w:r>
+              <w:rPr>
+                <w:sz w:val="18"/>
+              </w:rPr>
               <w:t xml:space="preserve">Handoff status</w:t>
             </w:r>
           </w:p>
@@ -6213,9 +7723,13 @@
           <w:p>
             <w:pPr>
               <w:pStyle w:val="Compact"/>
-              <w:jc w:val="left"/>
-            </w:pPr>
-            <w:r>
+              <w:spacing w:before="20" w:after="20"/>
+              <w:jc w:val="left"/>
+            </w:pPr>
+            <w:r>
+              <w:rPr>
+                <w:sz w:val="18"/>
+              </w:rPr>
               <w:t xml:space="preserve">open, claimed, callback, won, lost</w:t>
             </w:r>
           </w:p>
@@ -6225,9 +7739,13 @@
           <w:p>
             <w:pPr>
               <w:pStyle w:val="Compact"/>
-              <w:jc w:val="left"/>
-            </w:pPr>
-            <w:r>
+              <w:spacing w:before="20" w:after="20"/>
+              <w:jc w:val="left"/>
+            </w:pPr>
+            <w:r>
+              <w:rPr>
+                <w:sz w:val="18"/>
+              </w:rPr>
               <w:t xml:space="preserve">info, primary, warn, ok, muted</w:t>
             </w:r>
           </w:p>
@@ -6239,9 +7757,13 @@
           <w:p>
             <w:pPr>
               <w:pStyle w:val="Compact"/>
-              <w:jc w:val="left"/>
-            </w:pPr>
-            <w:r>
+              <w:spacing w:before="20" w:after="20"/>
+              <w:jc w:val="left"/>
+            </w:pPr>
+            <w:r>
+              <w:rPr>
+                <w:sz w:val="18"/>
+              </w:rPr>
               <w:t xml:space="preserve">Rule status</w:t>
             </w:r>
           </w:p>
@@ -6251,9 +7773,13 @@
           <w:p>
             <w:pPr>
               <w:pStyle w:val="Compact"/>
-              <w:jc w:val="left"/>
-            </w:pPr>
-            <w:r>
+              <w:spacing w:before="20" w:after="20"/>
+              <w:jc w:val="left"/>
+            </w:pPr>
+            <w:r>
+              <w:rPr>
+                <w:sz w:val="18"/>
+              </w:rPr>
               <w:t xml:space="preserve">draft, pending_approval, active, retired, rejected</w:t>
             </w:r>
           </w:p>
@@ -6263,9 +7789,13 @@
           <w:p>
             <w:pPr>
               <w:pStyle w:val="Compact"/>
-              <w:jc w:val="left"/>
-            </w:pPr>
-            <w:r>
+              <w:spacing w:before="20" w:after="20"/>
+              <w:jc w:val="left"/>
+            </w:pPr>
+            <w:r>
+              <w:rPr>
+                <w:sz w:val="18"/>
+              </w:rPr>
               <w:t xml:space="preserve">muted, warn, ok, muted-strikethrough, danger</w:t>
             </w:r>
           </w:p>
@@ -6277,9 +7807,13 @@
           <w:p>
             <w:pPr>
               <w:pStyle w:val="Compact"/>
-              <w:jc w:val="left"/>
-            </w:pPr>
-            <w:r>
+              <w:spacing w:before="20" w:after="20"/>
+              <w:jc w:val="left"/>
+            </w:pPr>
+            <w:r>
+              <w:rPr>
+                <w:sz w:val="18"/>
+              </w:rPr>
               <w:t xml:space="preserve">Claim status</w:t>
             </w:r>
           </w:p>
@@ -6289,9 +7823,13 @@
           <w:p>
             <w:pPr>
               <w:pStyle w:val="Compact"/>
-              <w:jc w:val="left"/>
-            </w:pPr>
-            <w:r>
+              <w:spacing w:before="20" w:after="20"/>
+              <w:jc w:val="left"/>
+            </w:pPr>
+            <w:r>
+              <w:rPr>
+                <w:sz w:val="18"/>
+              </w:rPr>
               <w:t xml:space="preserve">submitted, acknowledged, assessor_assigned, under_assessment, approved, paid, rejected</w:t>
             </w:r>
           </w:p>
@@ -6301,9 +7839,13 @@
           <w:p>
             <w:pPr>
               <w:pStyle w:val="Compact"/>
-              <w:jc w:val="left"/>
-            </w:pPr>
-            <w:r>
+              <w:spacing w:before="20" w:after="20"/>
+              <w:jc w:val="left"/>
+            </w:pPr>
+            <w:r>
+              <w:rPr>
+                <w:sz w:val="18"/>
+              </w:rPr>
               <w:t xml:space="preserve">Progress colours, with the SLA countdown chip when before acknowledgement</w:t>
             </w:r>
           </w:p>
@@ -6315,9 +7857,13 @@
           <w:p>
             <w:pPr>
               <w:pStyle w:val="Compact"/>
-              <w:jc w:val="left"/>
-            </w:pPr>
-            <w:r>
+              <w:spacing w:before="20" w:after="20"/>
+              <w:jc w:val="left"/>
+            </w:pPr>
+            <w:r>
+              <w:rPr>
+                <w:sz w:val="18"/>
+              </w:rPr>
               <w:t xml:space="preserve">Data confidence</w:t>
             </w:r>
           </w:p>
@@ -6327,9 +7873,13 @@
           <w:p>
             <w:pPr>
               <w:pStyle w:val="Compact"/>
-              <w:jc w:val="left"/>
-            </w:pPr>
-            <w:r>
+              <w:spacing w:before="20" w:after="20"/>
+              <w:jc w:val="left"/>
+            </w:pPr>
+            <w:r>
+              <w:rPr>
+                <w:sz w:val="18"/>
+              </w:rPr>
               <w:t xml:space="preserve">≥ 0.75 "Đã xác minh", 0.5–0.75 "Ước tính", &lt; 0.5 "Chưa chắc chắn"</w:t>
             </w:r>
           </w:p>
@@ -6339,9 +7889,13 @@
           <w:p>
             <w:pPr>
               <w:pStyle w:val="Compact"/>
-              <w:jc w:val="left"/>
-            </w:pPr>
-            <w:r>
+              <w:spacing w:before="20" w:after="20"/>
+              <w:jc w:val="left"/>
+            </w:pPr>
+            <w:r>
+              <w:rPr>
+                <w:sz w:val="18"/>
+              </w:rPr>
               <w:t xml:space="preserve">ok / warn / danger</w:t>
             </w:r>
           </w:p>
@@ -6353,9 +7907,13 @@
           <w:p>
             <w:pPr>
               <w:pStyle w:val="Compact"/>
-              <w:jc w:val="left"/>
-            </w:pPr>
-            <w:r>
+              <w:spacing w:before="20" w:after="20"/>
+              <w:jc w:val="left"/>
+            </w:pPr>
+            <w:r>
+              <w:rPr>
+                <w:sz w:val="18"/>
+              </w:rPr>
               <w:t xml:space="preserve">Legal status</w:t>
             </w:r>
           </w:p>
@@ -6365,9 +7923,13 @@
           <w:p>
             <w:pPr>
               <w:pStyle w:val="Compact"/>
-              <w:jc w:val="left"/>
-            </w:pPr>
-            <w:r>
+              <w:spacing w:before="20" w:after="20"/>
+              <w:jc w:val="left"/>
+            </w:pPr>
+            <w:r>
+              <w:rPr>
+                <w:sz w:val="18"/>
+              </w:rPr>
               <w:t xml:space="preserve">approved, pending_legal_review</w:t>
             </w:r>
           </w:p>
@@ -6377,9 +7939,13 @@
           <w:p>
             <w:pPr>
               <w:pStyle w:val="Compact"/>
-              <w:jc w:val="left"/>
-            </w:pPr>
-            <w:r>
+              <w:spacing w:before="20" w:after="20"/>
+              <w:jc w:val="left"/>
+            </w:pPr>
+            <w:r>
+              <w:rPr>
+                <w:sz w:val="18"/>
+              </w:rPr>
               <w:t xml:space="preserve">ok / warn</w:t>
             </w:r>
           </w:p>
@@ -6387,13 +7953,19 @@
       </w:tr>
       <w:tr>
         <w:tc>
-          <w:tcPr/>
-          <w:p>
-            <w:pPr>
-              <w:pStyle w:val="Compact"/>
-              <w:jc w:val="left"/>
-            </w:pPr>
-            <w:r>
+          <w:tcPr>
+            <w:noWrap/>
+          </w:tcPr>
+          <w:p>
+            <w:pPr>
+              <w:pStyle w:val="Compact"/>
+              <w:spacing w:before="20" w:after="20"/>
+              <w:jc w:val="left"/>
+            </w:pPr>
+            <w:r>
+              <w:rPr>
+                <w:sz w:val="18"/>
+              </w:rPr>
               <w:t xml:space="preserve">PII</w:t>
             </w:r>
           </w:p>
@@ -6403,9 +7975,13 @@
           <w:p>
             <w:pPr>
               <w:pStyle w:val="Compact"/>
-              <w:jc w:val="left"/>
-            </w:pPr>
-            <w:r>
+              <w:spacing w:before="20" w:after="20"/>
+              <w:jc w:val="left"/>
+            </w:pPr>
+            <w:r>
+              <w:rPr>
+                <w:sz w:val="18"/>
+              </w:rPr>
               <w:t xml:space="preserve">"Đã che / Masked"</w:t>
             </w:r>
           </w:p>
@@ -6415,9 +7991,13 @@
           <w:p>
             <w:pPr>
               <w:pStyle w:val="Compact"/>
-              <w:jc w:val="left"/>
-            </w:pPr>
-            <w:r>
+              <w:spacing w:before="20" w:after="20"/>
+              <w:jc w:val="left"/>
+            </w:pPr>
+            <w:r>
+              <w:rPr>
+                <w:sz w:val="18"/>
+              </w:rPr>
               <w:t xml:space="preserve">info. Shown wherever data is masked for the user's role.</w:t>
             </w:r>
           </w:p>
@@ -6669,7 +8249,7 @@
         <w:t xml:space="preserve"> </w:t>
       </w:r>
       <w:r>
-        <w:t xml:space="preserve">marks the active item. It collapses to a menu button below 960 px.</w:t>
+        <w:t xml:space="preserve">marks the active item. Below 1024 px it collapses behind the ☰ menu button.</w:t>
       </w:r>
     </w:p>
     <w:p>
@@ -6691,7 +8271,20 @@
         <w:t xml:space="preserve"> </w:t>
       </w:r>
       <w:r>
-        <w:t xml:space="preserve">logo, page title, language toggle (VI/EN), theme toggle, help "?", user menu (name, roles, region, sign out).</w:t>
+        <w:t xml:space="preserve">menu button (narrow screens), logo, the user's name, roles and region (from 720 px), help "?", theme toggle (🌓), language button ("English" / "Tiếng Việt"), change password (🔑) and</w:t>
+      </w:r>
+      <w:r>
+        <w:t xml:space="preserve"> </w:t>
+      </w:r>
+      <w:r>
+        <w:rPr>
+          <w:bCs/>
+          <w:b/>
+        </w:rPr>
+        <w:t xml:space="preserve">Sign out</w:t>
+      </w:r>
+      <w:r>
+        <w:t xml:space="preserve">. Icon-only buttons carry a visually hidden label.</w:t>
       </w:r>
     </w:p>
     <w:p>
@@ -6807,129 +8400,14 @@
         <w:t xml:space="preserve">inline warn text on touchpoints and messages ("copy guard: giảm giá").</w:t>
       </w:r>
     </w:p>
-    <w:p>
-      <w:r>
-        <w:pict>
-          <v:rect style="width:0;height:1.5pt" o:hralign="center" o:hrstd="t" o:hr="t"/>
-        </w:pict>
-      </w:r>
-    </w:p>
     <w:bookmarkEnd w:id="43"/>
-    <w:bookmarkEnd w:id="44"/>
-    <w:bookmarkStart w:id="50" w:name="Xddfabaa9d6f2b1d3fede18ac68a653b47a5f5f6"/>
-    <w:p>
-      <w:pPr>
-        <w:pStyle w:val="Heading2"/>
-      </w:pPr>
-      <w:r>
-        <w:t xml:space="preserve">5. Content style guide</w:t>
-      </w:r>
-    </w:p>
-    <w:bookmarkStart w:id="45" w:name="Xa25ddeeb8811d135f1aeb260aa33aa3775137fc"/>
+    <w:bookmarkStart w:id="44" w:name="X1dd4758c980cc602f4085cba0bd69cfff5dc0a8"/>
     <w:p>
       <w:pPr>
         <w:pStyle w:val="Heading3"/>
       </w:pPr>
       <w:r>
-        <w:t xml:space="preserve">5.1 Voice and tone</w:t>
-      </w:r>
-    </w:p>
-    <w:p>
-      <w:pPr>
-        <w:numPr>
-          <w:ilvl w:val="0"/>
-          <w:numId w:val="1007"/>
-        </w:numPr>
-        <w:pStyle w:val="Compact"/>
-      </w:pPr>
-      <w:r>
-        <w:rPr>
-          <w:bCs/>
-          <w:b/>
-        </w:rPr>
-        <w:t xml:space="preserve">Vietnamese-first.</w:t>
-      </w:r>
-      <w:r>
-        <w:t xml:space="preserve"> </w:t>
-      </w:r>
-      <w:r>
-        <w:t xml:space="preserve">All customer content is written in Vietnamese first, with English for staff review only. Staff UI defaults to Vietnamese with an EN toggle.</w:t>
-      </w:r>
-    </w:p>
-    <w:p>
-      <w:pPr>
-        <w:numPr>
-          <w:ilvl w:val="0"/>
-          <w:numId w:val="1007"/>
-        </w:numPr>
-        <w:pStyle w:val="Compact"/>
-      </w:pPr>
-      <w:r>
-        <w:rPr>
-          <w:bCs/>
-          <w:b/>
-        </w:rPr>
-        <w:t xml:space="preserve">Polite and warm.</w:t>
-      </w:r>
-      <w:r>
-        <w:t xml:space="preserve"> </w:t>
-      </w:r>
-      <w:r>
-        <w:t xml:space="preserve">Address customers as "Quý khách" in formal and voice contexts and "bạn" in app microcopy (VETC app convention). Be consistent within a screen.</w:t>
-      </w:r>
-    </w:p>
-    <w:p>
-      <w:pPr>
-        <w:numPr>
-          <w:ilvl w:val="0"/>
-          <w:numId w:val="1007"/>
-        </w:numPr>
-        <w:pStyle w:val="Compact"/>
-      </w:pPr>
-      <w:r>
-        <w:rPr>
-          <w:bCs/>
-          <w:b/>
-        </w:rPr>
-        <w:t xml:space="preserve">Plain language.</w:t>
-      </w:r>
-      <w:r>
-        <w:t xml:space="preserve"> </w:t>
-      </w:r>
-      <w:r>
-        <w:t xml:space="preserve">Short sentences (≤ 20 words), everyday words. Explain "TNDS" once as "bảo hiểm trách nhiệm dân sự bắt buộc".</w:t>
-      </w:r>
-    </w:p>
-    <w:p>
-      <w:pPr>
-        <w:numPr>
-          <w:ilvl w:val="0"/>
-          <w:numId w:val="1007"/>
-        </w:numPr>
-        <w:pStyle w:val="Compact"/>
-      </w:pPr>
-      <w:r>
-        <w:rPr>
-          <w:bCs/>
-          <w:b/>
-        </w:rPr>
-        <w:t xml:space="preserve">Reassuring and honest about security:</w:t>
-      </w:r>
-      <w:r>
-        <w:t xml:space="preserve"> </w:t>
-      </w:r>
-      <w:r>
-        <w:t xml:space="preserve">"VETC không bao giờ yêu cầu mã OTP hay thanh toán qua điện thoại."</w:t>
-      </w:r>
-    </w:p>
-    <w:bookmarkEnd w:id="45"/>
-    <w:bookmarkStart w:id="46" w:name="X36d99005cc3c86e74e8e9fab132b589b7cc7b2d"/>
-    <w:p>
-      <w:pPr>
-        <w:pStyle w:val="Heading3"/>
-      </w:pPr>
-      <w:r>
-        <w:t xml:space="preserve">5.2 No discount wording (mandatory)</w:t>
+        <w:t xml:space="preserve">4.15 Sign-in screen</w:t>
       </w:r>
     </w:p>
     <w:p>
@@ -6937,16 +8415,7 @@
         <w:pStyle w:val="FirstParagraph"/>
       </w:pPr>
       <w:r>
-        <w:t xml:space="preserve">The copy guard (</w:t>
-      </w:r>
-      <w:r>
-        <w:rPr>
-          <w:rStyle w:val="VerbatimChar"/>
-        </w:rPr>
-        <w:t xml:space="preserve">config/rules/copy_guard.json</w:t>
-      </w:r>
-      <w:r>
-        <w:t xml:space="preserve">) blocks these phrases in customer-facing rule content and at send time:</w:t>
+        <w:t xml:space="preserve">The staff sign-in screen is a</w:t>
       </w:r>
       <w:r>
         <w:t xml:space="preserve"> </w:t>
@@ -6956,10 +8425,13 @@
           <w:bCs/>
           <w:b/>
         </w:rPr>
-        <w:t xml:space="preserve">giảm giá, chiết khấu, hoàn tiền, khuyến mãi phí, rẻ hơn, discount, cashback, rebate, % off, cheaper, lower premium, price cut</w:t>
-      </w:r>
-      <w:r>
-        <w:t xml:space="preserve">. UI copy hard-coded in the front end must follow the same rule. It is reviewed in design review, because the guard only checks rule content.</w:t>
+        <w:t xml:space="preserve">split screen</w:t>
+      </w:r>
+      <w:r>
+        <w:t xml:space="preserve"> </w:t>
+      </w:r>
+      <w:r>
+        <w:t xml:space="preserve">(from 900 px wide) that introduces the platform and keeps the form simple:</w:t>
       </w:r>
     </w:p>
     <w:tbl>
@@ -6985,14 +8457,16 @@
           <w:p>
             <w:pPr>
               <w:pStyle w:val="Compact"/>
+              <w:spacing w:before="20" w:after="20"/>
               <w:jc w:val="left"/>
             </w:pPr>
             <w:r>
               <w:rPr>
                 <w:b/>
                 <w:color w:val="FFFFFF"/>
-              </w:rPr>
-              <w:t xml:space="preserve">Don't</w:t>
+                <w:sz w:val="18"/>
+              </w:rPr>
+              <w:t xml:space="preserve">Area</w:t>
             </w:r>
           </w:p>
         </w:tc>
@@ -7003,118 +8477,423 @@
           <w:p>
             <w:pPr>
               <w:pStyle w:val="Compact"/>
+              <w:spacing w:before="20" w:after="20"/>
               <w:jc w:val="left"/>
             </w:pPr>
             <w:r>
               <w:rPr>
                 <w:b/>
                 <w:color w:val="FFFFFF"/>
-              </w:rPr>
-              <w:t xml:space="preserve">Do</w:t>
-            </w:r>
-          </w:p>
-        </w:tc>
-      </w:tr>
-      <w:tr>
-        <w:tc>
-          <w:tcPr/>
-          <w:p>
-            <w:pPr>
-              <w:pStyle w:val="Compact"/>
-              <w:jc w:val="left"/>
-            </w:pPr>
-            <w:r>
-              <w:t xml:space="preserve">"Giảm 10 % khi gia hạn qua VETC"</w:t>
-            </w:r>
-          </w:p>
-        </w:tc>
-        <w:tc>
-          <w:tcPr/>
-          <w:p>
-            <w:pPr>
-              <w:pStyle w:val="Compact"/>
-              <w:jc w:val="left"/>
-            </w:pPr>
-            <w:r>
-              <w:t xml:space="preserve">"Gia hạn qua VETC: cứu hộ 24/7 và giấy chứng nhận điện tử ngay"</w:t>
-            </w:r>
-          </w:p>
-        </w:tc>
-      </w:tr>
-      <w:tr>
-        <w:tc>
-          <w:tcPr/>
-          <w:p>
-            <w:pPr>
-              <w:pStyle w:val="Compact"/>
-              <w:jc w:val="left"/>
-            </w:pPr>
-            <w:r>
-              <w:t xml:space="preserve">"Rẻ hơn mua ngoài"</w:t>
-            </w:r>
-          </w:p>
-        </w:tc>
-        <w:tc>
-          <w:tcPr/>
-          <w:p>
-            <w:pPr>
-              <w:pStyle w:val="Compact"/>
-              <w:jc w:val="left"/>
-            </w:pPr>
-            <w:r>
-              <w:t xml:space="preserve">"Phí theo quy định Nhà nước, giống mọi nơi"</w:t>
-            </w:r>
-          </w:p>
-        </w:tc>
-      </w:tr>
-      <w:tr>
-        <w:tc>
-          <w:tcPr/>
-          <w:p>
-            <w:pPr>
-              <w:pStyle w:val="Compact"/>
-              <w:jc w:val="left"/>
-            </w:pPr>
-            <w:r>
-              <w:t xml:space="preserve">"Hoàn tiền vào ví"</w:t>
-            </w:r>
-          </w:p>
-        </w:tc>
-        <w:tc>
-          <w:tcPr/>
-          <w:p>
-            <w:pPr>
-              <w:pStyle w:val="Compact"/>
-              <w:jc w:val="left"/>
-            </w:pPr>
-            <w:r>
-              <w:t xml:space="preserve">"Thanh toán bằng ví VETC, nhận giấy chứng nhận ngay"</w:t>
-            </w:r>
-          </w:p>
-        </w:tc>
-      </w:tr>
-      <w:tr>
-        <w:tc>
-          <w:tcPr/>
-          <w:p>
-            <w:pPr>
-              <w:pStyle w:val="Compact"/>
-              <w:jc w:val="left"/>
-            </w:pPr>
-            <w:r>
-              <w:t xml:space="preserve">"Tích điểm khi xác nhận ngày hết hạn" (while loyalty is pending legal review)</w:t>
-            </w:r>
-          </w:p>
-        </w:tc>
-        <w:tc>
-          <w:tcPr/>
-          <w:p>
-            <w:pPr>
-              <w:pStyle w:val="Compact"/>
-              <w:jc w:val="left"/>
-            </w:pPr>
-            <w:r>
-              <w:t xml:space="preserve">"Xác nhận ngày hết hạn để được nhắc đúng lúc"</w:t>
+                <w:sz w:val="18"/>
+              </w:rPr>
+              <w:t xml:space="preserve">Content and rules</w:t>
+            </w:r>
+          </w:p>
+        </w:tc>
+      </w:tr>
+      <w:tr>
+        <w:tc>
+          <w:tcPr/>
+          <w:p>
+            <w:pPr>
+              <w:pStyle w:val="Compact"/>
+              <w:spacing w:before="20" w:after="20"/>
+              <w:jc w:val="left"/>
+            </w:pPr>
+            <w:r>
+              <w:rPr>
+                <w:bCs/>
+                <w:b/>
+                <w:sz w:val="18"/>
+              </w:rPr>
+              <w:t xml:space="preserve">Brand panel</w:t>
+            </w:r>
+            <w:r>
+              <w:rPr>
+                <w:sz w:val="18"/>
+              </w:rPr>
+              <w:t xml:space="preserve"> </w:t>
+            </w:r>
+            <w:r>
+              <w:rPr>
+                <w:sz w:val="18"/>
+              </w:rPr>
+              <w:t xml:space="preserve">(left, about 55 %)</w:t>
+            </w:r>
+          </w:p>
+        </w:tc>
+        <w:tc>
+          <w:tcPr/>
+          <w:p>
+            <w:pPr>
+              <w:pStyle w:val="Compact"/>
+              <w:spacing w:before="20" w:after="20"/>
+              <w:jc w:val="left"/>
+            </w:pPr>
+            <w:r>
+              <w:rPr>
+                <w:sz w:val="18"/>
+              </w:rPr>
+              <w:t xml:space="preserve">Navy gradient background (</w:t>
+            </w:r>
+            <w:r>
+              <w:rPr>
+                <w:rStyle w:val="VerbatimChar"/>
+                <w:sz w:val="18"/>
+              </w:rPr>
+              <w:t xml:space="preserve">#14204A</w:t>
+            </w:r>
+            <w:r>
+              <w:rPr>
+                <w:sz w:val="18"/>
+              </w:rPr>
+              <w:t xml:space="preserve"> </w:t>
+            </w:r>
+            <w:r>
+              <w:rPr>
+                <w:sz w:val="18"/>
+              </w:rPr>
+              <w:t xml:space="preserve">→</w:t>
+            </w:r>
+            <w:r>
+              <w:rPr>
+                <w:sz w:val="18"/>
+              </w:rPr>
+              <w:t xml:space="preserve"> </w:t>
+            </w:r>
+            <w:r>
+              <w:rPr>
+                <w:rStyle w:val="VerbatimChar"/>
+                <w:sz w:val="18"/>
+              </w:rPr>
+              <w:t xml:space="preserve">--brand-navy</w:t>
+            </w:r>
+            <w:r>
+              <w:rPr>
+                <w:sz w:val="18"/>
+              </w:rPr>
+              <w:t xml:space="preserve"> </w:t>
+            </w:r>
+            <w:r>
+              <w:rPr>
+                <w:rStyle w:val="VerbatimChar"/>
+                <w:sz w:val="18"/>
+              </w:rPr>
+              <w:t xml:space="preserve">#213368</w:t>
+            </w:r>
+            <w:r>
+              <w:rPr>
+                <w:sz w:val="18"/>
+              </w:rPr>
+              <w:t xml:space="preserve"> </w:t>
+            </w:r>
+            <w:r>
+              <w:rPr>
+                <w:sz w:val="18"/>
+              </w:rPr>
+              <w:t xml:space="preserve">→</w:t>
+            </w:r>
+            <w:r>
+              <w:rPr>
+                <w:sz w:val="18"/>
+              </w:rPr>
+              <w:t xml:space="preserve"> </w:t>
+            </w:r>
+            <w:r>
+              <w:rPr>
+                <w:rStyle w:val="VerbatimChar"/>
+                <w:sz w:val="18"/>
+              </w:rPr>
+              <w:t xml:space="preserve">#121D45</w:t>
+            </w:r>
+            <w:r>
+              <w:rPr>
+                <w:sz w:val="18"/>
+              </w:rPr>
+              <w:t xml:space="preserve">), the TASCO Insurance logo on a white rounded tile, the kicker "TASCO Insurance × VETC" in light teal, a headline ("Bảo vệ mọi hành trình của 6 triệu chủ xe VETC"), three value points with teal check marks, and the TASCO hero illustration (</w:t>
+            </w:r>
+            <w:r>
+              <w:rPr>
+                <w:rStyle w:val="VerbatimChar"/>
+                <w:sz w:val="18"/>
+              </w:rPr>
+              <w:t xml:space="preserve">public/assets/login-hero.svg</w:t>
+            </w:r>
+            <w:r>
+              <w:rPr>
+                <w:sz w:val="18"/>
+              </w:rPr>
+              <w:t xml:space="preserve">) filling the space below the copy. The illustration is decorative (</w:t>
+            </w:r>
+            <w:r>
+              <w:rPr>
+                <w:rStyle w:val="VerbatimChar"/>
+                <w:sz w:val="18"/>
+              </w:rPr>
+              <w:t xml:space="preserve">alt=""</w:t>
+            </w:r>
+            <w:r>
+              <w:rPr>
+                <w:sz w:val="18"/>
+              </w:rPr>
+              <w:t xml:space="preserve">) and never sits behind text.</w:t>
+            </w:r>
+          </w:p>
+        </w:tc>
+      </w:tr>
+      <w:tr>
+        <w:tc>
+          <w:tcPr/>
+          <w:p>
+            <w:pPr>
+              <w:pStyle w:val="Compact"/>
+              <w:spacing w:before="20" w:after="20"/>
+              <w:jc w:val="left"/>
+            </w:pPr>
+            <w:r>
+              <w:rPr>
+                <w:bCs/>
+                <w:b/>
+                <w:sz w:val="18"/>
+              </w:rPr>
+              <w:t xml:space="preserve">Sign-in panel</w:t>
+            </w:r>
+            <w:r>
+              <w:rPr>
+                <w:sz w:val="18"/>
+              </w:rPr>
+              <w:t xml:space="preserve"> </w:t>
+            </w:r>
+            <w:r>
+              <w:rPr>
+                <w:sz w:val="18"/>
+              </w:rPr>
+              <w:t xml:space="preserve">(right)</w:t>
+            </w:r>
+          </w:p>
+        </w:tc>
+        <w:tc>
+          <w:tcPr/>
+          <w:p>
+            <w:pPr>
+              <w:pStyle w:val="Compact"/>
+              <w:spacing w:before="20" w:after="20"/>
+              <w:jc w:val="left"/>
+            </w:pPr>
+            <w:r>
+              <w:rPr>
+                <w:sz w:val="18"/>
+              </w:rPr>
+              <w:t xml:space="preserve">Language button at the top right, then the card: title "Đăng nhập hệ thống", one line on who may sign in,</w:t>
+            </w:r>
+            <w:r>
+              <w:rPr>
+                <w:sz w:val="18"/>
+              </w:rPr>
+              <w:t xml:space="preserve"> </w:t>
+            </w:r>
+            <w:r>
+              <w:rPr>
+                <w:bCs/>
+                <w:b/>
+                <w:sz w:val="18"/>
+              </w:rPr>
+              <w:t xml:space="preserve">Username</w:t>
+            </w:r>
+            <w:r>
+              <w:rPr>
+                <w:sz w:val="18"/>
+              </w:rPr>
+              <w:t xml:space="preserve"> </w:t>
+            </w:r>
+            <w:r>
+              <w:rPr>
+                <w:sz w:val="18"/>
+              </w:rPr>
+              <w:t xml:space="preserve">and</w:t>
+            </w:r>
+            <w:r>
+              <w:rPr>
+                <w:sz w:val="18"/>
+              </w:rPr>
+              <w:t xml:space="preserve"> </w:t>
+            </w:r>
+            <w:r>
+              <w:rPr>
+                <w:bCs/>
+                <w:b/>
+                <w:sz w:val="18"/>
+              </w:rPr>
+              <w:t xml:space="preserve">Password</w:t>
+            </w:r>
+            <w:r>
+              <w:rPr>
+                <w:sz w:val="18"/>
+              </w:rPr>
+              <w:t xml:space="preserve"> </w:t>
+            </w:r>
+            <w:r>
+              <w:rPr>
+                <w:sz w:val="18"/>
+              </w:rPr>
+              <w:t xml:space="preserve">fields with visible labels, the primary</w:t>
+            </w:r>
+            <w:r>
+              <w:rPr>
+                <w:sz w:val="18"/>
+              </w:rPr>
+              <w:t xml:space="preserve"> </w:t>
+            </w:r>
+            <w:r>
+              <w:rPr>
+                <w:bCs/>
+                <w:b/>
+                <w:sz w:val="18"/>
+              </w:rPr>
+              <w:t xml:space="preserve">Đăng nhập</w:t>
+            </w:r>
+            <w:r>
+              <w:rPr>
+                <w:sz w:val="18"/>
+              </w:rPr>
+              <w:t xml:space="preserve"> </w:t>
+            </w:r>
+            <w:r>
+              <w:rPr>
+                <w:sz w:val="18"/>
+              </w:rPr>
+              <w:t xml:space="preserve">button and the security note "🔒 Kết nối được mã hóa. Mọi truy cập đều được ghi nhật ký kiểm toán." The "Built by iorta TechNXT" credit sits at the bottom.</w:t>
+            </w:r>
+          </w:p>
+        </w:tc>
+      </w:tr>
+      <w:tr>
+        <w:tc>
+          <w:tcPr/>
+          <w:p>
+            <w:pPr>
+              <w:pStyle w:val="Compact"/>
+              <w:spacing w:before="20" w:after="20"/>
+              <w:jc w:val="left"/>
+            </w:pPr>
+            <w:r>
+              <w:rPr>
+                <w:bCs/>
+                <w:b/>
+                <w:sz w:val="18"/>
+              </w:rPr>
+              <w:t xml:space="preserve">Two-step verification</w:t>
+            </w:r>
+          </w:p>
+        </w:tc>
+        <w:tc>
+          <w:tcPr/>
+          <w:p>
+            <w:pPr>
+              <w:pStyle w:val="Compact"/>
+              <w:spacing w:before="20" w:after="20"/>
+              <w:jc w:val="left"/>
+            </w:pPr>
+            <w:r>
+              <w:rPr>
+                <w:sz w:val="18"/>
+              </w:rPr>
+              <w:t xml:space="preserve">Replaces the card content: title, help text, the enrolment QR code with "Cannot scan? Enter the key manually" at first sign-in, the 6-digit code field (</w:t>
+            </w:r>
+            <w:r>
+              <w:rPr>
+                <w:rStyle w:val="VerbatimChar"/>
+                <w:sz w:val="18"/>
+              </w:rPr>
+              <w:t xml:space="preserve">autocomplete="one-time-code"</w:t>
+            </w:r>
+            <w:r>
+              <w:rPr>
+                <w:sz w:val="18"/>
+              </w:rPr>
+              <w:t xml:space="preserve">) and</w:t>
+            </w:r>
+            <w:r>
+              <w:rPr>
+                <w:sz w:val="18"/>
+              </w:rPr>
+              <w:t xml:space="preserve"> </w:t>
+            </w:r>
+            <w:r>
+              <w:rPr>
+                <w:bCs/>
+                <w:b/>
+                <w:sz w:val="18"/>
+              </w:rPr>
+              <w:t xml:space="preserve">Xác minh</w:t>
+            </w:r>
+            <w:r>
+              <w:rPr>
+                <w:sz w:val="18"/>
+              </w:rPr>
+              <w:t xml:space="preserve">. In UAT only, a dashed separator and</w:t>
+            </w:r>
+            <w:r>
+              <w:rPr>
+                <w:sz w:val="18"/>
+              </w:rPr>
+              <w:t xml:space="preserve"> </w:t>
+            </w:r>
+            <w:r>
+              <w:rPr>
+                <w:bCs/>
+                <w:b/>
+                <w:sz w:val="18"/>
+              </w:rPr>
+              <w:t xml:space="preserve">Đăng nhập bằng mã demo (UAT)</w:t>
+            </w:r>
+            <w:r>
+              <w:rPr>
+                <w:sz w:val="18"/>
+              </w:rPr>
+              <w:t xml:space="preserve"> </w:t>
+            </w:r>
+            <w:r>
+              <w:rPr>
+                <w:sz w:val="18"/>
+              </w:rPr>
+              <w:t xml:space="preserve">follow.</w:t>
+            </w:r>
+          </w:p>
+        </w:tc>
+      </w:tr>
+      <w:tr>
+        <w:tc>
+          <w:tcPr/>
+          <w:p>
+            <w:pPr>
+              <w:pStyle w:val="Compact"/>
+              <w:spacing w:before="20" w:after="20"/>
+              <w:jc w:val="left"/>
+            </w:pPr>
+            <w:r>
+              <w:rPr>
+                <w:bCs/>
+                <w:b/>
+                <w:sz w:val="18"/>
+              </w:rPr>
+              <w:t xml:space="preserve">Narrow screens</w:t>
+            </w:r>
+          </w:p>
+        </w:tc>
+        <w:tc>
+          <w:tcPr/>
+          <w:p>
+            <w:pPr>
+              <w:pStyle w:val="Compact"/>
+              <w:spacing w:before="20" w:after="20"/>
+              <w:jc w:val="left"/>
+            </w:pPr>
+            <w:r>
+              <w:rPr>
+                <w:sz w:val="18"/>
+              </w:rPr>
+              <w:t xml:space="preserve">Below 900 px the brand panel is hidden and the sign-in panel shows the TASCO logo at the top.</w:t>
             </w:r>
           </w:p>
         </w:tc>
@@ -7125,6 +8904,394 @@
         <w:pStyle w:val="BodyText"/>
       </w:pPr>
       <w:r>
+        <w:t xml:space="preserve">There are</w:t>
+      </w:r>
+      <w:r>
+        <w:t xml:space="preserve"> </w:t>
+      </w:r>
+      <w:r>
+        <w:rPr>
+          <w:bCs/>
+          <w:b/>
+        </w:rPr>
+        <w:t xml:space="preserve">no role shortcut or demo user buttons</w:t>
+      </w:r>
+      <w:r>
+        <w:t xml:space="preserve"> </w:t>
+      </w:r>
+      <w:r>
+        <w:t xml:space="preserve">on the sign-in screen. Errors appear in a</w:t>
+      </w:r>
+      <w:r>
+        <w:t xml:space="preserve"> </w:t>
+      </w:r>
+      <w:r>
+        <w:rPr>
+          <w:rStyle w:val="VerbatimChar"/>
+        </w:rPr>
+        <w:t xml:space="preserve">role="alert"</w:t>
+      </w:r>
+      <w:r>
+        <w:t xml:space="preserve"> </w:t>
+      </w:r>
+      <w:r>
+        <w:t xml:space="preserve">region under the fields, the password field is cleared after a failed attempt, and focus returns to it.</w:t>
+      </w:r>
+    </w:p>
+    <w:p>
+      <w:r>
+        <w:pict>
+          <v:rect style="width:0;height:1.5pt" o:hralign="center" o:hrstd="t" o:hr="t"/>
+        </w:pict>
+      </w:r>
+    </w:p>
+    <w:bookmarkEnd w:id="44"/>
+    <w:bookmarkEnd w:id="45"/>
+    <w:bookmarkStart w:id="51" w:name="Xddfabaa9d6f2b1d3fede18ac68a653b47a5f5f6"/>
+    <w:p>
+      <w:pPr>
+        <w:pStyle w:val="Heading2"/>
+      </w:pPr>
+      <w:r>
+        <w:t xml:space="preserve">5. Content style guide</w:t>
+      </w:r>
+    </w:p>
+    <w:bookmarkStart w:id="46" w:name="Xa25ddeeb8811d135f1aeb260aa33aa3775137fc"/>
+    <w:p>
+      <w:pPr>
+        <w:pStyle w:val="Heading3"/>
+      </w:pPr>
+      <w:r>
+        <w:t xml:space="preserve">5.1 Voice and tone</w:t>
+      </w:r>
+    </w:p>
+    <w:p>
+      <w:pPr>
+        <w:numPr>
+          <w:ilvl w:val="0"/>
+          <w:numId w:val="1007"/>
+        </w:numPr>
+        <w:pStyle w:val="Compact"/>
+      </w:pPr>
+      <w:r>
+        <w:rPr>
+          <w:bCs/>
+          <w:b/>
+        </w:rPr>
+        <w:t xml:space="preserve">Vietnamese-first.</w:t>
+      </w:r>
+      <w:r>
+        <w:t xml:space="preserve"> </w:t>
+      </w:r>
+      <w:r>
+        <w:t xml:space="preserve">All customer content is written in Vietnamese first, with English for staff review only. Staff UI defaults to Vietnamese with an EN toggle.</w:t>
+      </w:r>
+    </w:p>
+    <w:p>
+      <w:pPr>
+        <w:numPr>
+          <w:ilvl w:val="0"/>
+          <w:numId w:val="1007"/>
+        </w:numPr>
+        <w:pStyle w:val="Compact"/>
+      </w:pPr>
+      <w:r>
+        <w:rPr>
+          <w:bCs/>
+          <w:b/>
+        </w:rPr>
+        <w:t xml:space="preserve">Polite and warm.</w:t>
+      </w:r>
+      <w:r>
+        <w:t xml:space="preserve"> </w:t>
+      </w:r>
+      <w:r>
+        <w:t xml:space="preserve">Address customers as "Quý khách" in formal and voice contexts and "bạn" in app microcopy (VETC app convention). Be consistent within a screen.</w:t>
+      </w:r>
+    </w:p>
+    <w:p>
+      <w:pPr>
+        <w:numPr>
+          <w:ilvl w:val="0"/>
+          <w:numId w:val="1007"/>
+        </w:numPr>
+        <w:pStyle w:val="Compact"/>
+      </w:pPr>
+      <w:r>
+        <w:rPr>
+          <w:bCs/>
+          <w:b/>
+        </w:rPr>
+        <w:t xml:space="preserve">Plain language.</w:t>
+      </w:r>
+      <w:r>
+        <w:t xml:space="preserve"> </w:t>
+      </w:r>
+      <w:r>
+        <w:t xml:space="preserve">Short sentences (≤ 20 words), everyday words. Explain "TNDS" once as "bảo hiểm trách nhiệm dân sự bắt buộc".</w:t>
+      </w:r>
+    </w:p>
+    <w:p>
+      <w:pPr>
+        <w:numPr>
+          <w:ilvl w:val="0"/>
+          <w:numId w:val="1007"/>
+        </w:numPr>
+        <w:pStyle w:val="Compact"/>
+      </w:pPr>
+      <w:r>
+        <w:rPr>
+          <w:bCs/>
+          <w:b/>
+        </w:rPr>
+        <w:t xml:space="preserve">Reassuring and honest about security:</w:t>
+      </w:r>
+      <w:r>
+        <w:t xml:space="preserve"> </w:t>
+      </w:r>
+      <w:r>
+        <w:t xml:space="preserve">"VETC không bao giờ yêu cầu mã OTP hay thanh toán qua điện thoại."</w:t>
+      </w:r>
+    </w:p>
+    <w:bookmarkEnd w:id="46"/>
+    <w:bookmarkStart w:id="47" w:name="X36d99005cc3c86e74e8e9fab132b589b7cc7b2d"/>
+    <w:p>
+      <w:pPr>
+        <w:pStyle w:val="Heading3"/>
+      </w:pPr>
+      <w:r>
+        <w:t xml:space="preserve">5.2 No discount wording (mandatory)</w:t>
+      </w:r>
+    </w:p>
+    <w:p>
+      <w:pPr>
+        <w:pStyle w:val="FirstParagraph"/>
+      </w:pPr>
+      <w:r>
+        <w:t xml:space="preserve">The copy guard (</w:t>
+      </w:r>
+      <w:r>
+        <w:rPr>
+          <w:rStyle w:val="VerbatimChar"/>
+        </w:rPr>
+        <w:t xml:space="preserve">config/rules/copy_guard.json</w:t>
+      </w:r>
+      <w:r>
+        <w:t xml:space="preserve">) blocks these phrases in customer-facing rule content and at send time:</w:t>
+      </w:r>
+      <w:r>
+        <w:t xml:space="preserve"> </w:t>
+      </w:r>
+      <w:r>
+        <w:rPr>
+          <w:bCs/>
+          <w:b/>
+        </w:rPr>
+        <w:t xml:space="preserve">giảm giá, chiết khấu, hoàn tiền, khuyến mãi phí, rẻ hơn, discount, cashback, rebate, % off, cheaper, lower premium, price cut</w:t>
+      </w:r>
+      <w:r>
+        <w:t xml:space="preserve">. UI copy hard-coded in the front end must follow the same rule. It is reviewed in design review, because the guard only checks rule content.</w:t>
+      </w:r>
+    </w:p>
+    <w:tbl>
+      <w:tblPr>
+        <w:tblStyle w:val="Table"/>
+        <w:tblW w:type="pct" w:w="5000"/>
+        <w:tblLook w:firstRow="1" w:lastRow="0" w:firstColumn="0" w:lastColumn="0" w:noHBand="0" w:noVBand="0" w:val="0020"/>
+        <w:jc w:val="start"/>
+      </w:tblPr>
+      <w:tblGrid>
+        <w:gridCol w:w="3960"/>
+        <w:gridCol w:w="3960"/>
+      </w:tblGrid>
+      <w:tr>
+        <w:trPr>
+          <w:tblHeader w:val="true"/>
+          <w:tblHeader w:val="true"/>
+        </w:trPr>
+        <w:tc>
+          <w:tcPr>
+            <w:shd w:val="clear" w:color="auto" w:fill="213368"/>
+          </w:tcPr>
+          <w:p>
+            <w:pPr>
+              <w:pStyle w:val="Compact"/>
+              <w:spacing w:before="20" w:after="20"/>
+              <w:jc w:val="left"/>
+            </w:pPr>
+            <w:r>
+              <w:rPr>
+                <w:b/>
+                <w:color w:val="FFFFFF"/>
+                <w:sz w:val="18"/>
+              </w:rPr>
+              <w:t xml:space="preserve">Don't</w:t>
+            </w:r>
+          </w:p>
+        </w:tc>
+        <w:tc>
+          <w:tcPr>
+            <w:shd w:val="clear" w:color="auto" w:fill="213368"/>
+          </w:tcPr>
+          <w:p>
+            <w:pPr>
+              <w:pStyle w:val="Compact"/>
+              <w:spacing w:before="20" w:after="20"/>
+              <w:jc w:val="left"/>
+            </w:pPr>
+            <w:r>
+              <w:rPr>
+                <w:b/>
+                <w:color w:val="FFFFFF"/>
+                <w:sz w:val="18"/>
+              </w:rPr>
+              <w:t xml:space="preserve">Do</w:t>
+            </w:r>
+          </w:p>
+        </w:tc>
+      </w:tr>
+      <w:tr>
+        <w:tc>
+          <w:tcPr/>
+          <w:p>
+            <w:pPr>
+              <w:pStyle w:val="Compact"/>
+              <w:spacing w:before="20" w:after="20"/>
+              <w:jc w:val="left"/>
+            </w:pPr>
+            <w:r>
+              <w:rPr>
+                <w:sz w:val="18"/>
+              </w:rPr>
+              <w:t xml:space="preserve">"Giảm 10 % khi gia hạn qua VETC"</w:t>
+            </w:r>
+          </w:p>
+        </w:tc>
+        <w:tc>
+          <w:tcPr/>
+          <w:p>
+            <w:pPr>
+              <w:pStyle w:val="Compact"/>
+              <w:spacing w:before="20" w:after="20"/>
+              <w:jc w:val="left"/>
+            </w:pPr>
+            <w:r>
+              <w:rPr>
+                <w:sz w:val="18"/>
+              </w:rPr>
+              <w:t xml:space="preserve">"Gia hạn qua VETC: cứu hộ 24/7 và giấy chứng nhận điện tử ngay"</w:t>
+            </w:r>
+          </w:p>
+        </w:tc>
+      </w:tr>
+      <w:tr>
+        <w:tc>
+          <w:tcPr/>
+          <w:p>
+            <w:pPr>
+              <w:pStyle w:val="Compact"/>
+              <w:spacing w:before="20" w:after="20"/>
+              <w:jc w:val="left"/>
+            </w:pPr>
+            <w:r>
+              <w:rPr>
+                <w:sz w:val="18"/>
+              </w:rPr>
+              <w:t xml:space="preserve">"Rẻ hơn mua ngoài"</w:t>
+            </w:r>
+          </w:p>
+        </w:tc>
+        <w:tc>
+          <w:tcPr/>
+          <w:p>
+            <w:pPr>
+              <w:pStyle w:val="Compact"/>
+              <w:spacing w:before="20" w:after="20"/>
+              <w:jc w:val="left"/>
+            </w:pPr>
+            <w:r>
+              <w:rPr>
+                <w:sz w:val="18"/>
+              </w:rPr>
+              <w:t xml:space="preserve">"Phí theo quy định Nhà nước, giống mọi nơi"</w:t>
+            </w:r>
+          </w:p>
+        </w:tc>
+      </w:tr>
+      <w:tr>
+        <w:tc>
+          <w:tcPr/>
+          <w:p>
+            <w:pPr>
+              <w:pStyle w:val="Compact"/>
+              <w:spacing w:before="20" w:after="20"/>
+              <w:jc w:val="left"/>
+            </w:pPr>
+            <w:r>
+              <w:rPr>
+                <w:sz w:val="18"/>
+              </w:rPr>
+              <w:t xml:space="preserve">"Hoàn tiền vào ví"</w:t>
+            </w:r>
+          </w:p>
+        </w:tc>
+        <w:tc>
+          <w:tcPr/>
+          <w:p>
+            <w:pPr>
+              <w:pStyle w:val="Compact"/>
+              <w:spacing w:before="20" w:after="20"/>
+              <w:jc w:val="left"/>
+            </w:pPr>
+            <w:r>
+              <w:rPr>
+                <w:sz w:val="18"/>
+              </w:rPr>
+              <w:t xml:space="preserve">"Thanh toán bằng ví VETC, nhận giấy chứng nhận ngay"</w:t>
+            </w:r>
+          </w:p>
+        </w:tc>
+      </w:tr>
+      <w:tr>
+        <w:tc>
+          <w:tcPr/>
+          <w:p>
+            <w:pPr>
+              <w:pStyle w:val="Compact"/>
+              <w:spacing w:before="20" w:after="20"/>
+              <w:jc w:val="left"/>
+            </w:pPr>
+            <w:r>
+              <w:rPr>
+                <w:sz w:val="18"/>
+              </w:rPr>
+              <w:t xml:space="preserve">"Tích điểm khi xác nhận ngày hết hạn" (while loyalty is pending legal review)</w:t>
+            </w:r>
+          </w:p>
+        </w:tc>
+        <w:tc>
+          <w:tcPr/>
+          <w:p>
+            <w:pPr>
+              <w:pStyle w:val="Compact"/>
+              <w:spacing w:before="20" w:after="20"/>
+              <w:jc w:val="left"/>
+            </w:pPr>
+            <w:r>
+              <w:rPr>
+                <w:sz w:val="18"/>
+              </w:rPr>
+              <w:t xml:space="preserve">"Xác nhận ngày hết hạn để được nhắc đúng lúc"</w:t>
+            </w:r>
+          </w:p>
+        </w:tc>
+      </w:tr>
+    </w:tbl>
+    <w:p>
+      <w:pPr>
+        <w:pStyle w:val="BodyText"/>
+      </w:pPr>
+      <w:r>
         <w:t xml:space="preserve">Loyalty points or referral copy may appear</w:t>
       </w:r>
       <w:r>
@@ -7189,8 +9356,8 @@
         <w:t xml:space="preserve">is true).</w:t>
       </w:r>
     </w:p>
-    <w:bookmarkEnd w:id="46"/>
-    <w:bookmarkStart w:id="47" w:name="X5abeff2ba3cf98560b58b844fff15dee635ab96"/>
+    <w:bookmarkEnd w:id="47"/>
+    <w:bookmarkStart w:id="48" w:name="X5abeff2ba3cf98560b58b844fff15dee635ab96"/>
     <w:p>
       <w:pPr>
         <w:pStyle w:val="Heading3"/>
@@ -7223,12 +9390,14 @@
           <w:p>
             <w:pPr>
               <w:pStyle w:val="Compact"/>
+              <w:spacing w:before="20" w:after="20"/>
               <w:jc w:val="left"/>
             </w:pPr>
             <w:r>
               <w:rPr>
                 <w:b/>
                 <w:color w:val="FFFFFF"/>
+                <w:sz w:val="18"/>
               </w:rPr>
               <w:t xml:space="preserve">Item</w:t>
             </w:r>
@@ -7241,12 +9410,14 @@
           <w:p>
             <w:pPr>
               <w:pStyle w:val="Compact"/>
+              <w:spacing w:before="20" w:after="20"/>
               <w:jc w:val="left"/>
             </w:pPr>
             <w:r>
               <w:rPr>
                 <w:b/>
                 <w:color w:val="FFFFFF"/>
+                <w:sz w:val="18"/>
               </w:rPr>
               <w:t xml:space="preserve">Format</w:t>
             </w:r>
@@ -7259,12 +9430,14 @@
           <w:p>
             <w:pPr>
               <w:pStyle w:val="Compact"/>
+              <w:spacing w:before="20" w:after="20"/>
               <w:jc w:val="left"/>
             </w:pPr>
             <w:r>
               <w:rPr>
                 <w:b/>
                 <w:color w:val="FFFFFF"/>
+                <w:sz w:val="18"/>
               </w:rPr>
               <w:t xml:space="preserve">Example</w:t>
             </w:r>
@@ -7273,13 +9446,19 @@
       </w:tr>
       <w:tr>
         <w:tc>
-          <w:tcPr/>
-          <w:p>
-            <w:pPr>
-              <w:pStyle w:val="Compact"/>
-              <w:jc w:val="left"/>
-            </w:pPr>
-            <w:r>
+          <w:tcPr>
+            <w:noWrap/>
+          </w:tcPr>
+          <w:p>
+            <w:pPr>
+              <w:pStyle w:val="Compact"/>
+              <w:spacing w:before="20" w:after="20"/>
+              <w:jc w:val="left"/>
+            </w:pPr>
+            <w:r>
+              <w:rPr>
+                <w:sz w:val="18"/>
+              </w:rPr>
               <w:t xml:space="preserve">Date</w:t>
             </w:r>
           </w:p>
@@ -7289,11 +9468,13 @@
           <w:p>
             <w:pPr>
               <w:pStyle w:val="Compact"/>
+              <w:spacing w:before="20" w:after="20"/>
               <w:jc w:val="left"/>
             </w:pPr>
             <w:r>
               <w:rPr>
                 <w:rStyle w:val="VerbatimChar"/>
+                <w:sz w:val="18"/>
               </w:rPr>
               <w:t xml:space="preserve">dd/mm/yyyy</w:t>
             </w:r>
@@ -7304,9 +9485,13 @@
           <w:p>
             <w:pPr>
               <w:pStyle w:val="Compact"/>
-              <w:jc w:val="left"/>
-            </w:pPr>
-            <w:r>
+              <w:spacing w:before="20" w:after="20"/>
+              <w:jc w:val="left"/>
+            </w:pPr>
+            <w:r>
+              <w:rPr>
+                <w:sz w:val="18"/>
+              </w:rPr>
               <w:t xml:space="preserve">05/11/2026</w:t>
             </w:r>
           </w:p>
@@ -7318,9 +9503,13 @@
           <w:p>
             <w:pPr>
               <w:pStyle w:val="Compact"/>
-              <w:jc w:val="left"/>
-            </w:pPr>
-            <w:r>
+              <w:spacing w:before="20" w:after="20"/>
+              <w:jc w:val="left"/>
+            </w:pPr>
+            <w:r>
+              <w:rPr>
+                <w:sz w:val="18"/>
+              </w:rPr>
               <w:t xml:space="preserve">Date and time</w:t>
             </w:r>
           </w:p>
@@ -7330,18 +9519,26 @@
           <w:p>
             <w:pPr>
               <w:pStyle w:val="Compact"/>
+              <w:spacing w:before="20" w:after="20"/>
               <w:jc w:val="left"/>
             </w:pPr>
             <w:r>
               <w:rPr>
                 <w:rStyle w:val="VerbatimChar"/>
+                <w:sz w:val="18"/>
               </w:rPr>
               <w:t xml:space="preserve">HH:mm dd/mm/yyyy</w:t>
             </w:r>
             <w:r>
+              <w:rPr>
+                <w:sz w:val="18"/>
+              </w:rPr>
               <w:t xml:space="preserve"> </w:t>
             </w:r>
             <w:r>
+              <w:rPr>
+                <w:sz w:val="18"/>
+              </w:rPr>
               <w:t xml:space="preserve">(24-hour, ICT)</w:t>
             </w:r>
           </w:p>
@@ -7351,9 +9548,13 @@
           <w:p>
             <w:pPr>
               <w:pStyle w:val="Compact"/>
-              <w:jc w:val="left"/>
-            </w:pPr>
-            <w:r>
+              <w:spacing w:before="20" w:after="20"/>
+              <w:jc w:val="left"/>
+            </w:pPr>
+            <w:r>
+              <w:rPr>
+                <w:sz w:val="18"/>
+              </w:rPr>
               <w:t xml:space="preserve">14:30 05/11/2026</w:t>
             </w:r>
           </w:p>
@@ -7361,13 +9562,19 @@
       </w:tr>
       <w:tr>
         <w:tc>
-          <w:tcPr/>
-          <w:p>
-            <w:pPr>
-              <w:pStyle w:val="Compact"/>
-              <w:jc w:val="left"/>
-            </w:pPr>
-            <w:r>
+          <w:tcPr>
+            <w:noWrap/>
+          </w:tcPr>
+          <w:p>
+            <w:pPr>
+              <w:pStyle w:val="Compact"/>
+              <w:spacing w:before="20" w:after="20"/>
+              <w:jc w:val="left"/>
+            </w:pPr>
+            <w:r>
+              <w:rPr>
+                <w:sz w:val="18"/>
+              </w:rPr>
               <w:t xml:space="preserve">Money</w:t>
             </w:r>
           </w:p>
@@ -7377,9 +9584,13 @@
           <w:p>
             <w:pPr>
               <w:pStyle w:val="Compact"/>
-              <w:jc w:val="left"/>
-            </w:pPr>
-            <w:r>
+              <w:spacing w:before="20" w:after="20"/>
+              <w:jc w:val="left"/>
+            </w:pPr>
+            <w:r>
+              <w:rPr>
+                <w:sz w:val="18"/>
+              </w:rPr>
               <w:t xml:space="preserve">VND, dot as thousands separator, "₫" or "đồng" (voice)</w:t>
             </w:r>
           </w:p>
@@ -7389,9 +9600,13 @@
           <w:p>
             <w:pPr>
               <w:pStyle w:val="Compact"/>
-              <w:jc w:val="left"/>
-            </w:pPr>
-            <w:r>
+              <w:spacing w:before="20" w:after="20"/>
+              <w:jc w:val="left"/>
+            </w:pPr>
+            <w:r>
+              <w:rPr>
+                <w:sz w:val="18"/>
+              </w:rPr>
               <w:t xml:space="preserve">480.700 ₫</w:t>
             </w:r>
           </w:p>
@@ -7399,13 +9614,19 @@
       </w:tr>
       <w:tr>
         <w:tc>
-          <w:tcPr/>
-          <w:p>
-            <w:pPr>
-              <w:pStyle w:val="Compact"/>
-              <w:jc w:val="left"/>
-            </w:pPr>
-            <w:r>
+          <w:tcPr>
+            <w:noWrap/>
+          </w:tcPr>
+          <w:p>
+            <w:pPr>
+              <w:pStyle w:val="Compact"/>
+              <w:spacing w:before="20" w:after="20"/>
+              <w:jc w:val="left"/>
+            </w:pPr>
+            <w:r>
+              <w:rPr>
+                <w:sz w:val="18"/>
+              </w:rPr>
               <w:t xml:space="preserve">Plate</w:t>
             </w:r>
           </w:p>
@@ -7415,9 +9636,13 @@
           <w:p>
             <w:pPr>
               <w:pStyle w:val="Compact"/>
-              <w:jc w:val="left"/>
-            </w:pPr>
-            <w:r>
+              <w:spacing w:before="20" w:after="20"/>
+              <w:jc w:val="left"/>
+            </w:pPr>
+            <w:r>
+              <w:rPr>
+                <w:sz w:val="18"/>
+              </w:rPr>
               <w:t xml:space="preserve">Display format from normalisation</w:t>
             </w:r>
           </w:p>
@@ -7427,9 +9652,13 @@
           <w:p>
             <w:pPr>
               <w:pStyle w:val="Compact"/>
-              <w:jc w:val="left"/>
-            </w:pPr>
-            <w:r>
+              <w:spacing w:before="20" w:after="20"/>
+              <w:jc w:val="left"/>
+            </w:pPr>
+            <w:r>
+              <w:rPr>
+                <w:sz w:val="18"/>
+              </w:rPr>
               <w:t xml:space="preserve">30A-123.45</w:t>
             </w:r>
           </w:p>
@@ -7441,9 +9670,13 @@
           <w:p>
             <w:pPr>
               <w:pStyle w:val="Compact"/>
-              <w:jc w:val="left"/>
-            </w:pPr>
-            <w:r>
+              <w:spacing w:before="20" w:after="20"/>
+              <w:jc w:val="left"/>
+            </w:pPr>
+            <w:r>
+              <w:rPr>
+                <w:sz w:val="18"/>
+              </w:rPr>
               <w:t xml:space="preserve">Phone (masked)</w:t>
             </w:r>
           </w:p>
@@ -7453,24 +9686,38 @@
           <w:p>
             <w:pPr>
               <w:pStyle w:val="Compact"/>
-              <w:jc w:val="left"/>
-            </w:pPr>
-            <w:r>
+              <w:spacing w:before="20" w:after="20"/>
+              <w:jc w:val="left"/>
+            </w:pPr>
+            <w:r>
+              <w:rPr>
+                <w:sz w:val="18"/>
+              </w:rPr>
               <w:t xml:space="preserve">First 4 +</w:t>
             </w:r>
             <w:r>
+              <w:rPr>
+                <w:sz w:val="18"/>
+              </w:rPr>
               <w:t xml:space="preserve"> </w:t>
             </w:r>
             <w:r>
               <w:rPr>
                 <w:rStyle w:val="VerbatimChar"/>
+                <w:sz w:val="18"/>
               </w:rPr>
               <w:t xml:space="preserve">***</w:t>
             </w:r>
             <w:r>
+              <w:rPr>
+                <w:sz w:val="18"/>
+              </w:rPr>
               <w:t xml:space="preserve"> </w:t>
             </w:r>
             <w:r>
+              <w:rPr>
+                <w:sz w:val="18"/>
+              </w:rPr>
               <w:t xml:space="preserve">+ last 3</w:t>
             </w:r>
           </w:p>
@@ -7480,9 +9727,13 @@
           <w:p>
             <w:pPr>
               <w:pStyle w:val="Compact"/>
-              <w:jc w:val="left"/>
-            </w:pPr>
-            <w:r>
+              <w:spacing w:before="20" w:after="20"/>
+              <w:jc w:val="left"/>
+            </w:pPr>
+            <w:r>
+              <w:rPr>
+                <w:sz w:val="18"/>
+              </w:rPr>
               <w:t xml:space="preserve">0912***678</w:t>
             </w:r>
           </w:p>
@@ -7494,9 +9745,13 @@
           <w:p>
             <w:pPr>
               <w:pStyle w:val="Compact"/>
-              <w:jc w:val="left"/>
-            </w:pPr>
-            <w:r>
+              <w:spacing w:before="20" w:after="20"/>
+              <w:jc w:val="left"/>
+            </w:pPr>
+            <w:r>
+              <w:rPr>
+                <w:sz w:val="18"/>
+              </w:rPr>
               <w:t xml:space="preserve">Name (masked)</w:t>
             </w:r>
           </w:p>
@@ -7506,9 +9761,13 @@
           <w:p>
             <w:pPr>
               <w:pStyle w:val="Compact"/>
-              <w:jc w:val="left"/>
-            </w:pPr>
-            <w:r>
+              <w:spacing w:before="20" w:after="20"/>
+              <w:jc w:val="left"/>
+            </w:pPr>
+            <w:r>
+              <w:rPr>
+                <w:sz w:val="18"/>
+              </w:rPr>
               <w:t xml:space="preserve">Initials + last name</w:t>
             </w:r>
           </w:p>
@@ -7518,9 +9777,13 @@
           <w:p>
             <w:pPr>
               <w:pStyle w:val="Compact"/>
-              <w:jc w:val="left"/>
-            </w:pPr>
-            <w:r>
+              <w:spacing w:before="20" w:after="20"/>
+              <w:jc w:val="left"/>
+            </w:pPr>
+            <w:r>
+              <w:rPr>
+                <w:sz w:val="18"/>
+              </w:rPr>
               <w:t xml:space="preserve">N. V. An</w:t>
             </w:r>
           </w:p>
@@ -7528,13 +9791,19 @@
       </w:tr>
       <w:tr>
         <w:tc>
-          <w:tcPr/>
-          <w:p>
-            <w:pPr>
-              <w:pStyle w:val="Compact"/>
-              <w:jc w:val="left"/>
-            </w:pPr>
-            <w:r>
+          <w:tcPr>
+            <w:noWrap/>
+          </w:tcPr>
+          <w:p>
+            <w:pPr>
+              <w:pStyle w:val="Compact"/>
+              <w:spacing w:before="20" w:after="20"/>
+              <w:jc w:val="left"/>
+            </w:pPr>
+            <w:r>
+              <w:rPr>
+                <w:sz w:val="18"/>
+              </w:rPr>
               <w:t xml:space="preserve">Percent</w:t>
             </w:r>
           </w:p>
@@ -7544,9 +9813,13 @@
           <w:p>
             <w:pPr>
               <w:pStyle w:val="Compact"/>
-              <w:jc w:val="left"/>
-            </w:pPr>
-            <w:r>
+              <w:spacing w:before="20" w:after="20"/>
+              <w:jc w:val="left"/>
+            </w:pPr>
+            <w:r>
+              <w:rPr>
+                <w:sz w:val="18"/>
+              </w:rPr>
               <w:t xml:space="preserve">No space in Vietnamese</w:t>
             </w:r>
           </w:p>
@@ -7556,17 +9829,21 @@
           <w:p>
             <w:pPr>
               <w:pStyle w:val="Compact"/>
-              <w:jc w:val="left"/>
-            </w:pPr>
-            <w:r>
+              <w:spacing w:before="20" w:after="20"/>
+              <w:jc w:val="left"/>
+            </w:pPr>
+            <w:r>
+              <w:rPr>
+                <w:sz w:val="18"/>
+              </w:rPr>
               <w:t xml:space="preserve">85%</w:t>
             </w:r>
           </w:p>
         </w:tc>
       </w:tr>
     </w:tbl>
-    <w:bookmarkEnd w:id="47"/>
-    <w:bookmarkStart w:id="48" w:name="X203d4b2b061bef9b4f2eacffc8001f5ec3ba346"/>
+    <w:bookmarkEnd w:id="48"/>
+    <w:bookmarkStart w:id="49" w:name="X203d4b2b061bef9b4f2eacffc8001f5ec3ba346"/>
     <w:p>
       <w:pPr>
         <w:pStyle w:val="Heading3"/>
@@ -7608,22 +9885,7 @@
         <w:pStyle w:val="Compact"/>
       </w:pPr>
       <w:r>
-        <w:t xml:space="preserve">Errors: what happened + how to fix it, without blame (see</w:t>
-      </w:r>
-      <w:r>
-        <w:t xml:space="preserve"> </w:t>
-      </w:r>
-      <w:r>
-        <w:rPr>
-          <w:rStyle w:val="VerbatimChar"/>
-        </w:rPr>
-        <w:t xml:space="preserve">ux-standards-and-accessibility.md</w:t>
-      </w:r>
-      <w:r>
-        <w:t xml:space="preserve"> </w:t>
-      </w:r>
-      <w:r>
-        <w:t xml:space="preserve">§9).</w:t>
+        <w:t xml:space="preserve">Errors: what happened + how to fix it, without blame (see section 9 of the UX Standards and Accessibility document).</w:t>
       </w:r>
     </w:p>
     <w:p>
@@ -7668,8 +9930,8 @@
         <w:t xml:space="preserve">rule set. Do not invent new names.</w:t>
       </w:r>
     </w:p>
-    <w:bookmarkEnd w:id="48"/>
-    <w:bookmarkStart w:id="49" w:name="Xe27a36b16e5d476332ffea85e15b51d8a151227"/>
+    <w:bookmarkEnd w:id="49"/>
+    <w:bookmarkStart w:id="50" w:name="Xe27a36b16e5d476332ffea85e15b51d8a151227"/>
     <w:p>
       <w:pPr>
         <w:pStyle w:val="Heading3"/>
@@ -7702,12 +9964,14 @@
           <w:p>
             <w:pPr>
               <w:pStyle w:val="Compact"/>
+              <w:spacing w:before="20" w:after="20"/>
               <w:jc w:val="left"/>
             </w:pPr>
             <w:r>
               <w:rPr>
                 <w:b/>
                 <w:color w:val="FFFFFF"/>
+                <w:sz w:val="18"/>
               </w:rPr>
               <w:t xml:space="preserve">Vietnamese</w:t>
             </w:r>
@@ -7720,12 +9984,14 @@
           <w:p>
             <w:pPr>
               <w:pStyle w:val="Compact"/>
+              <w:spacing w:before="20" w:after="20"/>
               <w:jc w:val="left"/>
             </w:pPr>
             <w:r>
               <w:rPr>
                 <w:b/>
                 <w:color w:val="FFFFFF"/>
+                <w:sz w:val="18"/>
               </w:rPr>
               <w:t xml:space="preserve">English</w:t>
             </w:r>
@@ -7738,12 +10004,14 @@
           <w:p>
             <w:pPr>
               <w:pStyle w:val="Compact"/>
+              <w:spacing w:before="20" w:after="20"/>
               <w:jc w:val="left"/>
             </w:pPr>
             <w:r>
               <w:rPr>
                 <w:b/>
                 <w:color w:val="FFFFFF"/>
+                <w:sz w:val="18"/>
               </w:rPr>
               <w:t xml:space="preserve">Notes</w:t>
             </w:r>
@@ -7756,9 +10024,13 @@
           <w:p>
             <w:pPr>
               <w:pStyle w:val="Compact"/>
-              <w:jc w:val="left"/>
-            </w:pPr>
-            <w:r>
+              <w:spacing w:before="20" w:after="20"/>
+              <w:jc w:val="left"/>
+            </w:pPr>
+            <w:r>
+              <w:rPr>
+                <w:sz w:val="18"/>
+              </w:rPr>
               <w:t xml:space="preserve">Bảo hiểm TNDS bắt buộc</w:t>
             </w:r>
           </w:p>
@@ -7768,9 +10040,13 @@
           <w:p>
             <w:pPr>
               <w:pStyle w:val="Compact"/>
-              <w:jc w:val="left"/>
-            </w:pPr>
-            <w:r>
+              <w:spacing w:before="20" w:after="20"/>
+              <w:jc w:val="left"/>
+            </w:pPr>
+            <w:r>
+              <w:rPr>
+                <w:sz w:val="18"/>
+              </w:rPr>
               <w:t xml:space="preserve">Compulsory third-party liability (TNDS)</w:t>
             </w:r>
           </w:p>
@@ -7780,19 +10056,24 @@
           <w:p>
             <w:pPr>
               <w:pStyle w:val="Compact"/>
-            </w:pPr>
-          </w:p>
-        </w:tc>
-      </w:tr>
-      <w:tr>
-        <w:tc>
-          <w:tcPr/>
-          <w:p>
-            <w:pPr>
-              <w:pStyle w:val="Compact"/>
-              <w:jc w:val="left"/>
-            </w:pPr>
-            <w:r>
+              <w:spacing w:before="20" w:after="20"/>
+            </w:pPr>
+          </w:p>
+        </w:tc>
+      </w:tr>
+      <w:tr>
+        <w:tc>
+          <w:tcPr/>
+          <w:p>
+            <w:pPr>
+              <w:pStyle w:val="Compact"/>
+              <w:spacing w:before="20" w:after="20"/>
+              <w:jc w:val="left"/>
+            </w:pPr>
+            <w:r>
+              <w:rPr>
+                <w:sz w:val="18"/>
+              </w:rPr>
               <w:t xml:space="preserve">Giấy chứng nhận điện tử</w:t>
             </w:r>
           </w:p>
@@ -7802,9 +10083,13 @@
           <w:p>
             <w:pPr>
               <w:pStyle w:val="Compact"/>
-              <w:jc w:val="left"/>
-            </w:pPr>
-            <w:r>
+              <w:spacing w:before="20" w:after="20"/>
+              <w:jc w:val="left"/>
+            </w:pPr>
+            <w:r>
+              <w:rPr>
+                <w:sz w:val="18"/>
+              </w:rPr>
               <w:t xml:space="preserve">E-certificate</w:t>
             </w:r>
           </w:p>
@@ -7814,19 +10099,24 @@
           <w:p>
             <w:pPr>
               <w:pStyle w:val="Compact"/>
-            </w:pPr>
-          </w:p>
-        </w:tc>
-      </w:tr>
-      <w:tr>
-        <w:tc>
-          <w:tcPr/>
-          <w:p>
-            <w:pPr>
-              <w:pStyle w:val="Compact"/>
-              <w:jc w:val="left"/>
-            </w:pPr>
-            <w:r>
+              <w:spacing w:before="20" w:after="20"/>
+            </w:pPr>
+          </w:p>
+        </w:tc>
+      </w:tr>
+      <w:tr>
+        <w:tc>
+          <w:tcPr/>
+          <w:p>
+            <w:pPr>
+              <w:pStyle w:val="Compact"/>
+              <w:spacing w:before="20" w:after="20"/>
+              <w:jc w:val="left"/>
+            </w:pPr>
+            <w:r>
+              <w:rPr>
+                <w:sz w:val="18"/>
+              </w:rPr>
               <w:t xml:space="preserve">Gia hạn</w:t>
             </w:r>
           </w:p>
@@ -7836,9 +10126,13 @@
           <w:p>
             <w:pPr>
               <w:pStyle w:val="Compact"/>
-              <w:jc w:val="left"/>
-            </w:pPr>
-            <w:r>
+              <w:spacing w:before="20" w:after="20"/>
+              <w:jc w:val="left"/>
+            </w:pPr>
+            <w:r>
+              <w:rPr>
+                <w:sz w:val="18"/>
+              </w:rPr>
               <w:t xml:space="preserve">Renew</w:t>
             </w:r>
           </w:p>
@@ -7848,19 +10142,24 @@
           <w:p>
             <w:pPr>
               <w:pStyle w:val="Compact"/>
-            </w:pPr>
-          </w:p>
-        </w:tc>
-      </w:tr>
-      <w:tr>
-        <w:tc>
-          <w:tcPr/>
-          <w:p>
-            <w:pPr>
-              <w:pStyle w:val="Compact"/>
-              <w:jc w:val="left"/>
-            </w:pPr>
-            <w:r>
+              <w:spacing w:before="20" w:after="20"/>
+            </w:pPr>
+          </w:p>
+        </w:tc>
+      </w:tr>
+      <w:tr>
+        <w:tc>
+          <w:tcPr/>
+          <w:p>
+            <w:pPr>
+              <w:pStyle w:val="Compact"/>
+              <w:spacing w:before="20" w:after="20"/>
+              <w:jc w:val="left"/>
+            </w:pPr>
+            <w:r>
+              <w:rPr>
+                <w:sz w:val="18"/>
+              </w:rPr>
               <w:t xml:space="preserve">Hết hạn</w:t>
             </w:r>
           </w:p>
@@ -7870,9 +10169,13 @@
           <w:p>
             <w:pPr>
               <w:pStyle w:val="Compact"/>
-              <w:jc w:val="left"/>
-            </w:pPr>
-            <w:r>
+              <w:spacing w:before="20" w:after="20"/>
+              <w:jc w:val="left"/>
+            </w:pPr>
+            <w:r>
+              <w:rPr>
+                <w:sz w:val="18"/>
+              </w:rPr>
               <w:t xml:space="preserve">Expiry / expires</w:t>
             </w:r>
           </w:p>
@@ -7882,19 +10185,24 @@
           <w:p>
             <w:pPr>
               <w:pStyle w:val="Compact"/>
-            </w:pPr>
-          </w:p>
-        </w:tc>
-      </w:tr>
-      <w:tr>
-        <w:tc>
-          <w:tcPr/>
-          <w:p>
-            <w:pPr>
-              <w:pStyle w:val="Compact"/>
-              <w:jc w:val="left"/>
-            </w:pPr>
-            <w:r>
+              <w:spacing w:before="20" w:after="20"/>
+            </w:pPr>
+          </w:p>
+        </w:tc>
+      </w:tr>
+      <w:tr>
+        <w:tc>
+          <w:tcPr/>
+          <w:p>
+            <w:pPr>
+              <w:pStyle w:val="Compact"/>
+              <w:spacing w:before="20" w:after="20"/>
+              <w:jc w:val="left"/>
+            </w:pPr>
+            <w:r>
+              <w:rPr>
+                <w:sz w:val="18"/>
+              </w:rPr>
               <w:t xml:space="preserve">Cứu hộ giao thông 24/7</w:t>
             </w:r>
           </w:p>
@@ -7904,9 +10212,13 @@
           <w:p>
             <w:pPr>
               <w:pStyle w:val="Compact"/>
-              <w:jc w:val="left"/>
-            </w:pPr>
-            <w:r>
+              <w:spacing w:before="20" w:after="20"/>
+              <w:jc w:val="left"/>
+            </w:pPr>
+            <w:r>
+              <w:rPr>
+                <w:sz w:val="18"/>
+              </w:rPr>
               <w:t xml:space="preserve">24/7 roadside assistance</w:t>
             </w:r>
           </w:p>
@@ -7916,19 +10228,24 @@
           <w:p>
             <w:pPr>
               <w:pStyle w:val="Compact"/>
-            </w:pPr>
-          </w:p>
-        </w:tc>
-      </w:tr>
-      <w:tr>
-        <w:tc>
-          <w:tcPr/>
-          <w:p>
-            <w:pPr>
-              <w:pStyle w:val="Compact"/>
-              <w:jc w:val="left"/>
-            </w:pPr>
-            <w:r>
+              <w:spacing w:before="20" w:after="20"/>
+            </w:pPr>
+          </w:p>
+        </w:tc>
+      </w:tr>
+      <w:tr>
+        <w:tc>
+          <w:tcPr/>
+          <w:p>
+            <w:pPr>
+              <w:pStyle w:val="Compact"/>
+              <w:spacing w:before="20" w:after="20"/>
+              <w:jc w:val="left"/>
+            </w:pPr>
+            <w:r>
+              <w:rPr>
+                <w:sz w:val="18"/>
+              </w:rPr>
               <w:t xml:space="preserve">Đăng kiểm</w:t>
             </w:r>
           </w:p>
@@ -7938,9 +10255,13 @@
           <w:p>
             <w:pPr>
               <w:pStyle w:val="Compact"/>
-              <w:jc w:val="left"/>
-            </w:pPr>
-            <w:r>
+              <w:spacing w:before="20" w:after="20"/>
+              <w:jc w:val="left"/>
+            </w:pPr>
+            <w:r>
+              <w:rPr>
+                <w:sz w:val="18"/>
+              </w:rPr>
               <w:t xml:space="preserve">Vehicle inspection</w:t>
             </w:r>
           </w:p>
@@ -7950,19 +10271,24 @@
           <w:p>
             <w:pPr>
               <w:pStyle w:val="Compact"/>
-            </w:pPr>
-          </w:p>
-        </w:tc>
-      </w:tr>
-      <w:tr>
-        <w:tc>
-          <w:tcPr/>
-          <w:p>
-            <w:pPr>
-              <w:pStyle w:val="Compact"/>
-              <w:jc w:val="left"/>
-            </w:pPr>
-            <w:r>
+              <w:spacing w:before="20" w:after="20"/>
+            </w:pPr>
+          </w:p>
+        </w:tc>
+      </w:tr>
+      <w:tr>
+        <w:tc>
+          <w:tcPr/>
+          <w:p>
+            <w:pPr>
+              <w:pStyle w:val="Compact"/>
+              <w:spacing w:before="20" w:after="20"/>
+              <w:jc w:val="left"/>
+            </w:pPr>
+            <w:r>
+              <w:rPr>
+                <w:sz w:val="18"/>
+              </w:rPr>
               <w:t xml:space="preserve">Báo tai nạn</w:t>
             </w:r>
           </w:p>
@@ -7972,9 +10298,13 @@
           <w:p>
             <w:pPr>
               <w:pStyle w:val="Compact"/>
-              <w:jc w:val="left"/>
-            </w:pPr>
-            <w:r>
+              <w:spacing w:before="20" w:after="20"/>
+              <w:jc w:val="left"/>
+            </w:pPr>
+            <w:r>
+              <w:rPr>
+                <w:sz w:val="18"/>
+              </w:rPr>
               <w:t xml:space="preserve">Report an accident (FNOL)</w:t>
             </w:r>
           </w:p>
@@ -7984,19 +10314,24 @@
           <w:p>
             <w:pPr>
               <w:pStyle w:val="Compact"/>
-            </w:pPr>
-          </w:p>
-        </w:tc>
-      </w:tr>
-      <w:tr>
-        <w:tc>
-          <w:tcPr/>
-          <w:p>
-            <w:pPr>
-              <w:pStyle w:val="Compact"/>
-              <w:jc w:val="left"/>
-            </w:pPr>
-            <w:r>
+              <w:spacing w:before="20" w:after="20"/>
+            </w:pPr>
+          </w:p>
+        </w:tc>
+      </w:tr>
+      <w:tr>
+        <w:tc>
+          <w:tcPr/>
+          <w:p>
+            <w:pPr>
+              <w:pStyle w:val="Compact"/>
+              <w:spacing w:before="20" w:after="20"/>
+              <w:jc w:val="left"/>
+            </w:pPr>
+            <w:r>
+              <w:rPr>
+                <w:sz w:val="18"/>
+              </w:rPr>
               <w:t xml:space="preserve">Bảo hiểm tai nạn người ngồi trên xe</w:t>
             </w:r>
           </w:p>
@@ -8006,9 +10341,13 @@
           <w:p>
             <w:pPr>
               <w:pStyle w:val="Compact"/>
-              <w:jc w:val="left"/>
-            </w:pPr>
-            <w:r>
+              <w:spacing w:before="20" w:after="20"/>
+              <w:jc w:val="left"/>
+            </w:pPr>
+            <w:r>
+              <w:rPr>
+                <w:sz w:val="18"/>
+              </w:rPr>
               <w:t xml:space="preserve">Driver and passenger accident cover</w:t>
             </w:r>
           </w:p>
@@ -8018,11 +10357,13 @@
           <w:p>
             <w:pPr>
               <w:pStyle w:val="Compact"/>
+              <w:spacing w:before="20" w:after="20"/>
               <w:jc w:val="left"/>
             </w:pPr>
             <w:r>
               <w:rPr>
                 <w:rStyle w:val="VerbatimChar"/>
+                <w:sz w:val="18"/>
               </w:rPr>
               <w:t xml:space="preserve">PA_SEAT</w:t>
             </w:r>
@@ -8035,9 +10376,13 @@
           <w:p>
             <w:pPr>
               <w:pStyle w:val="Compact"/>
-              <w:jc w:val="left"/>
-            </w:pPr>
-            <w:r>
+              <w:spacing w:before="20" w:after="20"/>
+              <w:jc w:val="left"/>
+            </w:pPr>
+            <w:r>
+              <w:rPr>
+                <w:sz w:val="18"/>
+              </w:rPr>
               <w:t xml:space="preserve">Bảo hiểm vật chất xe</w:t>
             </w:r>
           </w:p>
@@ -8047,9 +10392,13 @@
           <w:p>
             <w:pPr>
               <w:pStyle w:val="Compact"/>
-              <w:jc w:val="left"/>
-            </w:pPr>
-            <w:r>
+              <w:spacing w:before="20" w:after="20"/>
+              <w:jc w:val="left"/>
+            </w:pPr>
+            <w:r>
+              <w:rPr>
+                <w:sz w:val="18"/>
+              </w:rPr>
               <w:t xml:space="preserve">Physical damage cover</w:t>
             </w:r>
           </w:p>
@@ -8059,11 +10408,13 @@
           <w:p>
             <w:pPr>
               <w:pStyle w:val="Compact"/>
+              <w:spacing w:before="20" w:after="20"/>
               <w:jc w:val="left"/>
             </w:pPr>
             <w:r>
               <w:rPr>
                 <w:rStyle w:val="VerbatimChar"/>
+                <w:sz w:val="18"/>
               </w:rPr>
               <w:t xml:space="preserve">MOTOR_PD</w:t>
             </w:r>
@@ -8076,9 +10427,13 @@
           <w:p>
             <w:pPr>
               <w:pStyle w:val="Compact"/>
-              <w:jc w:val="left"/>
-            </w:pPr>
-            <w:r>
+              <w:spacing w:before="20" w:after="20"/>
+              <w:jc w:val="left"/>
+            </w:pPr>
+            <w:r>
+              <w:rPr>
+                <w:sz w:val="18"/>
+              </w:rPr>
               <w:t xml:space="preserve">Ví VETC</w:t>
             </w:r>
           </w:p>
@@ -8088,9 +10443,13 @@
           <w:p>
             <w:pPr>
               <w:pStyle w:val="Compact"/>
-              <w:jc w:val="left"/>
-            </w:pPr>
-            <w:r>
+              <w:spacing w:before="20" w:after="20"/>
+              <w:jc w:val="left"/>
+            </w:pPr>
+            <w:r>
+              <w:rPr>
+                <w:sz w:val="18"/>
+              </w:rPr>
               <w:t xml:space="preserve">VETC wallet</w:t>
             </w:r>
           </w:p>
@@ -8100,19 +10459,24 @@
           <w:p>
             <w:pPr>
               <w:pStyle w:val="Compact"/>
-            </w:pPr>
-          </w:p>
-        </w:tc>
-      </w:tr>
-      <w:tr>
-        <w:tc>
-          <w:tcPr/>
-          <w:p>
-            <w:pPr>
-              <w:pStyle w:val="Compact"/>
-              <w:jc w:val="left"/>
-            </w:pPr>
-            <w:r>
+              <w:spacing w:before="20" w:after="20"/>
+            </w:pPr>
+          </w:p>
+        </w:tc>
+      </w:tr>
+      <w:tr>
+        <w:tc>
+          <w:tcPr/>
+          <w:p>
+            <w:pPr>
+              <w:pStyle w:val="Compact"/>
+              <w:spacing w:before="20" w:after="20"/>
+              <w:jc w:val="left"/>
+            </w:pPr>
+            <w:r>
+              <w:rPr>
+                <w:sz w:val="18"/>
+              </w:rPr>
               <w:t xml:space="preserve">Hộp việc telesales</w:t>
             </w:r>
           </w:p>
@@ -8122,9 +10486,13 @@
           <w:p>
             <w:pPr>
               <w:pStyle w:val="Compact"/>
-              <w:jc w:val="left"/>
-            </w:pPr>
-            <w:r>
+              <w:spacing w:before="20" w:after="20"/>
+              <w:jc w:val="left"/>
+            </w:pPr>
+            <w:r>
+              <w:rPr>
+                <w:sz w:val="18"/>
+              </w:rPr>
               <w:t xml:space="preserve">Telesales inbox</w:t>
             </w:r>
           </w:p>
@@ -8134,19 +10502,24 @@
           <w:p>
             <w:pPr>
               <w:pStyle w:val="Compact"/>
-            </w:pPr>
-          </w:p>
-        </w:tc>
-      </w:tr>
-      <w:tr>
-        <w:tc>
-          <w:tcPr/>
-          <w:p>
-            <w:pPr>
-              <w:pStyle w:val="Compact"/>
-              <w:jc w:val="left"/>
-            </w:pPr>
-            <w:r>
+              <w:spacing w:before="20" w:after="20"/>
+            </w:pPr>
+          </w:p>
+        </w:tc>
+      </w:tr>
+      <w:tr>
+        <w:tc>
+          <w:tcPr/>
+          <w:p>
+            <w:pPr>
+              <w:pStyle w:val="Compact"/>
+              <w:spacing w:before="20" w:after="20"/>
+              <w:jc w:val="left"/>
+            </w:pPr>
+            <w:r>
+              <w:rPr>
+                <w:sz w:val="18"/>
+              </w:rPr>
               <w:t xml:space="preserve">Hành động đề xuất</w:t>
             </w:r>
           </w:p>
@@ -8156,9 +10529,13 @@
           <w:p>
             <w:pPr>
               <w:pStyle w:val="Compact"/>
-              <w:jc w:val="left"/>
-            </w:pPr>
-            <w:r>
+              <w:spacing w:before="20" w:after="20"/>
+              <w:jc w:val="left"/>
+            </w:pPr>
+            <w:r>
+              <w:rPr>
+                <w:sz w:val="18"/>
+              </w:rPr>
               <w:t xml:space="preserve">Next best action</w:t>
             </w:r>
           </w:p>
@@ -8168,19 +10545,24 @@
           <w:p>
             <w:pPr>
               <w:pStyle w:val="Compact"/>
-            </w:pPr>
-          </w:p>
-        </w:tc>
-      </w:tr>
-      <w:tr>
-        <w:tc>
-          <w:tcPr/>
-          <w:p>
-            <w:pPr>
-              <w:pStyle w:val="Compact"/>
-              <w:jc w:val="left"/>
-            </w:pPr>
-            <w:r>
+              <w:spacing w:before="20" w:after="20"/>
+            </w:pPr>
+          </w:p>
+        </w:tc>
+      </w:tr>
+      <w:tr>
+        <w:tc>
+          <w:tcPr/>
+          <w:p>
+            <w:pPr>
+              <w:pStyle w:val="Compact"/>
+              <w:spacing w:before="20" w:after="20"/>
+              <w:jc w:val="left"/>
+            </w:pPr>
+            <w:r>
+              <w:rPr>
+                <w:sz w:val="18"/>
+              </w:rPr>
               <w:t xml:space="preserve">Quy tắc nghiệp vụ</w:t>
             </w:r>
           </w:p>
@@ -8190,9 +10572,13 @@
           <w:p>
             <w:pPr>
               <w:pStyle w:val="Compact"/>
-              <w:jc w:val="left"/>
-            </w:pPr>
-            <w:r>
+              <w:spacing w:before="20" w:after="20"/>
+              <w:jc w:val="left"/>
+            </w:pPr>
+            <w:r>
+              <w:rPr>
+                <w:sz w:val="18"/>
+              </w:rPr>
               <w:t xml:space="preserve">Rules studio</w:t>
             </w:r>
           </w:p>
@@ -8202,6 +10588,7 @@
           <w:p>
             <w:pPr>
               <w:pStyle w:val="Compact"/>
+              <w:spacing w:before="20" w:after="20"/>
             </w:pPr>
           </w:p>
         </w:tc>
@@ -8214,9 +10601,9 @@
         </w:pict>
       </w:r>
     </w:p>
-    <w:bookmarkEnd w:id="49"/>
     <w:bookmarkEnd w:id="50"/>
-    <w:bookmarkStart w:id="51" w:name="X07b7c30c66cfd22d6d5606500fecb990e493cd2"/>
+    <w:bookmarkEnd w:id="51"/>
+    <w:bookmarkStart w:id="52" w:name="X07b7c30c66cfd22d6d5606500fecb990e493cd2"/>
     <w:p>
       <w:pPr>
         <w:pStyle w:val="Heading2"/>
@@ -8381,12 +10768,14 @@
           <w:p>
             <w:pPr>
               <w:pStyle w:val="Compact"/>
+              <w:spacing w:before="20" w:after="20"/>
               <w:jc w:val="left"/>
             </w:pPr>
             <w:r>
               <w:rPr>
                 <w:b/>
                 <w:color w:val="FFFFFF"/>
+                <w:sz w:val="18"/>
               </w:rPr>
               <w:t xml:space="preserve">Concept</w:t>
             </w:r>
@@ -8399,12 +10788,14 @@
           <w:p>
             <w:pPr>
               <w:pStyle w:val="Compact"/>
+              <w:spacing w:before="20" w:after="20"/>
               <w:jc w:val="left"/>
             </w:pPr>
             <w:r>
               <w:rPr>
                 <w:b/>
                 <w:color w:val="FFFFFF"/>
+                <w:sz w:val="18"/>
               </w:rPr>
               <w:t xml:space="preserve">Icon</w:t>
             </w:r>
@@ -8417,9 +10808,13 @@
           <w:p>
             <w:pPr>
               <w:pStyle w:val="Compact"/>
-              <w:jc w:val="left"/>
-            </w:pPr>
-            <w:r>
+              <w:spacing w:before="20" w:after="20"/>
+              <w:jc w:val="left"/>
+            </w:pPr>
+            <w:r>
+              <w:rPr>
+                <w:sz w:val="18"/>
+              </w:rPr>
               <w:t xml:space="preserve">Home / dashboard</w:t>
             </w:r>
           </w:p>
@@ -8429,9 +10824,13 @@
           <w:p>
             <w:pPr>
               <w:pStyle w:val="Compact"/>
-              <w:jc w:val="left"/>
-            </w:pPr>
-            <w:r>
+              <w:spacing w:before="20" w:after="20"/>
+              <w:jc w:val="left"/>
+            </w:pPr>
+            <w:r>
+              <w:rPr>
+                <w:sz w:val="18"/>
+              </w:rPr>
               <w:t xml:space="preserve">layout-dashboard</w:t>
             </w:r>
           </w:p>
@@ -8443,9 +10842,13 @@
           <w:p>
             <w:pPr>
               <w:pStyle w:val="Compact"/>
-              <w:jc w:val="left"/>
-            </w:pPr>
-            <w:r>
+              <w:spacing w:before="20" w:after="20"/>
+              <w:jc w:val="left"/>
+            </w:pPr>
+            <w:r>
+              <w:rPr>
+                <w:sz w:val="18"/>
+              </w:rPr>
               <w:t xml:space="preserve">Telesales inbox</w:t>
             </w:r>
           </w:p>
@@ -8455,9 +10858,13 @@
           <w:p>
             <w:pPr>
               <w:pStyle w:val="Compact"/>
-              <w:jc w:val="left"/>
-            </w:pPr>
-            <w:r>
+              <w:spacing w:before="20" w:after="20"/>
+              <w:jc w:val="left"/>
+            </w:pPr>
+            <w:r>
+              <w:rPr>
+                <w:sz w:val="18"/>
+              </w:rPr>
               <w:t xml:space="preserve">phone-incoming</w:t>
             </w:r>
           </w:p>
@@ -8465,13 +10872,19 @@
       </w:tr>
       <w:tr>
         <w:tc>
-          <w:tcPr/>
-          <w:p>
-            <w:pPr>
-              <w:pStyle w:val="Compact"/>
-              <w:jc w:val="left"/>
-            </w:pPr>
-            <w:r>
+          <w:tcPr>
+            <w:noWrap/>
+          </w:tcPr>
+          <w:p>
+            <w:pPr>
+              <w:pStyle w:val="Compact"/>
+              <w:spacing w:before="20" w:after="20"/>
+              <w:jc w:val="left"/>
+            </w:pPr>
+            <w:r>
+              <w:rPr>
+                <w:sz w:val="18"/>
+              </w:rPr>
               <w:t xml:space="preserve">Leads</w:t>
             </w:r>
           </w:p>
@@ -8481,9 +10894,13 @@
           <w:p>
             <w:pPr>
               <w:pStyle w:val="Compact"/>
-              <w:jc w:val="left"/>
-            </w:pPr>
-            <w:r>
+              <w:spacing w:before="20" w:after="20"/>
+              <w:jc w:val="left"/>
+            </w:pPr>
+            <w:r>
+              <w:rPr>
+                <w:sz w:val="18"/>
+              </w:rPr>
               <w:t xml:space="preserve">star</w:t>
             </w:r>
           </w:p>
@@ -8495,9 +10912,13 @@
           <w:p>
             <w:pPr>
               <w:pStyle w:val="Compact"/>
-              <w:jc w:val="left"/>
-            </w:pPr>
-            <w:r>
+              <w:spacing w:before="20" w:after="20"/>
+              <w:jc w:val="left"/>
+            </w:pPr>
+            <w:r>
+              <w:rPr>
+                <w:sz w:val="18"/>
+              </w:rPr>
               <w:t xml:space="preserve">Voice bot</w:t>
             </w:r>
           </w:p>
@@ -8507,9 +10928,13 @@
           <w:p>
             <w:pPr>
               <w:pStyle w:val="Compact"/>
-              <w:jc w:val="left"/>
-            </w:pPr>
-            <w:r>
+              <w:spacing w:before="20" w:after="20"/>
+              <w:jc w:val="left"/>
+            </w:pPr>
+            <w:r>
+              <w:rPr>
+                <w:sz w:val="18"/>
+              </w:rPr>
               <w:t xml:space="preserve">mic</w:t>
             </w:r>
           </w:p>
@@ -8517,13 +10942,19 @@
       </w:tr>
       <w:tr>
         <w:tc>
-          <w:tcPr/>
-          <w:p>
-            <w:pPr>
-              <w:pStyle w:val="Compact"/>
-              <w:jc w:val="left"/>
-            </w:pPr>
-            <w:r>
+          <w:tcPr>
+            <w:noWrap/>
+          </w:tcPr>
+          <w:p>
+            <w:pPr>
+              <w:pStyle w:val="Compact"/>
+              <w:spacing w:before="20" w:after="20"/>
+              <w:jc w:val="left"/>
+            </w:pPr>
+            <w:r>
+              <w:rPr>
+                <w:sz w:val="18"/>
+              </w:rPr>
               <w:t xml:space="preserve">Claims</w:t>
             </w:r>
           </w:p>
@@ -8533,9 +10964,13 @@
           <w:p>
             <w:pPr>
               <w:pStyle w:val="Compact"/>
-              <w:jc w:val="left"/>
-            </w:pPr>
-            <w:r>
+              <w:spacing w:before="20" w:after="20"/>
+              <w:jc w:val="left"/>
+            </w:pPr>
+            <w:r>
+              <w:rPr>
+                <w:sz w:val="18"/>
+              </w:rPr>
               <w:t xml:space="preserve">life-buoy</w:t>
             </w:r>
           </w:p>
@@ -8543,13 +10978,19 @@
       </w:tr>
       <w:tr>
         <w:tc>
-          <w:tcPr/>
-          <w:p>
-            <w:pPr>
-              <w:pStyle w:val="Compact"/>
-              <w:jc w:val="left"/>
-            </w:pPr>
-            <w:r>
+          <w:tcPr>
+            <w:noWrap/>
+          </w:tcPr>
+          <w:p>
+            <w:pPr>
+              <w:pStyle w:val="Compact"/>
+              <w:spacing w:before="20" w:after="20"/>
+              <w:jc w:val="left"/>
+            </w:pPr>
+            <w:r>
+              <w:rPr>
+                <w:sz w:val="18"/>
+              </w:rPr>
               <w:t xml:space="preserve">Journeys</w:t>
             </w:r>
           </w:p>
@@ -8559,9 +11000,13 @@
           <w:p>
             <w:pPr>
               <w:pStyle w:val="Compact"/>
-              <w:jc w:val="left"/>
-            </w:pPr>
-            <w:r>
+              <w:spacing w:before="20" w:after="20"/>
+              <w:jc w:val="left"/>
+            </w:pPr>
+            <w:r>
+              <w:rPr>
+                <w:sz w:val="18"/>
+              </w:rPr>
               <w:t xml:space="preserve">route</w:t>
             </w:r>
           </w:p>
@@ -8569,13 +11014,19 @@
       </w:tr>
       <w:tr>
         <w:tc>
-          <w:tcPr/>
-          <w:p>
-            <w:pPr>
-              <w:pStyle w:val="Compact"/>
-              <w:jc w:val="left"/>
-            </w:pPr>
-            <w:r>
+          <w:tcPr>
+            <w:noWrap/>
+          </w:tcPr>
+          <w:p>
+            <w:pPr>
+              <w:pStyle w:val="Compact"/>
+              <w:spacing w:before="20" w:after="20"/>
+              <w:jc w:val="left"/>
+            </w:pPr>
+            <w:r>
+              <w:rPr>
+                <w:sz w:val="18"/>
+              </w:rPr>
               <w:t xml:space="preserve">Partners</w:t>
             </w:r>
           </w:p>
@@ -8585,9 +11036,13 @@
           <w:p>
             <w:pPr>
               <w:pStyle w:val="Compact"/>
-              <w:jc w:val="left"/>
-            </w:pPr>
-            <w:r>
+              <w:spacing w:before="20" w:after="20"/>
+              <w:jc w:val="left"/>
+            </w:pPr>
+            <w:r>
+              <w:rPr>
+                <w:sz w:val="18"/>
+              </w:rPr>
               <w:t xml:space="preserve">handshake</w:t>
             </w:r>
           </w:p>
@@ -8599,9 +11054,13 @@
           <w:p>
             <w:pPr>
               <w:pStyle w:val="Compact"/>
-              <w:jc w:val="left"/>
-            </w:pPr>
-            <w:r>
+              <w:spacing w:before="20" w:after="20"/>
+              <w:jc w:val="left"/>
+            </w:pPr>
+            <w:r>
+              <w:rPr>
+                <w:sz w:val="18"/>
+              </w:rPr>
               <w:t xml:space="preserve">Rules studio</w:t>
             </w:r>
           </w:p>
@@ -8611,9 +11070,13 @@
           <w:p>
             <w:pPr>
               <w:pStyle w:val="Compact"/>
-              <w:jc w:val="left"/>
-            </w:pPr>
-            <w:r>
+              <w:spacing w:before="20" w:after="20"/>
+              <w:jc w:val="left"/>
+            </w:pPr>
+            <w:r>
+              <w:rPr>
+                <w:sz w:val="18"/>
+              </w:rPr>
               <w:t xml:space="preserve">scale</w:t>
             </w:r>
           </w:p>
@@ -8625,9 +11088,13 @@
           <w:p>
             <w:pPr>
               <w:pStyle w:val="Compact"/>
-              <w:jc w:val="left"/>
-            </w:pPr>
-            <w:r>
+              <w:spacing w:before="20" w:after="20"/>
+              <w:jc w:val="left"/>
+            </w:pPr>
+            <w:r>
+              <w:rPr>
+                <w:sz w:val="18"/>
+              </w:rPr>
               <w:t xml:space="preserve">Data quality</w:t>
             </w:r>
           </w:p>
@@ -8637,9 +11104,13 @@
           <w:p>
             <w:pPr>
               <w:pStyle w:val="Compact"/>
-              <w:jc w:val="left"/>
-            </w:pPr>
-            <w:r>
+              <w:spacing w:before="20" w:after="20"/>
+              <w:jc w:val="left"/>
+            </w:pPr>
+            <w:r>
+              <w:rPr>
+                <w:sz w:val="18"/>
+              </w:rPr>
               <w:t xml:space="preserve">badge-check</w:t>
             </w:r>
           </w:p>
@@ -8647,13 +11118,19 @@
       </w:tr>
       <w:tr>
         <w:tc>
-          <w:tcPr/>
-          <w:p>
-            <w:pPr>
-              <w:pStyle w:val="Compact"/>
-              <w:jc w:val="left"/>
-            </w:pPr>
-            <w:r>
+          <w:tcPr>
+            <w:noWrap/>
+          </w:tcPr>
+          <w:p>
+            <w:pPr>
+              <w:pStyle w:val="Compact"/>
+              <w:spacing w:before="20" w:after="20"/>
+              <w:jc w:val="left"/>
+            </w:pPr>
+            <w:r>
+              <w:rPr>
+                <w:sz w:val="18"/>
+              </w:rPr>
               <w:t xml:space="preserve">Audit</w:t>
             </w:r>
           </w:p>
@@ -8663,9 +11140,13 @@
           <w:p>
             <w:pPr>
               <w:pStyle w:val="Compact"/>
-              <w:jc w:val="left"/>
-            </w:pPr>
-            <w:r>
+              <w:spacing w:before="20" w:after="20"/>
+              <w:jc w:val="left"/>
+            </w:pPr>
+            <w:r>
+              <w:rPr>
+                <w:sz w:val="18"/>
+              </w:rPr>
               <w:t xml:space="preserve">link (chain)</w:t>
             </w:r>
           </w:p>
@@ -8673,13 +11154,19 @@
       </w:tr>
       <w:tr>
         <w:tc>
-          <w:tcPr/>
-          <w:p>
-            <w:pPr>
-              <w:pStyle w:val="Compact"/>
-              <w:jc w:val="left"/>
-            </w:pPr>
-            <w:r>
+          <w:tcPr>
+            <w:noWrap/>
+          </w:tcPr>
+          <w:p>
+            <w:pPr>
+              <w:pStyle w:val="Compact"/>
+              <w:spacing w:before="20" w:after="20"/>
+              <w:jc w:val="left"/>
+            </w:pPr>
+            <w:r>
+              <w:rPr>
+                <w:sz w:val="18"/>
+              </w:rPr>
               <w:t xml:space="preserve">Users</w:t>
             </w:r>
           </w:p>
@@ -8689,9 +11176,13 @@
           <w:p>
             <w:pPr>
               <w:pStyle w:val="Compact"/>
-              <w:jc w:val="left"/>
-            </w:pPr>
-            <w:r>
+              <w:spacing w:before="20" w:after="20"/>
+              <w:jc w:val="left"/>
+            </w:pPr>
+            <w:r>
+              <w:rPr>
+                <w:sz w:val="18"/>
+              </w:rPr>
               <w:t xml:space="preserve">users</w:t>
             </w:r>
           </w:p>
@@ -8699,13 +11190,19 @@
       </w:tr>
       <w:tr>
         <w:tc>
-          <w:tcPr/>
-          <w:p>
-            <w:pPr>
-              <w:pStyle w:val="Compact"/>
-              <w:jc w:val="left"/>
-            </w:pPr>
-            <w:r>
+          <w:tcPr>
+            <w:noWrap/>
+          </w:tcPr>
+          <w:p>
+            <w:pPr>
+              <w:pStyle w:val="Compact"/>
+              <w:spacing w:before="20" w:after="20"/>
+              <w:jc w:val="left"/>
+            </w:pPr>
+            <w:r>
+              <w:rPr>
+                <w:sz w:val="18"/>
+              </w:rPr>
               <w:t xml:space="preserve">Operations</w:t>
             </w:r>
           </w:p>
@@ -8715,9 +11212,13 @@
           <w:p>
             <w:pPr>
               <w:pStyle w:val="Compact"/>
-              <w:jc w:val="left"/>
-            </w:pPr>
-            <w:r>
+              <w:spacing w:before="20" w:after="20"/>
+              <w:jc w:val="left"/>
+            </w:pPr>
+            <w:r>
+              <w:rPr>
+                <w:sz w:val="18"/>
+              </w:rPr>
               <w:t xml:space="preserve">settings</w:t>
             </w:r>
           </w:p>
@@ -8729,9 +11230,13 @@
           <w:p>
             <w:pPr>
               <w:pStyle w:val="Compact"/>
-              <w:jc w:val="left"/>
-            </w:pPr>
-            <w:r>
+              <w:spacing w:before="20" w:after="20"/>
+              <w:jc w:val="left"/>
+            </w:pPr>
+            <w:r>
+              <w:rPr>
+                <w:sz w:val="18"/>
+              </w:rPr>
               <w:t xml:space="preserve">Roadside assistance</w:t>
             </w:r>
           </w:p>
@@ -8741,9 +11246,13 @@
           <w:p>
             <w:pPr>
               <w:pStyle w:val="Compact"/>
-              <w:jc w:val="left"/>
-            </w:pPr>
-            <w:r>
+              <w:spacing w:before="20" w:after="20"/>
+              <w:jc w:val="left"/>
+            </w:pPr>
+            <w:r>
+              <w:rPr>
+                <w:sz w:val="18"/>
+              </w:rPr>
               <w:t xml:space="preserve">truck</w:t>
             </w:r>
           </w:p>
@@ -8751,13 +11260,19 @@
       </w:tr>
       <w:tr>
         <w:tc>
-          <w:tcPr/>
-          <w:p>
-            <w:pPr>
-              <w:pStyle w:val="Compact"/>
-              <w:jc w:val="left"/>
-            </w:pPr>
-            <w:r>
+          <w:tcPr>
+            <w:noWrap/>
+          </w:tcPr>
+          <w:p>
+            <w:pPr>
+              <w:pStyle w:val="Compact"/>
+              <w:spacing w:before="20" w:after="20"/>
+              <w:jc w:val="left"/>
+            </w:pPr>
+            <w:r>
+              <w:rPr>
+                <w:sz w:val="18"/>
+              </w:rPr>
               <w:t xml:space="preserve">E-certificate</w:t>
             </w:r>
           </w:p>
@@ -8767,9 +11282,13 @@
           <w:p>
             <w:pPr>
               <w:pStyle w:val="Compact"/>
-              <w:jc w:val="left"/>
-            </w:pPr>
-            <w:r>
+              <w:spacing w:before="20" w:after="20"/>
+              <w:jc w:val="left"/>
+            </w:pPr>
+            <w:r>
+              <w:rPr>
+                <w:sz w:val="18"/>
+              </w:rPr>
               <w:t xml:space="preserve">qr-code</w:t>
             </w:r>
           </w:p>
@@ -8781,9 +11300,13 @@
           <w:p>
             <w:pPr>
               <w:pStyle w:val="Compact"/>
-              <w:jc w:val="left"/>
-            </w:pPr>
-            <w:r>
+              <w:spacing w:before="20" w:after="20"/>
+              <w:jc w:val="left"/>
+            </w:pPr>
+            <w:r>
+              <w:rPr>
+                <w:sz w:val="18"/>
+              </w:rPr>
               <w:t xml:space="preserve">Auto renew</w:t>
             </w:r>
           </w:p>
@@ -8793,9 +11316,13 @@
           <w:p>
             <w:pPr>
               <w:pStyle w:val="Compact"/>
-              <w:jc w:val="left"/>
-            </w:pPr>
-            <w:r>
+              <w:spacing w:before="20" w:after="20"/>
+              <w:jc w:val="left"/>
+            </w:pPr>
+            <w:r>
+              <w:rPr>
+                <w:sz w:val="18"/>
+              </w:rPr>
               <w:t xml:space="preserve">refresh-cw</w:t>
             </w:r>
           </w:p>
@@ -8803,13 +11330,19 @@
       </w:tr>
       <w:tr>
         <w:tc>
-          <w:tcPr/>
-          <w:p>
-            <w:pPr>
-              <w:pStyle w:val="Compact"/>
-              <w:jc w:val="left"/>
-            </w:pPr>
-            <w:r>
+          <w:tcPr>
+            <w:noWrap/>
+          </w:tcPr>
+          <w:p>
+            <w:pPr>
+              <w:pStyle w:val="Compact"/>
+              <w:spacing w:before="20" w:after="20"/>
+              <w:jc w:val="left"/>
+            </w:pPr>
+            <w:r>
+              <w:rPr>
+                <w:sz w:val="18"/>
+              </w:rPr>
               <w:t xml:space="preserve">Inspection</w:t>
             </w:r>
           </w:p>
@@ -8819,9 +11352,13 @@
           <w:p>
             <w:pPr>
               <w:pStyle w:val="Compact"/>
-              <w:jc w:val="left"/>
-            </w:pPr>
-            <w:r>
+              <w:spacing w:before="20" w:after="20"/>
+              <w:jc w:val="left"/>
+            </w:pPr>
+            <w:r>
+              <w:rPr>
+                <w:sz w:val="18"/>
+              </w:rPr>
               <w:t xml:space="preserve">clipboard-check</w:t>
             </w:r>
           </w:p>
@@ -8829,13 +11366,19 @@
       </w:tr>
       <w:tr>
         <w:tc>
-          <w:tcPr/>
-          <w:p>
-            <w:pPr>
-              <w:pStyle w:val="Compact"/>
-              <w:jc w:val="left"/>
-            </w:pPr>
-            <w:r>
+          <w:tcPr>
+            <w:noWrap/>
+          </w:tcPr>
+          <w:p>
+            <w:pPr>
+              <w:pStyle w:val="Compact"/>
+              <w:spacing w:before="20" w:after="20"/>
+              <w:jc w:val="left"/>
+            </w:pPr>
+            <w:r>
+              <w:rPr>
+                <w:sz w:val="18"/>
+              </w:rPr>
               <w:t xml:space="preserve">Help</w:t>
             </w:r>
           </w:p>
@@ -8845,9 +11388,13 @@
           <w:p>
             <w:pPr>
               <w:pStyle w:val="Compact"/>
-              <w:jc w:val="left"/>
-            </w:pPr>
-            <w:r>
+              <w:spacing w:before="20" w:after="20"/>
+              <w:jc w:val="left"/>
+            </w:pPr>
+            <w:r>
+              <w:rPr>
+                <w:sz w:val="18"/>
+              </w:rPr>
               <w:t xml:space="preserve">circle-help</w:t>
             </w:r>
           </w:p>
@@ -8859,9 +11406,13 @@
           <w:p>
             <w:pPr>
               <w:pStyle w:val="Compact"/>
-              <w:jc w:val="left"/>
-            </w:pPr>
-            <w:r>
+              <w:spacing w:before="20" w:after="20"/>
+              <w:jc w:val="left"/>
+            </w:pPr>
+            <w:r>
+              <w:rPr>
+                <w:sz w:val="18"/>
+              </w:rPr>
               <w:t xml:space="preserve">PII masked</w:t>
             </w:r>
           </w:p>
@@ -8871,9 +11422,13 @@
           <w:p>
             <w:pPr>
               <w:pStyle w:val="Compact"/>
-              <w:jc w:val="left"/>
-            </w:pPr>
-            <w:r>
+              <w:spacing w:before="20" w:after="20"/>
+              <w:jc w:val="left"/>
+            </w:pPr>
+            <w:r>
+              <w:rPr>
+                <w:sz w:val="18"/>
+              </w:rPr>
               <w:t xml:space="preserve">eye-off</w:t>
             </w:r>
           </w:p>
@@ -8887,8 +11442,8 @@
         </w:pict>
       </w:r>
     </w:p>
-    <w:bookmarkEnd w:id="51"/>
-    <w:bookmarkStart w:id="52" w:name="Xa11c91621eb8511c94e4317d9848314cccedffc"/>
+    <w:bookmarkEnd w:id="52"/>
+    <w:bookmarkStart w:id="53" w:name="Xa11c91621eb8511c94e4317d9848314cccedffc"/>
     <w:p>
       <w:pPr>
         <w:pStyle w:val="Heading2"/>
@@ -8948,7 +11503,7 @@
         <w:t xml:space="preserve">Contrast is checked for every new token pairing, light and dark (target AA: 4.5:1 for text, 3:1 for UI components and focus indicators).</w:t>
       </w:r>
     </w:p>
-    <w:bookmarkEnd w:id="52"/>
+    <w:bookmarkEnd w:id="53"/>
     <w:sectPr>
       <w:headerReference r:id="rId9" w:type="default"/>
       <w:footerReference r:id="rId10" w:type="default"/>
@@ -8972,7 +11527,7 @@
     </w:pPr>
     <w:r>
       <w:rPr>
-        <w:rFonts w:ascii="Arial" w:hAnsi="Arial"/>
+        <w:rFonts w:ascii="Calibri" w:hAnsi="Calibri"/>
         <w:sz w:val="16"/>
       </w:rPr>
       <w:t xml:space="preserve">Prepared by iorta TechNXT · Confidential · Page </w:t>
@@ -9017,7 +11572,7 @@
     </w:pPr>
     <w:r>
       <w:rPr>
-        <w:rFonts w:ascii="Arial" w:hAnsi="Arial"/>
+        <w:rFonts w:ascii="Calibri" w:hAnsi="Calibri"/>
         <w:color w:val="213368"/>
         <w:sz w:val="16"/>
       </w:rPr>
@@ -9239,9 +11794,9 @@
     <w:name w:val="Normal"/>
     <w:qFormat/>
     <w:rPr>
-      <w:rFonts w:ascii="Arial" w:cs="Arial" w:eastAsia="Arial" w:hAnsi="Arial"/>
+      <w:rFonts w:ascii="Calibri" w:cs="Calibri" w:eastAsia="Calibri" w:hAnsi="Calibri"/>
       <w:color w:val="121A33"/>
-      <w:sz w:val="21"/>
+      <w:sz w:val="22"/>
     </w:rPr>
   </w:style>
   <w:style w:styleId="BodyText" w:type="paragraph">
@@ -9253,9 +11808,9 @@
     </w:pPr>
     <w:qFormat/>
     <w:rPr>
-      <w:rFonts w:ascii="Arial" w:cs="Arial" w:eastAsia="Arial" w:hAnsi="Arial"/>
+      <w:rFonts w:ascii="Calibri" w:cs="Calibri" w:eastAsia="Calibri" w:hAnsi="Calibri"/>
       <w:color w:val="121A33"/>
-      <w:sz w:val="21"/>
+      <w:sz w:val="22"/>
     </w:rPr>
   </w:style>
   <w:style w:customStyle="1" w:styleId="FirstParagraph" w:type="paragraph">
@@ -9264,9 +11819,9 @@
     <w:next w:val="BodyText"/>
     <w:qFormat/>
     <w:rPr>
-      <w:rFonts w:ascii="Arial" w:cs="Arial" w:eastAsia="Arial" w:hAnsi="Arial"/>
+      <w:rFonts w:ascii="Calibri" w:cs="Calibri" w:eastAsia="Calibri" w:hAnsi="Calibri"/>
       <w:color w:val="121A33"/>
-      <w:sz w:val="21"/>
+      <w:sz w:val="22"/>
     </w:rPr>
   </w:style>
   <w:style w:customStyle="1" w:styleId="Compact" w:type="paragraph">
@@ -9277,9 +11832,9 @@
       <w:spacing w:after="36" w:before="36"/>
     </w:pPr>
     <w:rPr>
-      <w:rFonts w:ascii="Arial" w:cs="Arial" w:eastAsia="Arial" w:hAnsi="Arial"/>
+      <w:rFonts w:ascii="Calibri" w:cs="Calibri" w:eastAsia="Calibri" w:hAnsi="Calibri"/>
       <w:color w:val="121A33"/>
-      <w:sz w:val="21"/>
+      <w:sz w:val="22"/>
     </w:rPr>
   </w:style>
   <w:style w:styleId="Title" w:type="paragraph">
@@ -9294,11 +11849,11 @@
       <w:jc w:val="center"/>
     </w:pPr>
     <w:rPr>
-      <w:rFonts w:ascii="Arial" w:asciiTheme="majorHAnsi" w:cs="Arial" w:cstheme="majorBidi" w:eastAsia="Arial" w:eastAsiaTheme="majorEastAsia" w:hAnsi="Arial" w:hAnsiTheme="majorHAnsi"/>
+      <w:rFonts w:ascii="Calibri" w:asciiTheme="majorHAnsi" w:cs="Calibri" w:cstheme="majorBidi" w:eastAsia="Calibri" w:eastAsiaTheme="majorEastAsia" w:hAnsi="Calibri" w:hAnsiTheme="majorHAnsi"/>
       <w:b/>
       <w:bCs/>
       <w:color w:val="213368"/>
-      <w:sz w:val="48"/>
+      <w:sz w:val="52"/>
       <w:szCs w:val="36"/>
     </w:rPr>
   </w:style>
@@ -9314,7 +11869,7 @@
       <w:jc w:val="center"/>
     </w:pPr>
     <w:rPr>
-      <w:rFonts w:ascii="Arial" w:cs="Arial" w:eastAsia="Arial" w:hAnsi="Arial"/>
+      <w:rFonts w:ascii="Calibri" w:cs="Calibri" w:eastAsia="Calibri" w:hAnsi="Calibri"/>
       <w:b w:val="0"/>
       <w:color w:val="0B6B66"/>
       <w:sz w:val="26"/>
@@ -9583,9 +12138,9 @@
       <w:ind w:firstLine="0" w:left="480" w:right="480"/>
     </w:pPr>
     <w:rPr>
-      <w:rFonts w:ascii="Arial" w:cs="Arial" w:eastAsia="Arial" w:hAnsi="Arial"/>
+      <w:rFonts w:ascii="Calibri" w:cs="Calibri" w:eastAsia="Calibri" w:hAnsi="Calibri"/>
       <w:color w:val="121A33"/>
-      <w:sz w:val="21"/>
+      <w:sz w:val="22"/>
     </w:rPr>
   </w:style>
   <w:style w:styleId="FootnoteText" w:type="paragraph">
@@ -9608,7 +12163,7 @@
     <w:unhideWhenUsed/>
     <w:qFormat/>
     <w:rPr>
-      <w:rFonts w:ascii="Arial" w:cs="Arial" w:eastAsia="Arial" w:hAnsi="Arial"/>
+      <w:rFonts w:ascii="Calibri" w:cs="Calibri" w:eastAsia="Calibri" w:hAnsi="Calibri"/>
       <w:sz w:val="18"/>
     </w:rPr>
     <w:tblPr>
@@ -9704,7 +12259,8 @@
     <w:basedOn w:val="BodyTextChar"/>
     <w:rPr>
       <w:rFonts w:ascii="Consolas" w:cs="Consolas" w:eastAsia="Consolas" w:hAnsi="Consolas"/>
-      <w:sz w:val="17"/>
+      <w:color w:val="2A3A6E"/>
+      <w:sz w:val="18"/>
     </w:rPr>
   </w:style>
   <w:style w:customStyle="1" w:styleId="SectionNumber" w:type="character">
